--- a/eng/docx/015.content.docx
+++ b/eng/docx/015.content.docx
@@ -19,7 +19,7 @@
         <w:rPr>
           <w:lang w:val="en_US" w:bidi="en_US"/>
         </w:rPr>
-        <w:t>Resource: Study Notes - Profiles (Tyndale)</w:t>
+        <w:t>Resource: Tyndale Open Study Notes</w:t>
       </w:r>
       <w:r>
         <w:rPr>
@@ -112,7 +112,7 @@
         <w:rPr>
           <w:lang w:val="en_US" w:bidi="en_US"/>
         </w:rPr>
-        <w:t>Study Notes - Profiles (Tyndale)</w:t>
+        <w:t>Tyndale Open Study Notes</w:t>
       </w:r>
     </w:p>
     <w:p>
@@ -150,26 +150,6 @@
           <w:lang w:val="en_US" w:bidi="en_US"/>
         </w:rPr>
         <w:t>S</w:t>
-      </w:r>
-      <w:r>
-        <w:rPr>
-          <w:lang w:val="en_US" w:bidi="en_US"/>
-        </w:rPr>
-      </w:r>
-    </w:p>
-    <w:p>
-      <w:pPr/>
-      <w:r>
-        <w:rPr>
-          <w:lang w:val="en_US" w:bidi="en_US"/>
-        </w:rPr>
-      </w:r>
-      <w:r>
-        <w:rPr>
-          <w:i/>
-          <w:lang w:val="en_US" w:bidi="en_US"/>
-        </w:rPr>
-        <w:t>Samaritans, Samson, Samuel, Sarah, Satan, Saul, Simon Peter, Solomon, Stephen</w:t>
       </w:r>
       <w:r>
         <w:rPr>

--- a/eng/docx/015.content.docx
+++ b/eng/docx/015.content.docx
@@ -922,7 +922,7 @@
         <w:rPr>
           <w:lang w:val="en_US" w:bidi="en_US"/>
         </w:rPr>
-        <w:t>During Jesus's time, Jews avoided traveling through Samaria because they saw its people as hostile and impure. When Jesus traveled through Samaria and met a Samaritan woman, the tensions of this relationship were clear. Someone living in the first century would hardly expect Jesus and the woman to acknowledge each other, let alone speak. Yet Jesus went beyond his ethnic identity and invited even a Samaritan woman with a bad reputation to believe.</w:t>
+        <w:t>In the time of Jesus, Jews avoided traveling through Samaria because they saw its people as hostile and impure. When Jesus traveled through Samaria and met a Samaritan woman, the tensions of this relationship were clear. Someone living in the first century would hardly expect Jesus and the woman to acknowledge each other, let alone speak. Yet Jesus went beyond his ethnic identity and invited even a Samaritan woman with a bad reputation to believe.</w:t>
       </w:r>
     </w:p>
     <w:p>
@@ -4876,7 +4876,7 @@
         <w:rPr>
           <w:lang w:val="en_US" w:bidi="en_US"/>
         </w:rPr>
-        <w:t>Simon Peter was the main leader among Jesus' twelve closest followers (called apostles). After Jesus' death, he became the main person to speak officially for early Christians in Jerusalem. He was the apostle mainly responsible for sharing the good news about Jesus with the Jews (</w:t>
+        <w:t>Simon Peter was the main leader among the twelve closest followers of Jesus. These followers are called apostles. After Jesus died, Simon Peter became the main person to speak officially for early Christians in Jerusalem. He was the apostle mainly responsible for sharing the good news about Jesus with the Jews (</w:t>
       </w:r>
       <w:hyperlink r:id="rId160">
         <w:r>
@@ -4921,7 +4921,20 @@
         <w:rPr>
           <w:lang w:val="en_US" w:bidi="en_US"/>
         </w:rPr>
-        <w:t xml:space="preserve"> (spelled in English as “Simon”) was likely his original name. </w:t>
+        <w:t xml:space="preserve"> (spelled in English as </w:t>
+      </w:r>
+      <w:r>
+        <w:rPr>
+          <w:i/>
+          <w:lang w:val="en_US" w:bidi="en_US"/>
+        </w:rPr>
+        <w:t>Simon</w:t>
+      </w:r>
+      <w:r>
+        <w:rPr>
+          <w:lang w:val="en_US" w:bidi="en_US"/>
+        </w:rPr>
+        <w:t xml:space="preserve">) was likely his original name. </w:t>
       </w:r>
       <w:r>
         <w:rPr>
@@ -5277,7 +5290,7 @@
         <w:rPr>
           <w:lang w:val="en_US" w:bidi="en_US"/>
         </w:rPr>
-        <w:t>). Along with the brothers James and John, Peter was part of a close group of disciples who were with Jesus during special events. These included:</w:t>
+        <w:t>). Along with the brothers James and John, Peter was part of a close group of disciples who were with Jesus during special events, including:</w:t>
       </w:r>
     </w:p>
     <w:p>
@@ -5295,7 +5308,7 @@
         <w:rPr>
           <w:lang w:val="en_US" w:bidi="en_US"/>
         </w:rPr>
-        <w:t>the healing of Jairus's daughter (</w:t>
+        <w:t>when Jesus healed Jairus's daughter (</w:t>
       </w:r>
       <w:hyperlink r:id="rId177">
         <w:r>
@@ -5349,7 +5362,7 @@
         <w:rPr>
           <w:lang w:val="en_US" w:bidi="en_US"/>
         </w:rPr>
-        <w:t>Jesus' transfiguration when his appearance changed (</w:t>
+        <w:t>when the appearance of Jesus changed to show his glory (</w:t>
       </w:r>
       <w:hyperlink r:id="rId179">
         <w:r>
@@ -5421,7 +5434,7 @@
         <w:rPr>
           <w:lang w:val="en_US" w:bidi="en_US"/>
         </w:rPr>
-        <w:t>Jesus' prayer in the garden of Gethsemane (</w:t>
+        <w:t>when Jesus prayed in the garden of Gethsemane (</w:t>
       </w:r>
       <w:hyperlink r:id="rId182">
         <w:r>
@@ -5823,7 +5836,7 @@
         <w:rPr>
           <w:lang w:val="en_US" w:bidi="en_US"/>
         </w:rPr>
-        <w:t>After hearing about Jesus' resurrection, Peter was one of the first to run to the tomb to check if it was true (</w:t>
+        <w:t>After hearing about the resurrection of Jesus, Peter was one of the first to run to the tomb to check if it was true (</w:t>
       </w:r>
       <w:hyperlink r:id="rId202">
         <w:r>
@@ -5841,7 +5854,7 @@
         <w:rPr>
           <w:lang w:val="en_US" w:bidi="en_US"/>
         </w:rPr>
-        <w:t>). He seems to have been the first of the twelve apostles to whom the risen Jesus appeared (</w:t>
+        <w:t>). He seems to have been the first of the 12 apostles to whom the risen Jesus appeared (</w:t>
       </w:r>
       <w:hyperlink r:id="rId203">
         <w:r>
@@ -5877,7 +5890,7 @@
         <w:rPr>
           <w:lang w:val="en_US" w:bidi="en_US"/>
         </w:rPr>
-        <w:t xml:space="preserve">). Much of Jesus' conversation in </w:t>
+        <w:t xml:space="preserve">). Much of the conversation in </w:t>
       </w:r>
       <w:hyperlink r:id="rId205">
         <w:r>
@@ -5895,7 +5908,7 @@
         <w:rPr>
           <w:lang w:val="en_US" w:bidi="en_US"/>
         </w:rPr>
-        <w:t xml:space="preserve"> was with Peter. Jesus encouraged him to "feed my lambs" (</w:t>
+        <w:t xml:space="preserve"> was between Jesus and Peter. Jesus encouraged him to "feed my lambs" (</w:t>
       </w:r>
       <w:hyperlink r:id="rId206">
         <w:r>
@@ -5963,7 +5976,1668 @@
         <w:rPr>
           <w:lang w:val="en_US" w:bidi="en_US"/>
         </w:rPr>
-        <w:t xml:space="preserve">, he played a key role in spreading the good news about Jesus in Judea. </w:t>
+        <w:t>, he played a key role in spreading the good news about Jesus in Judea. He boldly preached to the crowds (</w:t>
+      </w:r>
+      <w:hyperlink r:id="rId209">
+        <w:r>
+          <w:rPr>
+            <w:lang w:val="en_US" w:bidi="en_US"/>
+          </w:rPr>
+          <w:rPr>
+            <w:color w:val="0000EE"/>
+            <w:u w:val="single"/>
+          </w:rPr>
+          <w:t>Acts 2:14–41</w:t>
+        </w:r>
+      </w:hyperlink>
+      <w:r>
+        <w:rPr>
+          <w:lang w:val="en_US" w:bidi="en_US"/>
+        </w:rPr>
+        <w:t xml:space="preserve">; </w:t>
+      </w:r>
+      <w:hyperlink r:id="rId210">
+        <w:r>
+          <w:rPr>
+            <w:lang w:val="en_US" w:bidi="en_US"/>
+          </w:rPr>
+          <w:rPr>
+            <w:color w:val="0000EE"/>
+            <w:u w:val="single"/>
+          </w:rPr>
+          <w:t>3:12–26</w:t>
+        </w:r>
+      </w:hyperlink>
+      <w:r>
+        <w:rPr>
+          <w:lang w:val="en_US" w:bidi="en_US"/>
+        </w:rPr>
+        <w:t>). He healed people (</w:t>
+      </w:r>
+      <w:hyperlink r:id="rId211">
+        <w:r>
+          <w:rPr>
+            <w:lang w:val="en_US" w:bidi="en_US"/>
+          </w:rPr>
+          <w:rPr>
+            <w:color w:val="0000EE"/>
+            <w:u w:val="single"/>
+          </w:rPr>
+          <w:t>Acts 3:1–11</w:t>
+        </w:r>
+      </w:hyperlink>
+      <w:r>
+        <w:rPr>
+          <w:lang w:val="en_US" w:bidi="en_US"/>
+        </w:rPr>
+        <w:t xml:space="preserve">; </w:t>
+      </w:r>
+      <w:hyperlink r:id="rId212">
+        <w:r>
+          <w:rPr>
+            <w:lang w:val="en_US" w:bidi="en_US"/>
+          </w:rPr>
+          <w:rPr>
+            <w:color w:val="0000EE"/>
+            <w:u w:val="single"/>
+          </w:rPr>
+          <w:t>5:12–16</w:t>
+        </w:r>
+      </w:hyperlink>
+      <w:r>
+        <w:rPr>
+          <w:lang w:val="en_US" w:bidi="en_US"/>
+        </w:rPr>
+        <w:t xml:space="preserve">; </w:t>
+      </w:r>
+      <w:hyperlink r:id="rId213">
+        <w:r>
+          <w:rPr>
+            <w:lang w:val="en_US" w:bidi="en_US"/>
+          </w:rPr>
+          <w:rPr>
+            <w:color w:val="0000EE"/>
+            <w:u w:val="single"/>
+          </w:rPr>
+          <w:t>9:32–43</w:t>
+        </w:r>
+      </w:hyperlink>
+      <w:r>
+        <w:rPr>
+          <w:lang w:val="en_US" w:bidi="en_US"/>
+        </w:rPr>
+        <w:t>). He spoke fearlessly to the authorities even when arrested (</w:t>
+      </w:r>
+      <w:hyperlink r:id="rId214">
+        <w:r>
+          <w:rPr>
+            <w:lang w:val="en_US" w:bidi="en_US"/>
+          </w:rPr>
+          <w:rPr>
+            <w:color w:val="0000EE"/>
+            <w:u w:val="single"/>
+          </w:rPr>
+          <w:t>Acts 4:1–20</w:t>
+        </w:r>
+      </w:hyperlink>
+      <w:r>
+        <w:rPr>
+          <w:lang w:val="en_US" w:bidi="en_US"/>
+        </w:rPr>
+        <w:t xml:space="preserve">; </w:t>
+      </w:r>
+      <w:hyperlink r:id="rId215">
+        <w:r>
+          <w:rPr>
+            <w:lang w:val="en_US" w:bidi="en_US"/>
+          </w:rPr>
+          <w:rPr>
+            <w:color w:val="0000EE"/>
+            <w:u w:val="single"/>
+          </w:rPr>
+          <w:t>5:26–32</w:t>
+        </w:r>
+      </w:hyperlink>
+      <w:r>
+        <w:rPr>
+          <w:lang w:val="en_US" w:bidi="en_US"/>
+        </w:rPr>
+        <w:t>). He miraculously escaped from prison twice (</w:t>
+      </w:r>
+      <w:hyperlink r:id="rId216">
+        <w:r>
+          <w:rPr>
+            <w:lang w:val="en_US" w:bidi="en_US"/>
+          </w:rPr>
+          <w:rPr>
+            <w:color w:val="0000EE"/>
+            <w:u w:val="single"/>
+          </w:rPr>
+          <w:t>Acts 5:18–25</w:t>
+        </w:r>
+      </w:hyperlink>
+      <w:r>
+        <w:rPr>
+          <w:lang w:val="en_US" w:bidi="en_US"/>
+        </w:rPr>
+        <w:t xml:space="preserve">; </w:t>
+      </w:r>
+      <w:hyperlink r:id="rId217">
+        <w:r>
+          <w:rPr>
+            <w:lang w:val="en_US" w:bidi="en_US"/>
+          </w:rPr>
+          <w:rPr>
+            <w:color w:val="0000EE"/>
+            <w:u w:val="single"/>
+          </w:rPr>
+          <w:t>12:6–11</w:t>
+        </w:r>
+      </w:hyperlink>
+      <w:r>
+        <w:rPr>
+          <w:lang w:val="en_US" w:bidi="en_US"/>
+        </w:rPr>
+        <w:t>). He also led in managing the quickly growing community of disciples (</w:t>
+      </w:r>
+      <w:hyperlink r:id="rId218">
+        <w:r>
+          <w:rPr>
+            <w:lang w:val="en_US" w:bidi="en_US"/>
+          </w:rPr>
+          <w:rPr>
+            <w:color w:val="0000EE"/>
+            <w:u w:val="single"/>
+          </w:rPr>
+          <w:t>Acts 5:3–11</w:t>
+        </w:r>
+      </w:hyperlink>
+      <w:r>
+        <w:rPr>
+          <w:lang w:val="en_US" w:bidi="en_US"/>
+        </w:rPr>
+        <w:t>).</w:t>
+      </w:r>
+    </w:p>
+    <w:p>
+      <w:pPr/>
+      <w:r>
+        <w:rPr>
+          <w:lang w:val="en_US" w:bidi="en_US"/>
+        </w:rPr>
+      </w:r>
+      <w:r>
+        <w:rPr>
+          <w:lang w:val="en_US" w:bidi="en_US"/>
+        </w:rPr>
+        <w:t>Peter was the first to share the good news about Jesus with non-Jews (</w:t>
+      </w:r>
+      <w:hyperlink r:id="rId219">
+        <w:r>
+          <w:rPr>
+            <w:lang w:val="en_US" w:bidi="en_US"/>
+          </w:rPr>
+          <w:rPr>
+            <w:color w:val="0000EE"/>
+            <w:u w:val="single"/>
+          </w:rPr>
+          <w:t>Acts 10:1–48</w:t>
+        </w:r>
+      </w:hyperlink>
+      <w:r>
+        <w:rPr>
+          <w:lang w:val="en_US" w:bidi="en_US"/>
+        </w:rPr>
+        <w:t xml:space="preserve">; see </w:t>
+      </w:r>
+      <w:hyperlink r:id="rId220">
+        <w:r>
+          <w:rPr>
+            <w:lang w:val="en_US" w:bidi="en_US"/>
+          </w:rPr>
+          <w:rPr>
+            <w:color w:val="0000EE"/>
+            <w:u w:val="single"/>
+          </w:rPr>
+          <w:t>Matthew 16:18</w:t>
+        </w:r>
+      </w:hyperlink>
+      <w:r>
+        <w:rPr>
+          <w:lang w:val="en_US" w:bidi="en_US"/>
+        </w:rPr>
+        <w:t>). He played a key role in the Jerusalem council about non-Jewish converts. He argued that non-Jews should not have to follow the law of Moses. Instead, they should be accepted based on their faith in Jesus alone (</w:t>
+      </w:r>
+      <w:hyperlink r:id="rId221">
+        <w:r>
+          <w:rPr>
+            <w:lang w:val="en_US" w:bidi="en_US"/>
+          </w:rPr>
+          <w:rPr>
+            <w:color w:val="0000EE"/>
+            <w:u w:val="single"/>
+          </w:rPr>
+          <w:t>Acts 15:7–11</w:t>
+        </w:r>
+      </w:hyperlink>
+      <w:r>
+        <w:rPr>
+          <w:lang w:val="en_US" w:bidi="en_US"/>
+        </w:rPr>
+        <w:t>). Later, when visiting Antioch, he was inconsistent about this. Paul strongly criticized him for it (</w:t>
+      </w:r>
+      <w:hyperlink r:id="rId222">
+        <w:r>
+          <w:rPr>
+            <w:lang w:val="en_US" w:bidi="en_US"/>
+          </w:rPr>
+          <w:rPr>
+            <w:color w:val="0000EE"/>
+            <w:u w:val="single"/>
+          </w:rPr>
+          <w:t>Galatians 2:11–16</w:t>
+        </w:r>
+      </w:hyperlink>
+      <w:r>
+        <w:rPr>
+          <w:lang w:val="en_US" w:bidi="en_US"/>
+        </w:rPr>
+        <w:t>).</w:t>
+      </w:r>
+    </w:p>
+    <w:p>
+      <w:pPr/>
+      <w:r>
+        <w:rPr>
+          <w:lang w:val="en_US" w:bidi="en_US"/>
+        </w:rPr>
+      </w:r>
+      <w:r>
+        <w:rPr>
+          <w:lang w:val="en_US" w:bidi="en_US"/>
+        </w:rPr>
+        <w:t>Peter brought his wife on some mission trips (</w:t>
+      </w:r>
+      <w:hyperlink r:id="rId164">
+        <w:r>
+          <w:rPr>
+            <w:lang w:val="en_US" w:bidi="en_US"/>
+          </w:rPr>
+          <w:rPr>
+            <w:color w:val="0000EE"/>
+            <w:u w:val="single"/>
+          </w:rPr>
+          <w:t>1 Corinthians 9:5</w:t>
+        </w:r>
+      </w:hyperlink>
+      <w:r>
+        <w:rPr>
+          <w:lang w:val="en_US" w:bidi="en_US"/>
+        </w:rPr>
+        <w:t>). We do not know many other details about Peter’s later life and missionary work. He might have spent time in Corinth (</w:t>
+      </w:r>
+      <w:hyperlink r:id="rId223">
+        <w:r>
+          <w:rPr>
+            <w:lang w:val="en_US" w:bidi="en_US"/>
+          </w:rPr>
+          <w:rPr>
+            <w:color w:val="0000EE"/>
+            <w:u w:val="single"/>
+          </w:rPr>
+          <w:t>1 Corinthians 1:12</w:t>
+        </w:r>
+      </w:hyperlink>
+      <w:r>
+        <w:rPr>
+          <w:lang w:val="en_US" w:bidi="en_US"/>
+        </w:rPr>
+        <w:t xml:space="preserve">; </w:t>
+      </w:r>
+      <w:hyperlink r:id="rId224">
+        <w:r>
+          <w:rPr>
+            <w:lang w:val="en_US" w:bidi="en_US"/>
+          </w:rPr>
+          <w:rPr>
+            <w:color w:val="0000EE"/>
+            <w:u w:val="single"/>
+          </w:rPr>
+          <w:t>3:22</w:t>
+        </w:r>
+      </w:hyperlink>
+      <w:r>
+        <w:rPr>
+          <w:lang w:val="en_US" w:bidi="en_US"/>
+        </w:rPr>
+        <w:t>). Early tradition says that Peter was crucified (killed by being nailed to a cross) in Rome during Nero’s persecution of Christians in AD 64–65. Jesus said this would happen (</w:t>
+      </w:r>
+      <w:hyperlink r:id="rId225">
+        <w:r>
+          <w:rPr>
+            <w:lang w:val="en_US" w:bidi="en_US"/>
+          </w:rPr>
+          <w:rPr>
+            <w:color w:val="0000EE"/>
+            <w:u w:val="single"/>
+          </w:rPr>
+          <w:t>John 21:18–19</w:t>
+        </w:r>
+      </w:hyperlink>
+      <w:r>
+        <w:rPr>
+          <w:lang w:val="en_US" w:bidi="en_US"/>
+        </w:rPr>
+        <w:t>). The tradition that he was crucified upside-down is less certain.</w:t>
+      </w:r>
+    </w:p>
+    <w:p>
+      <w:pPr/>
+      <w:r>
+        <w:rPr>
+          <w:lang w:val="en_US" w:bidi="en_US"/>
+        </w:rPr>
+      </w:r>
+      <w:r>
+        <w:rPr>
+          <w:lang w:val="en_US" w:bidi="en_US"/>
+        </w:rPr>
+        <w:t xml:space="preserve">Peter likely provided the information that Mark recorded in his Gospel. Mark probably learned this while helping Peter with his evangelistic work in Italy near the end of Peter's life. Tradition also says that Peter wrote 1 Peter (from Rome, referred to as "Babylon," </w:t>
+      </w:r>
+      <w:hyperlink r:id="rId226">
+        <w:r>
+          <w:rPr>
+            <w:lang w:val="en_US" w:bidi="en_US"/>
+          </w:rPr>
+          <w:rPr>
+            <w:color w:val="0000EE"/>
+            <w:u w:val="single"/>
+          </w:rPr>
+          <w:t>1 Peter 5:13</w:t>
+        </w:r>
+      </w:hyperlink>
+      <w:r>
+        <w:rPr>
+          <w:lang w:val="en_US" w:bidi="en_US"/>
+        </w:rPr>
+        <w:t>) and 2 Peter.</w:t>
+      </w:r>
+    </w:p>
+    <w:p>
+      <w:pPr/>
+      <w:r>
+        <w:rPr>
+          <w:lang w:val="en_US" w:bidi="en_US"/>
+        </w:rPr>
+      </w:r>
+      <w:r>
+        <w:rPr>
+          <w:lang w:val="en_US" w:bidi="en_US"/>
+        </w:rPr>
+        <w:t>In the New Testament, Peter shows how Jesus forgives and restores those who have failed him. Jesus can still use them for his glory.</w:t>
+      </w:r>
+    </w:p>
+    <w:p>
+      <w:pPr/>
+      <w:r>
+        <w:rPr>
+          <w:lang w:val="en_US" w:bidi="en_US"/>
+        </w:rPr>
+      </w:r>
+      <w:r>
+        <w:rPr>
+          <w:u w:val="single"/>
+          <w:lang w:val="en_US" w:bidi="en_US"/>
+        </w:rPr>
+        <w:t>Passages for Further Study</w:t>
+      </w:r>
+    </w:p>
+    <w:p>
+      <w:pPr/>
+      <w:r>
+        <w:rPr>
+          <w:lang w:val="en_US" w:bidi="en_US"/>
+        </w:rPr>
+      </w:r>
+      <w:hyperlink r:id="rId227">
+        <w:r>
+          <w:rPr>
+            <w:lang w:val="en_US" w:bidi="en_US"/>
+          </w:rPr>
+          <w:rPr>
+            <w:color w:val="0000EE"/>
+            <w:u w:val="single"/>
+          </w:rPr>
+          <w:t>Matthew 4:18–20</w:t>
+        </w:r>
+      </w:hyperlink>
+      <w:r>
+        <w:rPr>
+          <w:lang w:val="en_US" w:bidi="en_US"/>
+        </w:rPr>
+        <w:t xml:space="preserve">; </w:t>
+      </w:r>
+      <w:hyperlink r:id="rId228">
+        <w:r>
+          <w:rPr>
+            <w:lang w:val="en_US" w:bidi="en_US"/>
+          </w:rPr>
+          <w:rPr>
+            <w:color w:val="0000EE"/>
+            <w:u w:val="single"/>
+          </w:rPr>
+          <w:t>8:14</w:t>
+        </w:r>
+      </w:hyperlink>
+      <w:r>
+        <w:rPr>
+          <w:lang w:val="en_US" w:bidi="en_US"/>
+        </w:rPr>
+        <w:t xml:space="preserve">; </w:t>
+      </w:r>
+      <w:hyperlink r:id="rId173">
+        <w:r>
+          <w:rPr>
+            <w:lang w:val="en_US" w:bidi="en_US"/>
+          </w:rPr>
+          <w:rPr>
+            <w:color w:val="0000EE"/>
+            <w:u w:val="single"/>
+          </w:rPr>
+          <w:t>10:2</w:t>
+        </w:r>
+      </w:hyperlink>
+      <w:r>
+        <w:rPr>
+          <w:lang w:val="en_US" w:bidi="en_US"/>
+        </w:rPr>
+        <w:t xml:space="preserve">; </w:t>
+      </w:r>
+      <w:hyperlink r:id="rId229">
+        <w:r>
+          <w:rPr>
+            <w:lang w:val="en_US" w:bidi="en_US"/>
+          </w:rPr>
+          <w:rPr>
+            <w:color w:val="0000EE"/>
+            <w:u w:val="single"/>
+          </w:rPr>
+          <w:t>14:28–31</w:t>
+        </w:r>
+      </w:hyperlink>
+      <w:r>
+        <w:rPr>
+          <w:lang w:val="en_US" w:bidi="en_US"/>
+        </w:rPr>
+        <w:t xml:space="preserve">; </w:t>
+      </w:r>
+      <w:hyperlink r:id="rId230">
+        <w:r>
+          <w:rPr>
+            <w:lang w:val="en_US" w:bidi="en_US"/>
+          </w:rPr>
+          <w:rPr>
+            <w:color w:val="0000EE"/>
+            <w:u w:val="single"/>
+          </w:rPr>
+          <w:t>15:15</w:t>
+        </w:r>
+      </w:hyperlink>
+      <w:r>
+        <w:rPr>
+          <w:lang w:val="en_US" w:bidi="en_US"/>
+        </w:rPr>
+        <w:t xml:space="preserve">; </w:t>
+      </w:r>
+      <w:hyperlink r:id="rId231">
+        <w:r>
+          <w:rPr>
+            <w:lang w:val="en_US" w:bidi="en_US"/>
+          </w:rPr>
+          <w:rPr>
+            <w:color w:val="0000EE"/>
+            <w:u w:val="single"/>
+          </w:rPr>
+          <w:t>16:16–19</w:t>
+        </w:r>
+      </w:hyperlink>
+      <w:r>
+        <w:rPr>
+          <w:lang w:val="en_US" w:bidi="en_US"/>
+        </w:rPr>
+        <w:t xml:space="preserve">, </w:t>
+      </w:r>
+      <w:hyperlink r:id="rId232">
+        <w:r>
+          <w:rPr>
+            <w:lang w:val="en_US" w:bidi="en_US"/>
+          </w:rPr>
+          <w:rPr>
+            <w:color w:val="0000EE"/>
+            <w:u w:val="single"/>
+          </w:rPr>
+          <w:t>22–23</w:t>
+        </w:r>
+      </w:hyperlink>
+      <w:r>
+        <w:rPr>
+          <w:lang w:val="en_US" w:bidi="en_US"/>
+        </w:rPr>
+        <w:t xml:space="preserve">; </w:t>
+      </w:r>
+      <w:hyperlink r:id="rId233">
+        <w:r>
+          <w:rPr>
+            <w:lang w:val="en_US" w:bidi="en_US"/>
+          </w:rPr>
+          <w:rPr>
+            <w:color w:val="0000EE"/>
+            <w:u w:val="single"/>
+          </w:rPr>
+          <w:t>17:1–4</w:t>
+        </w:r>
+      </w:hyperlink>
+      <w:r>
+        <w:rPr>
+          <w:lang w:val="en_US" w:bidi="en_US"/>
+        </w:rPr>
+        <w:t xml:space="preserve">, </w:t>
+      </w:r>
+      <w:hyperlink r:id="rId234">
+        <w:r>
+          <w:rPr>
+            <w:lang w:val="en_US" w:bidi="en_US"/>
+          </w:rPr>
+          <w:rPr>
+            <w:color w:val="0000EE"/>
+            <w:u w:val="single"/>
+          </w:rPr>
+          <w:t>24–27</w:t>
+        </w:r>
+      </w:hyperlink>
+      <w:r>
+        <w:rPr>
+          <w:lang w:val="en_US" w:bidi="en_US"/>
+        </w:rPr>
+        <w:t xml:space="preserve">; </w:t>
+      </w:r>
+      <w:hyperlink r:id="rId235">
+        <w:r>
+          <w:rPr>
+            <w:lang w:val="en_US" w:bidi="en_US"/>
+          </w:rPr>
+          <w:rPr>
+            <w:color w:val="0000EE"/>
+            <w:u w:val="single"/>
+          </w:rPr>
+          <w:t>18:21</w:t>
+        </w:r>
+      </w:hyperlink>
+      <w:r>
+        <w:rPr>
+          <w:lang w:val="en_US" w:bidi="en_US"/>
+        </w:rPr>
+        <w:t xml:space="preserve">; </w:t>
+      </w:r>
+      <w:hyperlink r:id="rId236">
+        <w:r>
+          <w:rPr>
+            <w:lang w:val="en_US" w:bidi="en_US"/>
+          </w:rPr>
+          <w:rPr>
+            <w:color w:val="0000EE"/>
+            <w:u w:val="single"/>
+          </w:rPr>
+          <w:t>19:27</w:t>
+        </w:r>
+      </w:hyperlink>
+      <w:r>
+        <w:rPr>
+          <w:lang w:val="en_US" w:bidi="en_US"/>
+        </w:rPr>
+        <w:t xml:space="preserve">; </w:t>
+      </w:r>
+      <w:hyperlink r:id="rId237">
+        <w:r>
+          <w:rPr>
+            <w:lang w:val="en_US" w:bidi="en_US"/>
+          </w:rPr>
+          <w:rPr>
+            <w:color w:val="0000EE"/>
+            <w:u w:val="single"/>
+          </w:rPr>
+          <w:t>26:33–45</w:t>
+        </w:r>
+      </w:hyperlink>
+      <w:r>
+        <w:rPr>
+          <w:lang w:val="en_US" w:bidi="en_US"/>
+        </w:rPr>
+        <w:t xml:space="preserve">, </w:t>
+      </w:r>
+      <w:hyperlink r:id="rId238">
+        <w:r>
+          <w:rPr>
+            <w:lang w:val="en_US" w:bidi="en_US"/>
+          </w:rPr>
+          <w:rPr>
+            <w:color w:val="0000EE"/>
+            <w:u w:val="single"/>
+          </w:rPr>
+          <w:t>58</w:t>
+        </w:r>
+      </w:hyperlink>
+      <w:r>
+        <w:rPr>
+          <w:lang w:val="en_US" w:bidi="en_US"/>
+        </w:rPr>
+        <w:t xml:space="preserve">, </w:t>
+      </w:r>
+      <w:hyperlink r:id="rId196">
+        <w:r>
+          <w:rPr>
+            <w:lang w:val="en_US" w:bidi="en_US"/>
+          </w:rPr>
+          <w:rPr>
+            <w:color w:val="0000EE"/>
+            <w:u w:val="single"/>
+          </w:rPr>
+          <w:t>69–75</w:t>
+        </w:r>
+      </w:hyperlink>
+      <w:r>
+        <w:rPr>
+          <w:lang w:val="en_US" w:bidi="en_US"/>
+        </w:rPr>
+        <w:t xml:space="preserve">; </w:t>
+      </w:r>
+      <w:hyperlink r:id="rId239">
+        <w:r>
+          <w:rPr>
+            <w:lang w:val="en_US" w:bidi="en_US"/>
+          </w:rPr>
+          <w:rPr>
+            <w:color w:val="0000EE"/>
+            <w:u w:val="single"/>
+          </w:rPr>
+          <w:t>Mark 1:16–18</w:t>
+        </w:r>
+      </w:hyperlink>
+      <w:r>
+        <w:rPr>
+          <w:lang w:val="en_US" w:bidi="en_US"/>
+        </w:rPr>
+        <w:t xml:space="preserve">, </w:t>
+      </w:r>
+      <w:hyperlink r:id="rId240">
+        <w:r>
+          <w:rPr>
+            <w:lang w:val="en_US" w:bidi="en_US"/>
+          </w:rPr>
+          <w:rPr>
+            <w:color w:val="0000EE"/>
+            <w:u w:val="single"/>
+          </w:rPr>
+          <w:t>29–30</w:t>
+        </w:r>
+      </w:hyperlink>
+      <w:r>
+        <w:rPr>
+          <w:lang w:val="en_US" w:bidi="en_US"/>
+        </w:rPr>
+        <w:t xml:space="preserve">, </w:t>
+      </w:r>
+      <w:hyperlink r:id="rId241">
+        <w:r>
+          <w:rPr>
+            <w:lang w:val="en_US" w:bidi="en_US"/>
+          </w:rPr>
+          <w:rPr>
+            <w:color w:val="0000EE"/>
+            <w:u w:val="single"/>
+          </w:rPr>
+          <w:t>36–37</w:t>
+        </w:r>
+      </w:hyperlink>
+      <w:r>
+        <w:rPr>
+          <w:lang w:val="en_US" w:bidi="en_US"/>
+        </w:rPr>
+        <w:t xml:space="preserve">; </w:t>
+      </w:r>
+      <w:hyperlink r:id="rId174">
+        <w:r>
+          <w:rPr>
+            <w:lang w:val="en_US" w:bidi="en_US"/>
+          </w:rPr>
+          <w:rPr>
+            <w:color w:val="0000EE"/>
+            <w:u w:val="single"/>
+          </w:rPr>
+          <w:t>3:16</w:t>
+        </w:r>
+      </w:hyperlink>
+      <w:r>
+        <w:rPr>
+          <w:lang w:val="en_US" w:bidi="en_US"/>
+        </w:rPr>
+        <w:t xml:space="preserve">; </w:t>
+      </w:r>
+      <w:hyperlink r:id="rId177">
+        <w:r>
+          <w:rPr>
+            <w:lang w:val="en_US" w:bidi="en_US"/>
+          </w:rPr>
+          <w:rPr>
+            <w:color w:val="0000EE"/>
+            <w:u w:val="single"/>
+          </w:rPr>
+          <w:t>5:37</w:t>
+        </w:r>
+      </w:hyperlink>
+      <w:r>
+        <w:rPr>
+          <w:lang w:val="en_US" w:bidi="en_US"/>
+        </w:rPr>
+        <w:t xml:space="preserve">; </w:t>
+      </w:r>
+      <w:hyperlink r:id="rId242">
+        <w:r>
+          <w:rPr>
+            <w:lang w:val="en_US" w:bidi="en_US"/>
+          </w:rPr>
+          <w:rPr>
+            <w:color w:val="0000EE"/>
+            <w:u w:val="single"/>
+          </w:rPr>
+          <w:t>8:29–33</w:t>
+        </w:r>
+      </w:hyperlink>
+      <w:r>
+        <w:rPr>
+          <w:lang w:val="en_US" w:bidi="en_US"/>
+        </w:rPr>
+        <w:t xml:space="preserve">; </w:t>
+      </w:r>
+      <w:hyperlink r:id="rId243">
+        <w:r>
+          <w:rPr>
+            <w:lang w:val="en_US" w:bidi="en_US"/>
+          </w:rPr>
+          <w:rPr>
+            <w:color w:val="0000EE"/>
+            <w:u w:val="single"/>
+          </w:rPr>
+          <w:t>9:2–6</w:t>
+        </w:r>
+      </w:hyperlink>
+      <w:r>
+        <w:rPr>
+          <w:lang w:val="en_US" w:bidi="en_US"/>
+        </w:rPr>
+        <w:t xml:space="preserve">; </w:t>
+      </w:r>
+      <w:hyperlink r:id="rId244">
+        <w:r>
+          <w:rPr>
+            <w:lang w:val="en_US" w:bidi="en_US"/>
+          </w:rPr>
+          <w:rPr>
+            <w:color w:val="0000EE"/>
+            <w:u w:val="single"/>
+          </w:rPr>
+          <w:t>10:28</w:t>
+        </w:r>
+      </w:hyperlink>
+      <w:r>
+        <w:rPr>
+          <w:lang w:val="en_US" w:bidi="en_US"/>
+        </w:rPr>
+        <w:t xml:space="preserve">; </w:t>
+      </w:r>
+      <w:hyperlink r:id="rId245">
+        <w:r>
+          <w:rPr>
+            <w:lang w:val="en_US" w:bidi="en_US"/>
+          </w:rPr>
+          <w:rPr>
+            <w:color w:val="0000EE"/>
+            <w:u w:val="single"/>
+          </w:rPr>
+          <w:t>11:21</w:t>
+        </w:r>
+      </w:hyperlink>
+      <w:r>
+        <w:rPr>
+          <w:lang w:val="en_US" w:bidi="en_US"/>
+        </w:rPr>
+        <w:t xml:space="preserve">; </w:t>
+      </w:r>
+      <w:hyperlink r:id="rId246">
+        <w:r>
+          <w:rPr>
+            <w:lang w:val="en_US" w:bidi="en_US"/>
+          </w:rPr>
+          <w:rPr>
+            <w:color w:val="0000EE"/>
+            <w:u w:val="single"/>
+          </w:rPr>
+          <w:t>13:3–4</w:t>
+        </w:r>
+      </w:hyperlink>
+      <w:r>
+        <w:rPr>
+          <w:lang w:val="en_US" w:bidi="en_US"/>
+        </w:rPr>
+        <w:t xml:space="preserve">; </w:t>
+      </w:r>
+      <w:hyperlink r:id="rId247">
+        <w:r>
+          <w:rPr>
+            <w:lang w:val="en_US" w:bidi="en_US"/>
+          </w:rPr>
+          <w:rPr>
+            <w:color w:val="0000EE"/>
+            <w:u w:val="single"/>
+          </w:rPr>
+          <w:t>14:29–42</w:t>
+        </w:r>
+      </w:hyperlink>
+      <w:r>
+        <w:rPr>
+          <w:lang w:val="en_US" w:bidi="en_US"/>
+        </w:rPr>
+        <w:t xml:space="preserve">, </w:t>
+      </w:r>
+      <w:hyperlink r:id="rId248">
+        <w:r>
+          <w:rPr>
+            <w:lang w:val="en_US" w:bidi="en_US"/>
+          </w:rPr>
+          <w:rPr>
+            <w:color w:val="0000EE"/>
+            <w:u w:val="single"/>
+          </w:rPr>
+          <w:t>54</w:t>
+        </w:r>
+      </w:hyperlink>
+      <w:r>
+        <w:rPr>
+          <w:lang w:val="en_US" w:bidi="en_US"/>
+        </w:rPr>
+        <w:t xml:space="preserve">, </w:t>
+      </w:r>
+      <w:hyperlink r:id="rId197">
+        <w:r>
+          <w:rPr>
+            <w:lang w:val="en_US" w:bidi="en_US"/>
+          </w:rPr>
+          <w:rPr>
+            <w:color w:val="0000EE"/>
+            <w:u w:val="single"/>
+          </w:rPr>
+          <w:t>66–72</w:t>
+        </w:r>
+      </w:hyperlink>
+      <w:r>
+        <w:rPr>
+          <w:lang w:val="en_US" w:bidi="en_US"/>
+        </w:rPr>
+        <w:t xml:space="preserve">; </w:t>
+      </w:r>
+      <w:hyperlink r:id="rId249">
+        <w:r>
+          <w:rPr>
+            <w:lang w:val="en_US" w:bidi="en_US"/>
+          </w:rPr>
+          <w:rPr>
+            <w:color w:val="0000EE"/>
+            <w:u w:val="single"/>
+          </w:rPr>
+          <w:t>16:7–8</w:t>
+        </w:r>
+      </w:hyperlink>
+      <w:r>
+        <w:rPr>
+          <w:lang w:val="en_US" w:bidi="en_US"/>
+        </w:rPr>
+        <w:t xml:space="preserve">; </w:t>
+      </w:r>
+      <w:hyperlink r:id="rId250">
+        <w:r>
+          <w:rPr>
+            <w:lang w:val="en_US" w:bidi="en_US"/>
+          </w:rPr>
+          <w:rPr>
+            <w:color w:val="0000EE"/>
+            <w:u w:val="single"/>
+          </w:rPr>
+          <w:t>Luke 4:38</w:t>
+        </w:r>
+      </w:hyperlink>
+      <w:r>
+        <w:rPr>
+          <w:lang w:val="en_US" w:bidi="en_US"/>
+        </w:rPr>
+        <w:t xml:space="preserve">; </w:t>
+      </w:r>
+      <w:hyperlink r:id="rId251">
+        <w:r>
+          <w:rPr>
+            <w:lang w:val="en_US" w:bidi="en_US"/>
+          </w:rPr>
+          <w:rPr>
+            <w:color w:val="0000EE"/>
+            <w:u w:val="single"/>
+          </w:rPr>
+          <w:t>5:3–10</w:t>
+        </w:r>
+      </w:hyperlink>
+      <w:r>
+        <w:rPr>
+          <w:lang w:val="en_US" w:bidi="en_US"/>
+        </w:rPr>
+        <w:t xml:space="preserve">; </w:t>
+      </w:r>
+      <w:hyperlink r:id="rId175">
+        <w:r>
+          <w:rPr>
+            <w:lang w:val="en_US" w:bidi="en_US"/>
+          </w:rPr>
+          <w:rPr>
+            <w:color w:val="0000EE"/>
+            <w:u w:val="single"/>
+          </w:rPr>
+          <w:t>6:14</w:t>
+        </w:r>
+      </w:hyperlink>
+      <w:r>
+        <w:rPr>
+          <w:lang w:val="en_US" w:bidi="en_US"/>
+        </w:rPr>
+        <w:t xml:space="preserve">; </w:t>
+      </w:r>
+      <w:hyperlink r:id="rId252">
+        <w:r>
+          <w:rPr>
+            <w:lang w:val="en_US" w:bidi="en_US"/>
+          </w:rPr>
+          <w:rPr>
+            <w:color w:val="0000EE"/>
+            <w:u w:val="single"/>
+          </w:rPr>
+          <w:t>8:45</w:t>
+        </w:r>
+      </w:hyperlink>
+      <w:r>
+        <w:rPr>
+          <w:lang w:val="en_US" w:bidi="en_US"/>
+        </w:rPr>
+        <w:t xml:space="preserve">, </w:t>
+      </w:r>
+      <w:hyperlink r:id="rId178">
+        <w:r>
+          <w:rPr>
+            <w:lang w:val="en_US" w:bidi="en_US"/>
+          </w:rPr>
+          <w:rPr>
+            <w:color w:val="0000EE"/>
+            <w:u w:val="single"/>
+          </w:rPr>
+          <w:t>51</w:t>
+        </w:r>
+      </w:hyperlink>
+      <w:r>
+        <w:rPr>
+          <w:lang w:val="en_US" w:bidi="en_US"/>
+        </w:rPr>
+        <w:t xml:space="preserve">; </w:t>
+      </w:r>
+      <w:hyperlink r:id="rId192">
+        <w:r>
+          <w:rPr>
+            <w:lang w:val="en_US" w:bidi="en_US"/>
+          </w:rPr>
+          <w:rPr>
+            <w:color w:val="0000EE"/>
+            <w:u w:val="single"/>
+          </w:rPr>
+          <w:t>9:20</w:t>
+        </w:r>
+      </w:hyperlink>
+      <w:r>
+        <w:rPr>
+          <w:lang w:val="en_US" w:bidi="en_US"/>
+        </w:rPr>
+        <w:t xml:space="preserve">, </w:t>
+      </w:r>
+      <w:hyperlink r:id="rId253">
+        <w:r>
+          <w:rPr>
+            <w:lang w:val="en_US" w:bidi="en_US"/>
+          </w:rPr>
+          <w:rPr>
+            <w:color w:val="0000EE"/>
+            <w:u w:val="single"/>
+          </w:rPr>
+          <w:t>28–33</w:t>
+        </w:r>
+      </w:hyperlink>
+      <w:r>
+        <w:rPr>
+          <w:lang w:val="en_US" w:bidi="en_US"/>
+        </w:rPr>
+        <w:t xml:space="preserve">; </w:t>
+      </w:r>
+      <w:hyperlink r:id="rId254">
+        <w:r>
+          <w:rPr>
+            <w:lang w:val="en_US" w:bidi="en_US"/>
+          </w:rPr>
+          <w:rPr>
+            <w:color w:val="0000EE"/>
+            <w:u w:val="single"/>
+          </w:rPr>
+          <w:t>12:41</w:t>
+        </w:r>
+      </w:hyperlink>
+      <w:r>
+        <w:rPr>
+          <w:lang w:val="en_US" w:bidi="en_US"/>
+        </w:rPr>
+        <w:t xml:space="preserve">; </w:t>
+      </w:r>
+      <w:hyperlink r:id="rId255">
+        <w:r>
+          <w:rPr>
+            <w:lang w:val="en_US" w:bidi="en_US"/>
+          </w:rPr>
+          <w:rPr>
+            <w:color w:val="0000EE"/>
+            <w:u w:val="single"/>
+          </w:rPr>
+          <w:t>18:28</w:t>
+        </w:r>
+      </w:hyperlink>
+      <w:r>
+        <w:rPr>
+          <w:lang w:val="en_US" w:bidi="en_US"/>
+        </w:rPr>
+        <w:t xml:space="preserve">; </w:t>
+      </w:r>
+      <w:hyperlink r:id="rId256">
+        <w:r>
+          <w:rPr>
+            <w:lang w:val="en_US" w:bidi="en_US"/>
+          </w:rPr>
+          <w:rPr>
+            <w:color w:val="0000EE"/>
+            <w:u w:val="single"/>
+          </w:rPr>
+          <w:t>22:8</w:t>
+        </w:r>
+      </w:hyperlink>
+      <w:r>
+        <w:rPr>
+          <w:lang w:val="en_US" w:bidi="en_US"/>
+        </w:rPr>
+        <w:t xml:space="preserve">, </w:t>
+      </w:r>
+      <w:hyperlink r:id="rId201">
+        <w:r>
+          <w:rPr>
+            <w:lang w:val="en_US" w:bidi="en_US"/>
+          </w:rPr>
+          <w:rPr>
+            <w:color w:val="0000EE"/>
+            <w:u w:val="single"/>
+          </w:rPr>
+          <w:t>31–34</w:t>
+        </w:r>
+      </w:hyperlink>
+      <w:r>
+        <w:rPr>
+          <w:lang w:val="en_US" w:bidi="en_US"/>
+        </w:rPr>
+        <w:t xml:space="preserve">, </w:t>
+      </w:r>
+      <w:hyperlink r:id="rId257">
+        <w:r>
+          <w:rPr>
+            <w:lang w:val="en_US" w:bidi="en_US"/>
+          </w:rPr>
+          <w:rPr>
+            <w:color w:val="0000EE"/>
+            <w:u w:val="single"/>
+          </w:rPr>
+          <w:t>55–62</w:t>
+        </w:r>
+      </w:hyperlink>
+      <w:r>
+        <w:rPr>
+          <w:lang w:val="en_US" w:bidi="en_US"/>
+        </w:rPr>
+        <w:t xml:space="preserve">; </w:t>
+      </w:r>
+      <w:hyperlink r:id="rId258">
+        <w:r>
+          <w:rPr>
+            <w:lang w:val="en_US" w:bidi="en_US"/>
+          </w:rPr>
+          <w:rPr>
+            <w:color w:val="0000EE"/>
+            <w:u w:val="single"/>
+          </w:rPr>
+          <w:t>24:12</w:t>
+        </w:r>
+      </w:hyperlink>
+      <w:r>
+        <w:rPr>
+          <w:lang w:val="en_US" w:bidi="en_US"/>
+        </w:rPr>
+        <w:t xml:space="preserve">, </w:t>
+      </w:r>
+      <w:hyperlink r:id="rId259">
+        <w:r>
+          <w:rPr>
+            <w:lang w:val="en_US" w:bidi="en_US"/>
+          </w:rPr>
+          <w:rPr>
+            <w:color w:val="0000EE"/>
+            <w:u w:val="single"/>
+          </w:rPr>
+          <w:t>34</w:t>
+        </w:r>
+      </w:hyperlink>
+      <w:r>
+        <w:rPr>
+          <w:lang w:val="en_US" w:bidi="en_US"/>
+        </w:rPr>
+        <w:t xml:space="preserve">; </w:t>
+      </w:r>
+      <w:hyperlink r:id="rId260">
+        <w:r>
+          <w:rPr>
+            <w:lang w:val="en_US" w:bidi="en_US"/>
+          </w:rPr>
+          <w:rPr>
+            <w:color w:val="0000EE"/>
+            <w:u w:val="single"/>
+          </w:rPr>
+          <w:t>John 1:40–42</w:t>
+        </w:r>
+      </w:hyperlink>
+      <w:r>
+        <w:rPr>
+          <w:lang w:val="en_US" w:bidi="en_US"/>
+        </w:rPr>
+        <w:t xml:space="preserve">, </w:t>
+      </w:r>
+      <w:hyperlink r:id="rId163">
+        <w:r>
+          <w:rPr>
+            <w:lang w:val="en_US" w:bidi="en_US"/>
+          </w:rPr>
+          <w:rPr>
+            <w:color w:val="0000EE"/>
+            <w:u w:val="single"/>
+          </w:rPr>
+          <w:t>44</w:t>
+        </w:r>
+      </w:hyperlink>
+      <w:r>
+        <w:rPr>
+          <w:lang w:val="en_US" w:bidi="en_US"/>
+        </w:rPr>
+        <w:t xml:space="preserve">; </w:t>
+      </w:r>
+      <w:hyperlink r:id="rId261">
+        <w:r>
+          <w:rPr>
+            <w:lang w:val="en_US" w:bidi="en_US"/>
+          </w:rPr>
+          <w:rPr>
+            <w:color w:val="0000EE"/>
+            <w:u w:val="single"/>
+          </w:rPr>
+          <w:t>6:8</w:t>
+        </w:r>
+      </w:hyperlink>
+      <w:r>
+        <w:rPr>
+          <w:lang w:val="en_US" w:bidi="en_US"/>
+        </w:rPr>
+        <w:t xml:space="preserve">, </w:t>
+      </w:r>
+      <w:hyperlink r:id="rId262">
+        <w:r>
+          <w:rPr>
+            <w:lang w:val="en_US" w:bidi="en_US"/>
+          </w:rPr>
+          <w:rPr>
+            <w:color w:val="0000EE"/>
+            <w:u w:val="single"/>
+          </w:rPr>
+          <w:t>68</w:t>
+        </w:r>
+      </w:hyperlink>
+      <w:r>
+        <w:rPr>
+          <w:lang w:val="en_US" w:bidi="en_US"/>
+        </w:rPr>
+        <w:t xml:space="preserve">; </w:t>
+      </w:r>
+      <w:hyperlink r:id="rId263">
+        <w:r>
+          <w:rPr>
+            <w:lang w:val="en_US" w:bidi="en_US"/>
+          </w:rPr>
+          <w:rPr>
+            <w:color w:val="0000EE"/>
+            <w:u w:val="single"/>
+          </w:rPr>
+          <w:t>13:6–10</w:t>
+        </w:r>
+      </w:hyperlink>
+      <w:r>
+        <w:rPr>
+          <w:lang w:val="en_US" w:bidi="en_US"/>
+        </w:rPr>
+        <w:t xml:space="preserve">, </w:t>
+      </w:r>
+      <w:hyperlink r:id="rId264">
+        <w:r>
+          <w:rPr>
+            <w:lang w:val="en_US" w:bidi="en_US"/>
+          </w:rPr>
+          <w:rPr>
+            <w:color w:val="0000EE"/>
+            <w:u w:val="single"/>
+          </w:rPr>
+          <w:t>24</w:t>
+        </w:r>
+      </w:hyperlink>
+      <w:r>
+        <w:rPr>
+          <w:lang w:val="en_US" w:bidi="en_US"/>
+        </w:rPr>
+        <w:t xml:space="preserve">, </w:t>
+      </w:r>
+      <w:hyperlink r:id="rId265">
+        <w:r>
+          <w:rPr>
+            <w:lang w:val="en_US" w:bidi="en_US"/>
+          </w:rPr>
+          <w:rPr>
+            <w:color w:val="0000EE"/>
+            <w:u w:val="single"/>
+          </w:rPr>
+          <w:t>36–38</w:t>
+        </w:r>
+      </w:hyperlink>
+      <w:r>
+        <w:rPr>
+          <w:lang w:val="en_US" w:bidi="en_US"/>
+        </w:rPr>
+        <w:t xml:space="preserve">; </w:t>
+      </w:r>
+      <w:hyperlink r:id="rId266">
+        <w:r>
+          <w:rPr>
+            <w:lang w:val="en_US" w:bidi="en_US"/>
+          </w:rPr>
+          <w:rPr>
+            <w:color w:val="0000EE"/>
+            <w:u w:val="single"/>
+          </w:rPr>
+          <w:t>18:10–11</w:t>
+        </w:r>
+      </w:hyperlink>
+      <w:r>
+        <w:rPr>
+          <w:lang w:val="en_US" w:bidi="en_US"/>
+        </w:rPr>
+        <w:t xml:space="preserve">, </w:t>
+      </w:r>
+      <w:hyperlink r:id="rId267">
+        <w:r>
+          <w:rPr>
+            <w:lang w:val="en_US" w:bidi="en_US"/>
+          </w:rPr>
+          <w:rPr>
+            <w:color w:val="0000EE"/>
+            <w:u w:val="single"/>
+          </w:rPr>
+          <w:t>15–18</w:t>
+        </w:r>
+      </w:hyperlink>
+      <w:r>
+        <w:rPr>
+          <w:lang w:val="en_US" w:bidi="en_US"/>
+        </w:rPr>
+        <w:t xml:space="preserve">, </w:t>
+      </w:r>
+      <w:hyperlink r:id="rId268">
+        <w:r>
+          <w:rPr>
+            <w:lang w:val="en_US" w:bidi="en_US"/>
+          </w:rPr>
+          <w:rPr>
+            <w:color w:val="0000EE"/>
+            <w:u w:val="single"/>
+          </w:rPr>
+          <w:t>25–27</w:t>
+        </w:r>
+      </w:hyperlink>
+      <w:r>
+        <w:rPr>
+          <w:lang w:val="en_US" w:bidi="en_US"/>
+        </w:rPr>
+        <w:t xml:space="preserve">; </w:t>
+      </w:r>
+      <w:hyperlink r:id="rId269">
+        <w:r>
+          <w:rPr>
+            <w:lang w:val="en_US" w:bidi="en_US"/>
+          </w:rPr>
+          <w:rPr>
+            <w:color w:val="0000EE"/>
+            <w:u w:val="single"/>
+          </w:rPr>
+          <w:t>20:2–6</w:t>
+        </w:r>
+      </w:hyperlink>
+      <w:r>
+        <w:rPr>
+          <w:lang w:val="en_US" w:bidi="en_US"/>
+        </w:rPr>
+        <w:t xml:space="preserve">; </w:t>
+      </w:r>
+      <w:hyperlink r:id="rId270">
+        <w:r>
+          <w:rPr>
+            <w:lang w:val="en_US" w:bidi="en_US"/>
+          </w:rPr>
+          <w:rPr>
+            <w:color w:val="0000EE"/>
+            <w:u w:val="single"/>
+          </w:rPr>
+          <w:t>21:2–21</w:t>
+        </w:r>
+      </w:hyperlink>
+      <w:r>
+        <w:rPr>
+          <w:lang w:val="en_US" w:bidi="en_US"/>
+        </w:rPr>
+        <w:t xml:space="preserve">; </w:t>
+      </w:r>
+      <w:hyperlink r:id="rId271">
+        <w:r>
+          <w:rPr>
+            <w:lang w:val="en_US" w:bidi="en_US"/>
+          </w:rPr>
+          <w:rPr>
+            <w:color w:val="0000EE"/>
+            <w:u w:val="single"/>
+          </w:rPr>
+          <w:t>Acts 1:1–12:25</w:t>
+        </w:r>
+      </w:hyperlink>
+      <w:r>
+        <w:rPr>
+          <w:lang w:val="en_US" w:bidi="en_US"/>
+        </w:rPr>
+        <w:t xml:space="preserve">; </w:t>
+      </w:r>
+      <w:hyperlink r:id="rId221">
+        <w:r>
+          <w:rPr>
+            <w:lang w:val="en_US" w:bidi="en_US"/>
+          </w:rPr>
+          <w:rPr>
+            <w:color w:val="0000EE"/>
+            <w:u w:val="single"/>
+          </w:rPr>
+          <w:t>15:7–11</w:t>
+        </w:r>
+      </w:hyperlink>
+      <w:r>
+        <w:rPr>
+          <w:lang w:val="en_US" w:bidi="en_US"/>
+        </w:rPr>
+        <w:t xml:space="preserve">; </w:t>
+      </w:r>
+      <w:hyperlink r:id="rId272">
+        <w:r>
+          <w:rPr>
+            <w:lang w:val="en_US" w:bidi="en_US"/>
+          </w:rPr>
+          <w:rPr>
+            <w:color w:val="0000EE"/>
+            <w:u w:val="single"/>
+          </w:rPr>
+          <w:t>Galatians 2:7–16</w:t>
+        </w:r>
+      </w:hyperlink>
+      <w:r>
+        <w:rPr>
+          <w:lang w:val="en_US" w:bidi="en_US"/>
+        </w:rPr>
+        <w:t xml:space="preserve">; </w:t>
+      </w:r>
+      <w:hyperlink r:id="rId273">
+        <w:r>
+          <w:rPr>
+            <w:lang w:val="en_US" w:bidi="en_US"/>
+          </w:rPr>
+          <w:rPr>
+            <w:color w:val="0000EE"/>
+            <w:u w:val="single"/>
+          </w:rPr>
+          <w:t>1 Peter 1:1–5:14</w:t>
+        </w:r>
+      </w:hyperlink>
+      <w:r>
+        <w:rPr>
+          <w:lang w:val="en_US" w:bidi="en_US"/>
+        </w:rPr>
+        <w:t xml:space="preserve">; </w:t>
+      </w:r>
+      <w:hyperlink r:id="rId274">
+        <w:r>
+          <w:rPr>
+            <w:lang w:val="en_US" w:bidi="en_US"/>
+          </w:rPr>
+          <w:rPr>
+            <w:color w:val="0000EE"/>
+            <w:u w:val="single"/>
+          </w:rPr>
+          <w:t>2 Peter 1:1–3:18</w:t>
+        </w:r>
+      </w:hyperlink>
+      <w:r>
+        <w:rPr>
+          <w:lang w:val="en_US" w:bidi="en_US"/>
+        </w:rPr>
+      </w:r>
+      <w:r>
+        <w:rPr>
+          <w:lang w:val="en_US" w:bidi="en_US"/>
+        </w:rPr>
+      </w:r>
+    </w:p>
+    <w:p>
+      <w:pPr/>
+      <w:r>
+        <w:rPr>
+          <w:lang w:val="en_US" w:bidi="en_US"/>
+        </w:rPr>
+      </w:r>
+    </w:p>
+    <w:p>
+      <w:pPr>
+        <w:pStyle w:val="Heading2"/>
+      </w:pPr>
+      <w:r>
+        <w:rPr>
+          <w:lang w:val="en_US" w:bidi="en_US"/>
+        </w:rPr>
+        <w:t>Solomon</w:t>
+      </w:r>
+      <w:r>
+        <w:rPr>
+          <w:lang w:val="en_US" w:bidi="en_US"/>
+        </w:rPr>
+      </w:r>
+    </w:p>
+    <w:p>
+      <w:pPr/>
+      <w:r>
+        <w:rPr>
+          <w:lang w:val="en_US" w:bidi="en_US"/>
+        </w:rPr>
+      </w:r>
+      <w:r>
+        <w:rPr>
+          <w:lang w:val="en_US" w:bidi="en_US"/>
+        </w:rPr>
+        <w:t>Solomon was the third king of Israel and the second son of David and Bathsheba (</w:t>
+      </w:r>
+      <w:hyperlink r:id="rId275">
+        <w:r>
+          <w:rPr>
+            <w:lang w:val="en_US" w:bidi="en_US"/>
+          </w:rPr>
+          <w:rPr>
+            <w:color w:val="0000EE"/>
+            <w:u w:val="single"/>
+          </w:rPr>
+          <w:t>2 Samuel 12:13–25</w:t>
+        </w:r>
+      </w:hyperlink>
+      <w:r>
+        <w:rPr>
+          <w:lang w:val="en_US" w:bidi="en_US"/>
+        </w:rPr>
+        <w:t>). He ruled for forty years, from 971 to 931 BC. When Solomon first became king he had strong faith in God. But, he ended his life worshiping idols, which led to the destruction of his kingdom.</w:t>
+      </w:r>
+    </w:p>
+    <w:p>
+      <w:pPr/>
+      <w:r>
+        <w:rPr>
+          <w:lang w:val="en_US" w:bidi="en_US"/>
+        </w:rPr>
+      </w:r>
+      <w:r>
+        <w:rPr>
+          <w:lang w:val="en_US" w:bidi="en_US"/>
+        </w:rPr>
+        <w:t>As King David neared death, his son Adonijah tried to make himself king with support from the priest Abiathar and the general Joab (</w:t>
+      </w:r>
+      <w:hyperlink r:id="rId276">
+        <w:r>
+          <w:rPr>
+            <w:lang w:val="en_US" w:bidi="en_US"/>
+          </w:rPr>
+          <w:rPr>
+            <w:color w:val="0000EE"/>
+            <w:u w:val="single"/>
+          </w:rPr>
+          <w:t>1 Kings 1:1–53</w:t>
+        </w:r>
+      </w:hyperlink>
+      <w:r>
+        <w:rPr>
+          <w:lang w:val="en_US" w:bidi="en_US"/>
+        </w:rPr>
+        <w:t>). However, the kingdom was promised to Solomon (</w:t>
+      </w:r>
+      <w:hyperlink r:id="rId277">
+        <w:r>
+          <w:rPr>
+            <w:lang w:val="en_US" w:bidi="en_US"/>
+          </w:rPr>
+          <w:rPr>
+            <w:color w:val="0000EE"/>
+            <w:u w:val="single"/>
+          </w:rPr>
+          <w:t>1 Kings 1:17</w:t>
+        </w:r>
+      </w:hyperlink>
+      <w:r>
+        <w:rPr>
+          <w:lang w:val="en_US" w:bidi="en_US"/>
+        </w:rPr>
+        <w:t xml:space="preserve">; see </w:t>
+      </w:r>
+      <w:hyperlink r:id="rId278">
+        <w:r>
+          <w:rPr>
+            <w:lang w:val="en_US" w:bidi="en_US"/>
+          </w:rPr>
+          <w:rPr>
+            <w:color w:val="0000EE"/>
+            <w:u w:val="single"/>
+          </w:rPr>
+          <w:t>2 Samuel 12:24–25</w:t>
+        </w:r>
+      </w:hyperlink>
+      <w:r>
+        <w:rPr>
+          <w:lang w:val="en_US" w:bidi="en_US"/>
+        </w:rPr>
+        <w:t xml:space="preserve">; </w:t>
+      </w:r>
+      <w:hyperlink r:id="rId279">
+        <w:r>
+          <w:rPr>
+            <w:lang w:val="en_US" w:bidi="en_US"/>
+          </w:rPr>
+          <w:rPr>
+            <w:color w:val="0000EE"/>
+            <w:u w:val="single"/>
+          </w:rPr>
+          <w:t>1 Chronicles 28:4–7</w:t>
+        </w:r>
+      </w:hyperlink>
+      <w:r>
+        <w:rPr>
+          <w:lang w:val="en_US" w:bidi="en_US"/>
+        </w:rPr>
+        <w:t>). So, Bathsheba and the prophet Nathan told David about Adonijah’s plans. David quickly arranged for Solomon to be officially declared king. Then David advised Solomon to follow God faithfully (</w:t>
+      </w:r>
+      <w:hyperlink r:id="rId280">
+        <w:r>
+          <w:rPr>
+            <w:lang w:val="en_US" w:bidi="en_US"/>
+          </w:rPr>
+          <w:rPr>
+            <w:color w:val="0000EE"/>
+            <w:u w:val="single"/>
+          </w:rPr>
+          <w:t>1 Kings 2:1–9</w:t>
+        </w:r>
+      </w:hyperlink>
+      <w:r>
+        <w:rPr>
+          <w:lang w:val="en_US" w:bidi="en_US"/>
+        </w:rPr>
+        <w:t>).</w:t>
+      </w:r>
+    </w:p>
+    <w:p>
+      <w:pPr/>
+      <w:r>
+        <w:rPr>
+          <w:lang w:val="en_US" w:bidi="en_US"/>
+        </w:rPr>
+      </w:r>
+      <w:r>
+        <w:rPr>
+          <w:lang w:val="en_US" w:bidi="en_US"/>
+        </w:rPr>
+        <w:t>Solomon loved God and asked for his help. God offered him a gift, and Solomon chose wisdom over long life, riches, or fame. As a result, God granted Solomon all of these:</w:t>
       </w:r>
     </w:p>
     <w:p>
@@ -5981,43 +7655,25 @@
         <w:rPr>
           <w:lang w:val="en_US" w:bidi="en_US"/>
         </w:rPr>
-        <w:t>He boldly preached to the crowds (</w:t>
-      </w:r>
-      <w:hyperlink r:id="rId209">
-        <w:r>
-          <w:rPr>
-            <w:lang w:val="en_US" w:bidi="en_US"/>
-          </w:rPr>
-          <w:rPr>
-            <w:color w:val="0000EE"/>
-            <w:u w:val="single"/>
-          </w:rPr>
-          <w:t>Acts 2:14–41</w:t>
-        </w:r>
-      </w:hyperlink>
-      <w:r>
-        <w:rPr>
-          <w:lang w:val="en_US" w:bidi="en_US"/>
-        </w:rPr>
-        <w:t xml:space="preserve">; </w:t>
-      </w:r>
-      <w:hyperlink r:id="rId210">
-        <w:r>
-          <w:rPr>
-            <w:lang w:val="en_US" w:bidi="en_US"/>
-          </w:rPr>
-          <w:rPr>
-            <w:color w:val="0000EE"/>
-            <w:u w:val="single"/>
-          </w:rPr>
-          <w:t>3:12–26</w:t>
-        </w:r>
-      </w:hyperlink>
-      <w:r>
-        <w:rPr>
-          <w:lang w:val="en_US" w:bidi="en_US"/>
-        </w:rPr>
-        <w:t>)</w:t>
+        <w:t>He ruled wisely (</w:t>
+      </w:r>
+      <w:hyperlink r:id="rId281">
+        <w:r>
+          <w:rPr>
+            <w:lang w:val="en_US" w:bidi="en_US"/>
+          </w:rPr>
+          <w:rPr>
+            <w:color w:val="0000EE"/>
+            <w:u w:val="single"/>
+          </w:rPr>
+          <w:t>1 Kings 3:16–28</w:t>
+        </w:r>
+      </w:hyperlink>
+      <w:r>
+        <w:rPr>
+          <w:lang w:val="en_US" w:bidi="en_US"/>
+        </w:rPr>
+        <w:t xml:space="preserve">). </w:t>
       </w:r>
     </w:p>
     <w:p>
@@ -6035,61 +7691,25 @@
         <w:rPr>
           <w:lang w:val="en_US" w:bidi="en_US"/>
         </w:rPr>
-        <w:t>He healed people (</w:t>
-      </w:r>
-      <w:hyperlink r:id="rId211">
-        <w:r>
-          <w:rPr>
-            <w:lang w:val="en_US" w:bidi="en_US"/>
-          </w:rPr>
-          <w:rPr>
-            <w:color w:val="0000EE"/>
-            <w:u w:val="single"/>
-          </w:rPr>
-          <w:t>Acts 3:1–11</w:t>
-        </w:r>
-      </w:hyperlink>
-      <w:r>
-        <w:rPr>
-          <w:lang w:val="en_US" w:bidi="en_US"/>
-        </w:rPr>
-        <w:t xml:space="preserve">; </w:t>
-      </w:r>
-      <w:hyperlink r:id="rId212">
-        <w:r>
-          <w:rPr>
-            <w:lang w:val="en_US" w:bidi="en_US"/>
-          </w:rPr>
-          <w:rPr>
-            <w:color w:val="0000EE"/>
-            <w:u w:val="single"/>
-          </w:rPr>
-          <w:t>5:12–16</w:t>
-        </w:r>
-      </w:hyperlink>
-      <w:r>
-        <w:rPr>
-          <w:lang w:val="en_US" w:bidi="en_US"/>
-        </w:rPr>
-        <w:t xml:space="preserve">; </w:t>
-      </w:r>
-      <w:hyperlink r:id="rId213">
-        <w:r>
-          <w:rPr>
-            <w:lang w:val="en_US" w:bidi="en_US"/>
-          </w:rPr>
-          <w:rPr>
-            <w:color w:val="0000EE"/>
-            <w:u w:val="single"/>
-          </w:rPr>
-          <w:t>9:32–43</w:t>
-        </w:r>
-      </w:hyperlink>
-      <w:r>
-        <w:rPr>
-          <w:lang w:val="en_US" w:bidi="en_US"/>
-        </w:rPr>
-        <w:t>)</w:t>
+        <w:t>He earned worldwide respect (</w:t>
+      </w:r>
+      <w:hyperlink r:id="rId282">
+        <w:r>
+          <w:rPr>
+            <w:lang w:val="en_US" w:bidi="en_US"/>
+          </w:rPr>
+          <w:rPr>
+            <w:color w:val="0000EE"/>
+            <w:u w:val="single"/>
+          </w:rPr>
+          <w:t>1 Kings 4:20–34</w:t>
+        </w:r>
+      </w:hyperlink>
+      <w:r>
+        <w:rPr>
+          <w:lang w:val="en_US" w:bidi="en_US"/>
+        </w:rPr>
+        <w:t xml:space="preserve">). </w:t>
       </w:r>
     </w:p>
     <w:p>
@@ -6107,133 +7727,7 @@
         <w:rPr>
           <w:lang w:val="en_US" w:bidi="en_US"/>
         </w:rPr>
-        <w:t>He spoke fearlessly to the authorities even when arrested (</w:t>
-      </w:r>
-      <w:hyperlink r:id="rId214">
-        <w:r>
-          <w:rPr>
-            <w:lang w:val="en_US" w:bidi="en_US"/>
-          </w:rPr>
-          <w:rPr>
-            <w:color w:val="0000EE"/>
-            <w:u w:val="single"/>
-          </w:rPr>
-          <w:t>Acts 4:1–20</w:t>
-        </w:r>
-      </w:hyperlink>
-      <w:r>
-        <w:rPr>
-          <w:lang w:val="en_US" w:bidi="en_US"/>
-        </w:rPr>
-        <w:t xml:space="preserve">; </w:t>
-      </w:r>
-      <w:hyperlink r:id="rId215">
-        <w:r>
-          <w:rPr>
-            <w:lang w:val="en_US" w:bidi="en_US"/>
-          </w:rPr>
-          <w:rPr>
-            <w:color w:val="0000EE"/>
-            <w:u w:val="single"/>
-          </w:rPr>
-          <w:t>5:26–32</w:t>
-        </w:r>
-      </w:hyperlink>
-      <w:r>
-        <w:rPr>
-          <w:lang w:val="en_US" w:bidi="en_US"/>
-        </w:rPr>
-        <w:t>)</w:t>
-      </w:r>
-    </w:p>
-    <w:p>
-      <w:pPr>
-        <w:pStyle w:val="ListBullet"/>
-        <w:spacing w:line="240" w:lineRule="auto"/>
-        <w:ind w:left="720"/>
-      </w:pPr>
-      <w:r>
-        <w:rPr>
-          <w:lang w:val="en_US" w:bidi="en_US"/>
-        </w:rPr>
-      </w:r>
-      <w:r>
-        <w:rPr>
-          <w:lang w:val="en_US" w:bidi="en_US"/>
-        </w:rPr>
-        <w:t>He miraculously escaped from prison twice (</w:t>
-      </w:r>
-      <w:hyperlink r:id="rId216">
-        <w:r>
-          <w:rPr>
-            <w:lang w:val="en_US" w:bidi="en_US"/>
-          </w:rPr>
-          <w:rPr>
-            <w:color w:val="0000EE"/>
-            <w:u w:val="single"/>
-          </w:rPr>
-          <w:t>Acts 5:18–25</w:t>
-        </w:r>
-      </w:hyperlink>
-      <w:r>
-        <w:rPr>
-          <w:lang w:val="en_US" w:bidi="en_US"/>
-        </w:rPr>
-        <w:t xml:space="preserve">; </w:t>
-      </w:r>
-      <w:hyperlink r:id="rId217">
-        <w:r>
-          <w:rPr>
-            <w:lang w:val="en_US" w:bidi="en_US"/>
-          </w:rPr>
-          <w:rPr>
-            <w:color w:val="0000EE"/>
-            <w:u w:val="single"/>
-          </w:rPr>
-          <w:t>12:6–11</w:t>
-        </w:r>
-      </w:hyperlink>
-      <w:r>
-        <w:rPr>
-          <w:lang w:val="en_US" w:bidi="en_US"/>
-        </w:rPr>
-        <w:t>)</w:t>
-      </w:r>
-    </w:p>
-    <w:p>
-      <w:pPr>
-        <w:pStyle w:val="ListBullet"/>
-        <w:spacing w:line="240" w:lineRule="auto"/>
-        <w:ind w:left="720"/>
-      </w:pPr>
-      <w:r>
-        <w:rPr>
-          <w:lang w:val="en_US" w:bidi="en_US"/>
-        </w:rPr>
-      </w:r>
-      <w:r>
-        <w:rPr>
-          <w:lang w:val="en_US" w:bidi="en_US"/>
-        </w:rPr>
-        <w:t>He also led in managing the quickly growing community of disciples (</w:t>
-      </w:r>
-      <w:hyperlink r:id="rId218">
-        <w:r>
-          <w:rPr>
-            <w:lang w:val="en_US" w:bidi="en_US"/>
-          </w:rPr>
-          <w:rPr>
-            <w:color w:val="0000EE"/>
-            <w:u w:val="single"/>
-          </w:rPr>
-          <w:t>Acts 5:3–11</w:t>
-        </w:r>
-      </w:hyperlink>
-      <w:r>
-        <w:rPr>
-          <w:lang w:val="en_US" w:bidi="en_US"/>
-        </w:rPr>
-        <w:t>)</w:t>
+        <w:t xml:space="preserve">He wrote the Song of Songs, most of Proverbs, and Ecclesiastes. </w:t>
       </w:r>
     </w:p>
     <w:p>
@@ -6247,72 +7741,31 @@
         <w:rPr>
           <w:lang w:val="en_US" w:bidi="en_US"/>
         </w:rPr>
-        <w:t>Peter was the first to share the good news about Jesus with non-Jews (</w:t>
-      </w:r>
-      <w:hyperlink r:id="rId219">
-        <w:r>
-          <w:rPr>
-            <w:lang w:val="en_US" w:bidi="en_US"/>
-          </w:rPr>
-          <w:rPr>
-            <w:color w:val="0000EE"/>
-            <w:u w:val="single"/>
-          </w:rPr>
-          <w:t>Acts 10:1–48</w:t>
-        </w:r>
-      </w:hyperlink>
-      <w:r>
-        <w:rPr>
-          <w:lang w:val="en_US" w:bidi="en_US"/>
-        </w:rPr>
-        <w:t xml:space="preserve">; see </w:t>
-      </w:r>
-      <w:hyperlink r:id="rId220">
-        <w:r>
-          <w:rPr>
-            <w:lang w:val="en_US" w:bidi="en_US"/>
-          </w:rPr>
-          <w:rPr>
-            <w:color w:val="0000EE"/>
-            <w:u w:val="single"/>
-          </w:rPr>
-          <w:t>Matthew 16:18</w:t>
-        </w:r>
-      </w:hyperlink>
-      <w:r>
-        <w:rPr>
-          <w:lang w:val="en_US" w:bidi="en_US"/>
-        </w:rPr>
-        <w:t>). He played a key role in the Jerusalem council about non-Jewish converts. He argued that non-Jews should not have to follow the law of Moses. Instead, they should be accepted based on their faith in Jesus alone (</w:t>
-      </w:r>
-      <w:hyperlink r:id="rId221">
-        <w:r>
-          <w:rPr>
-            <w:lang w:val="en_US" w:bidi="en_US"/>
-          </w:rPr>
-          <w:rPr>
-            <w:color w:val="0000EE"/>
-            <w:u w:val="single"/>
-          </w:rPr>
-          <w:t>Acts 15:7–11</w:t>
-        </w:r>
-      </w:hyperlink>
-      <w:r>
-        <w:rPr>
-          <w:lang w:val="en_US" w:bidi="en_US"/>
-        </w:rPr>
-        <w:t>). Later, when visiting Antioch, he was inconsistent about this. Paul strongly criticized him for it (</w:t>
-      </w:r>
-      <w:hyperlink r:id="rId222">
-        <w:r>
-          <w:rPr>
-            <w:lang w:val="en_US" w:bidi="en_US"/>
-          </w:rPr>
-          <w:rPr>
-            <w:color w:val="0000EE"/>
-            <w:u w:val="single"/>
-          </w:rPr>
-          <w:t>Galatians 2:11–16</w:t>
+        <w:t>Rabbis (Jewish teachers) said these books reflect three stages of his life: “When a man is young he composes songs; when he grows older he makes sententious remarks; and when he becomes an old man he speaks of the vanity of things” (</w:t>
+      </w:r>
+      <w:r>
+        <w:rPr>
+          <w:i/>
+          <w:lang w:val="en_US" w:bidi="en_US"/>
+        </w:rPr>
+        <w:t>Midrash Rabbah</w:t>
+      </w:r>
+      <w:r>
+        <w:rPr>
+          <w:lang w:val="en_US" w:bidi="en_US"/>
+        </w:rPr>
+        <w:t>). He also built the temple in Jerusalem and his palace. He expanded trade and increased Israel's wealth and security. His wisdom and wealth were famous. The queen of Sheba visited Jerusalem to see him herself (</w:t>
+      </w:r>
+      <w:hyperlink r:id="rId283">
+        <w:r>
+          <w:rPr>
+            <w:lang w:val="en_US" w:bidi="en_US"/>
+          </w:rPr>
+          <w:rPr>
+            <w:color w:val="0000EE"/>
+            <w:u w:val="single"/>
+          </w:rPr>
+          <w:t>1 Kings 10:1–29</w:t>
         </w:r>
       </w:hyperlink>
       <w:r>
@@ -6333,79 +7786,25 @@
         <w:rPr>
           <w:lang w:val="en_US" w:bidi="en_US"/>
         </w:rPr>
-        <w:t>Peter brought his wife on some mission trips (</w:t>
-      </w:r>
-      <w:hyperlink r:id="rId164">
-        <w:r>
-          <w:rPr>
-            <w:lang w:val="en_US" w:bidi="en_US"/>
-          </w:rPr>
-          <w:rPr>
-            <w:color w:val="0000EE"/>
-            <w:u w:val="single"/>
-          </w:rPr>
-          <w:t>1 Corinthians 9:5</w:t>
-        </w:r>
-      </w:hyperlink>
-      <w:r>
-        <w:rPr>
-          <w:lang w:val="en_US" w:bidi="en_US"/>
-        </w:rPr>
-        <w:t>). We do not know many other details about Peter’s later life and missionary work. He might have spent time in Corinth (</w:t>
-      </w:r>
-      <w:hyperlink r:id="rId223">
-        <w:r>
-          <w:rPr>
-            <w:lang w:val="en_US" w:bidi="en_US"/>
-          </w:rPr>
-          <w:rPr>
-            <w:color w:val="0000EE"/>
-            <w:u w:val="single"/>
-          </w:rPr>
-          <w:t>1 Corinthians 1:12</w:t>
-        </w:r>
-      </w:hyperlink>
-      <w:r>
-        <w:rPr>
-          <w:lang w:val="en_US" w:bidi="en_US"/>
-        </w:rPr>
-        <w:t xml:space="preserve">; </w:t>
-      </w:r>
-      <w:hyperlink r:id="rId224">
-        <w:r>
-          <w:rPr>
-            <w:lang w:val="en_US" w:bidi="en_US"/>
-          </w:rPr>
-          <w:rPr>
-            <w:color w:val="0000EE"/>
-            <w:u w:val="single"/>
-          </w:rPr>
-          <w:t>3:22</w:t>
-        </w:r>
-      </w:hyperlink>
-      <w:r>
-        <w:rPr>
-          <w:lang w:val="en_US" w:bidi="en_US"/>
-        </w:rPr>
-        <w:t>). Early tradition says that Peter was crucified (killed by being nailed to a cross) in Rome during Nero’s persecution of Christians in AD 64–65. Jesus said this would happen (</w:t>
-      </w:r>
-      <w:hyperlink r:id="rId225">
-        <w:r>
-          <w:rPr>
-            <w:lang w:val="en_US" w:bidi="en_US"/>
-          </w:rPr>
-          <w:rPr>
-            <w:color w:val="0000EE"/>
-            <w:u w:val="single"/>
-          </w:rPr>
-          <w:t>John 21:18–19</w:t>
-        </w:r>
-      </w:hyperlink>
-      <w:r>
-        <w:rPr>
-          <w:lang w:val="en_US" w:bidi="en_US"/>
-        </w:rPr>
-        <w:t>). The tradition that he was crucified upside-down is less certain.</w:t>
+        <w:t>Solomon made many foreign alliances and married many foreign women, starting with the daughter of Egypt’s pharaoh (</w:t>
+      </w:r>
+      <w:hyperlink r:id="rId284">
+        <w:r>
+          <w:rPr>
+            <w:lang w:val="en_US" w:bidi="en_US"/>
+          </w:rPr>
+          <w:rPr>
+            <w:color w:val="0000EE"/>
+            <w:u w:val="single"/>
+          </w:rPr>
+          <w:t>1 Kings 3:1</w:t>
+        </w:r>
+      </w:hyperlink>
+      <w:r>
+        <w:rPr>
+          <w:lang w:val="en_US" w:bidi="en_US"/>
+        </w:rPr>
+        <w:t>). His foreign wives led him away from God and toward idols. Later in life, Solomon, once wise, became very foolish under their influence. He worshiped false gods and treated his people badly. As a result, God used Jeroboam to take away a large part of Solomon's kingdom.</w:t>
       </w:r>
     </w:p>
     <w:p>
@@ -6419,25 +7818,43 @@
         <w:rPr>
           <w:lang w:val="en_US" w:bidi="en_US"/>
         </w:rPr>
-        <w:t xml:space="preserve">Peter likely provided the information that Mark recorded in his Gospel. Mark probably learned this while helping Peter with his evangelistic work in Italy near the end of Peter's life. Tradition also says that Peter wrote 1 Peter (from Rome, referred to as "Babylon," </w:t>
-      </w:r>
-      <w:hyperlink r:id="rId226">
-        <w:r>
-          <w:rPr>
-            <w:lang w:val="en_US" w:bidi="en_US"/>
-          </w:rPr>
-          <w:rPr>
-            <w:color w:val="0000EE"/>
-            <w:u w:val="single"/>
-          </w:rPr>
-          <w:t>1 Peter 5:13</w:t>
-        </w:r>
-      </w:hyperlink>
-      <w:r>
-        <w:rPr>
-          <w:lang w:val="en_US" w:bidi="en_US"/>
-        </w:rPr>
-        <w:t>) and 2 Peter.</w:t>
+        <w:t>Even so, the New Testament remembers Solomon’s wisdom and glory as the example by which others are judged. Jesus is the incarnation of God's wisdom (or God's wisdom in human form), which greatly exceeds Solomon's (</w:t>
+      </w:r>
+      <w:hyperlink r:id="rId285">
+        <w:r>
+          <w:rPr>
+            <w:lang w:val="en_US" w:bidi="en_US"/>
+          </w:rPr>
+          <w:rPr>
+            <w:color w:val="0000EE"/>
+            <w:u w:val="single"/>
+          </w:rPr>
+          <w:t>Matthew 12:42</w:t>
+        </w:r>
+      </w:hyperlink>
+      <w:r>
+        <w:rPr>
+          <w:lang w:val="en_US" w:bidi="en_US"/>
+        </w:rPr>
+        <w:t xml:space="preserve">; </w:t>
+      </w:r>
+      <w:hyperlink r:id="rId286">
+        <w:r>
+          <w:rPr>
+            <w:lang w:val="en_US" w:bidi="en_US"/>
+          </w:rPr>
+          <w:rPr>
+            <w:color w:val="0000EE"/>
+            <w:u w:val="single"/>
+          </w:rPr>
+          <w:t>Luke 11:31</w:t>
+        </w:r>
+      </w:hyperlink>
+      <w:r>
+        <w:rPr>
+          <w:lang w:val="en_US" w:bidi="en_US"/>
+        </w:rPr>
+        <w:t>).</w:t>
       </w:r>
     </w:p>
     <w:p>
@@ -6449,9 +7866,10 @@
       </w:r>
       <w:r>
         <w:rPr>
-          <w:lang w:val="en_US" w:bidi="en_US"/>
-        </w:rPr>
-        <w:t>In the New Testament, Peter shows how Jesus forgives and restores those who have failed him. Jesus can still use them for his glory.</w:t>
+          <w:u w:val="single"/>
+          <w:lang w:val="en_US" w:bidi="en_US"/>
+        </w:rPr>
+        <w:t>Passages for Further Study</w:t>
       </w:r>
     </w:p>
     <w:p>
@@ -6461,12 +7879,189 @@
           <w:lang w:val="en_US" w:bidi="en_US"/>
         </w:rPr>
       </w:r>
-      <w:r>
-        <w:rPr>
-          <w:u w:val="single"/>
-          <w:lang w:val="en_US" w:bidi="en_US"/>
-        </w:rPr>
-        <w:t>Passages for Further Study</w:t>
+      <w:hyperlink r:id="rId278">
+        <w:r>
+          <w:rPr>
+            <w:lang w:val="en_US" w:bidi="en_US"/>
+          </w:rPr>
+          <w:rPr>
+            <w:color w:val="0000EE"/>
+            <w:u w:val="single"/>
+          </w:rPr>
+          <w:t>2 Samuel 12:24–25</w:t>
+        </w:r>
+      </w:hyperlink>
+      <w:r>
+        <w:rPr>
+          <w:lang w:val="en_US" w:bidi="en_US"/>
+        </w:rPr>
+        <w:t xml:space="preserve">; </w:t>
+      </w:r>
+      <w:hyperlink r:id="rId287">
+        <w:r>
+          <w:rPr>
+            <w:lang w:val="en_US" w:bidi="en_US"/>
+          </w:rPr>
+          <w:rPr>
+            <w:color w:val="0000EE"/>
+            <w:u w:val="single"/>
+          </w:rPr>
+          <w:t>1 Kings 1:1–11:43</w:t>
+        </w:r>
+      </w:hyperlink>
+      <w:r>
+        <w:rPr>
+          <w:lang w:val="en_US" w:bidi="en_US"/>
+        </w:rPr>
+        <w:t xml:space="preserve">; </w:t>
+      </w:r>
+      <w:hyperlink r:id="rId288">
+        <w:r>
+          <w:rPr>
+            <w:lang w:val="en_US" w:bidi="en_US"/>
+          </w:rPr>
+          <w:rPr>
+            <w:color w:val="0000EE"/>
+            <w:u w:val="single"/>
+          </w:rPr>
+          <w:t>2 Chronicles 1:1–9:31</w:t>
+        </w:r>
+      </w:hyperlink>
+      <w:r>
+        <w:rPr>
+          <w:lang w:val="en_US" w:bidi="en_US"/>
+        </w:rPr>
+        <w:t xml:space="preserve">; </w:t>
+      </w:r>
+      <w:hyperlink r:id="rId289">
+        <w:r>
+          <w:rPr>
+            <w:lang w:val="en_US" w:bidi="en_US"/>
+          </w:rPr>
+          <w:rPr>
+            <w:color w:val="0000EE"/>
+            <w:u w:val="single"/>
+          </w:rPr>
+          <w:t>Psalms 72:1–20</w:t>
+        </w:r>
+      </w:hyperlink>
+      <w:r>
+        <w:rPr>
+          <w:lang w:val="en_US" w:bidi="en_US"/>
+        </w:rPr>
+        <w:t xml:space="preserve">; </w:t>
+      </w:r>
+      <w:hyperlink r:id="rId290">
+        <w:r>
+          <w:rPr>
+            <w:lang w:val="en_US" w:bidi="en_US"/>
+          </w:rPr>
+          <w:rPr>
+            <w:color w:val="0000EE"/>
+            <w:u w:val="single"/>
+          </w:rPr>
+          <w:t>127:1–5</w:t>
+        </w:r>
+      </w:hyperlink>
+      <w:r>
+        <w:rPr>
+          <w:lang w:val="en_US" w:bidi="en_US"/>
+        </w:rPr>
+        <w:t xml:space="preserve">; </w:t>
+      </w:r>
+      <w:hyperlink r:id="rId291">
+        <w:r>
+          <w:rPr>
+            <w:lang w:val="en_US" w:bidi="en_US"/>
+          </w:rPr>
+          <w:rPr>
+            <w:color w:val="0000EE"/>
+            <w:u w:val="single"/>
+          </w:rPr>
+          <w:t>Proverbs 1:1</w:t>
+        </w:r>
+      </w:hyperlink>
+      <w:r>
+        <w:rPr>
+          <w:lang w:val="en_US" w:bidi="en_US"/>
+        </w:rPr>
+        <w:t xml:space="preserve">; </w:t>
+      </w:r>
+      <w:hyperlink r:id="rId292">
+        <w:r>
+          <w:rPr>
+            <w:lang w:val="en_US" w:bidi="en_US"/>
+          </w:rPr>
+          <w:rPr>
+            <w:color w:val="0000EE"/>
+            <w:u w:val="single"/>
+          </w:rPr>
+          <w:t>Matthew 6:28–30</w:t>
+        </w:r>
+      </w:hyperlink>
+      <w:r>
+        <w:rPr>
+          <w:lang w:val="en_US" w:bidi="en_US"/>
+        </w:rPr>
+        <w:t xml:space="preserve">; </w:t>
+      </w:r>
+      <w:hyperlink r:id="rId285">
+        <w:r>
+          <w:rPr>
+            <w:lang w:val="en_US" w:bidi="en_US"/>
+          </w:rPr>
+          <w:rPr>
+            <w:color w:val="0000EE"/>
+            <w:u w:val="single"/>
+          </w:rPr>
+          <w:t>12:42</w:t>
+        </w:r>
+      </w:hyperlink>
+      <w:r>
+        <w:rPr>
+          <w:lang w:val="en_US" w:bidi="en_US"/>
+        </w:rPr>
+        <w:t xml:space="preserve">; </w:t>
+      </w:r>
+      <w:hyperlink r:id="rId286">
+        <w:r>
+          <w:rPr>
+            <w:lang w:val="en_US" w:bidi="en_US"/>
+          </w:rPr>
+          <w:rPr>
+            <w:color w:val="0000EE"/>
+            <w:u w:val="single"/>
+          </w:rPr>
+          <w:t>Luke 11:31</w:t>
+        </w:r>
+      </w:hyperlink>
+      <w:r>
+        <w:rPr>
+          <w:lang w:val="en_US" w:bidi="en_US"/>
+        </w:rPr>
+        <w:t xml:space="preserve">; </w:t>
+      </w:r>
+      <w:hyperlink r:id="rId293">
+        <w:r>
+          <w:rPr>
+            <w:lang w:val="en_US" w:bidi="en_US"/>
+          </w:rPr>
+          <w:rPr>
+            <w:color w:val="0000EE"/>
+            <w:u w:val="single"/>
+          </w:rPr>
+          <w:t>12:27</w:t>
+        </w:r>
+      </w:hyperlink>
+      <w:r>
+        <w:rPr>
+          <w:lang w:val="en_US" w:bidi="en_US"/>
+        </w:rPr>
+      </w:r>
+      <w:r>
+        <w:rPr>
+          <w:lang w:val="en_US" w:bidi="en_US"/>
+        </w:rPr>
       </w:r>
     </w:p>
     <w:p>
@@ -6476,1066 +8071,16 @@
           <w:lang w:val="en_US" w:bidi="en_US"/>
         </w:rPr>
       </w:r>
-      <w:hyperlink r:id="rId227">
-        <w:r>
-          <w:rPr>
-            <w:lang w:val="en_US" w:bidi="en_US"/>
-          </w:rPr>
-          <w:rPr>
-            <w:color w:val="0000EE"/>
-            <w:u w:val="single"/>
-          </w:rPr>
-          <w:t>Matthew 4:18–20</w:t>
-        </w:r>
-      </w:hyperlink>
-      <w:r>
-        <w:rPr>
-          <w:lang w:val="en_US" w:bidi="en_US"/>
-        </w:rPr>
-        <w:t xml:space="preserve">; </w:t>
-      </w:r>
-      <w:hyperlink r:id="rId228">
-        <w:r>
-          <w:rPr>
-            <w:lang w:val="en_US" w:bidi="en_US"/>
-          </w:rPr>
-          <w:rPr>
-            <w:color w:val="0000EE"/>
-            <w:u w:val="single"/>
-          </w:rPr>
-          <w:t>8:14</w:t>
-        </w:r>
-      </w:hyperlink>
-      <w:r>
-        <w:rPr>
-          <w:lang w:val="en_US" w:bidi="en_US"/>
-        </w:rPr>
-        <w:t xml:space="preserve">; </w:t>
-      </w:r>
-      <w:hyperlink r:id="rId173">
-        <w:r>
-          <w:rPr>
-            <w:lang w:val="en_US" w:bidi="en_US"/>
-          </w:rPr>
-          <w:rPr>
-            <w:color w:val="0000EE"/>
-            <w:u w:val="single"/>
-          </w:rPr>
-          <w:t>10:2</w:t>
-        </w:r>
-      </w:hyperlink>
-      <w:r>
-        <w:rPr>
-          <w:lang w:val="en_US" w:bidi="en_US"/>
-        </w:rPr>
-        <w:t xml:space="preserve">; </w:t>
-      </w:r>
-      <w:hyperlink r:id="rId229">
-        <w:r>
-          <w:rPr>
-            <w:lang w:val="en_US" w:bidi="en_US"/>
-          </w:rPr>
-          <w:rPr>
-            <w:color w:val="0000EE"/>
-            <w:u w:val="single"/>
-          </w:rPr>
-          <w:t>14:28–31</w:t>
-        </w:r>
-      </w:hyperlink>
-      <w:r>
-        <w:rPr>
-          <w:lang w:val="en_US" w:bidi="en_US"/>
-        </w:rPr>
-        <w:t xml:space="preserve">; </w:t>
-      </w:r>
-      <w:hyperlink r:id="rId230">
-        <w:r>
-          <w:rPr>
-            <w:lang w:val="en_US" w:bidi="en_US"/>
-          </w:rPr>
-          <w:rPr>
-            <w:color w:val="0000EE"/>
-            <w:u w:val="single"/>
-          </w:rPr>
-          <w:t>15:15</w:t>
-        </w:r>
-      </w:hyperlink>
-      <w:r>
-        <w:rPr>
-          <w:lang w:val="en_US" w:bidi="en_US"/>
-        </w:rPr>
-        <w:t xml:space="preserve">; </w:t>
-      </w:r>
-      <w:hyperlink r:id="rId231">
-        <w:r>
-          <w:rPr>
-            <w:lang w:val="en_US" w:bidi="en_US"/>
-          </w:rPr>
-          <w:rPr>
-            <w:color w:val="0000EE"/>
-            <w:u w:val="single"/>
-          </w:rPr>
-          <w:t>16:16–19</w:t>
-        </w:r>
-      </w:hyperlink>
-      <w:r>
-        <w:rPr>
-          <w:lang w:val="en_US" w:bidi="en_US"/>
-        </w:rPr>
-        <w:t xml:space="preserve">, </w:t>
-      </w:r>
-      <w:hyperlink r:id="rId232">
-        <w:r>
-          <w:rPr>
-            <w:lang w:val="en_US" w:bidi="en_US"/>
-          </w:rPr>
-          <w:rPr>
-            <w:color w:val="0000EE"/>
-            <w:u w:val="single"/>
-          </w:rPr>
-          <w:t>22–23</w:t>
-        </w:r>
-      </w:hyperlink>
-      <w:r>
-        <w:rPr>
-          <w:lang w:val="en_US" w:bidi="en_US"/>
-        </w:rPr>
-        <w:t xml:space="preserve">; </w:t>
-      </w:r>
-      <w:hyperlink r:id="rId233">
-        <w:r>
-          <w:rPr>
-            <w:lang w:val="en_US" w:bidi="en_US"/>
-          </w:rPr>
-          <w:rPr>
-            <w:color w:val="0000EE"/>
-            <w:u w:val="single"/>
-          </w:rPr>
-          <w:t>17:1–4</w:t>
-        </w:r>
-      </w:hyperlink>
-      <w:r>
-        <w:rPr>
-          <w:lang w:val="en_US" w:bidi="en_US"/>
-        </w:rPr>
-        <w:t xml:space="preserve">, </w:t>
-      </w:r>
-      <w:hyperlink r:id="rId234">
-        <w:r>
-          <w:rPr>
-            <w:lang w:val="en_US" w:bidi="en_US"/>
-          </w:rPr>
-          <w:rPr>
-            <w:color w:val="0000EE"/>
-            <w:u w:val="single"/>
-          </w:rPr>
-          <w:t>24–27</w:t>
-        </w:r>
-      </w:hyperlink>
-      <w:r>
-        <w:rPr>
-          <w:lang w:val="en_US" w:bidi="en_US"/>
-        </w:rPr>
-        <w:t xml:space="preserve">; </w:t>
-      </w:r>
-      <w:hyperlink r:id="rId235">
-        <w:r>
-          <w:rPr>
-            <w:lang w:val="en_US" w:bidi="en_US"/>
-          </w:rPr>
-          <w:rPr>
-            <w:color w:val="0000EE"/>
-            <w:u w:val="single"/>
-          </w:rPr>
-          <w:t>18:21</w:t>
-        </w:r>
-      </w:hyperlink>
-      <w:r>
-        <w:rPr>
-          <w:lang w:val="en_US" w:bidi="en_US"/>
-        </w:rPr>
-        <w:t xml:space="preserve">; </w:t>
-      </w:r>
-      <w:hyperlink r:id="rId236">
-        <w:r>
-          <w:rPr>
-            <w:lang w:val="en_US" w:bidi="en_US"/>
-          </w:rPr>
-          <w:rPr>
-            <w:color w:val="0000EE"/>
-            <w:u w:val="single"/>
-          </w:rPr>
-          <w:t>19:27</w:t>
-        </w:r>
-      </w:hyperlink>
-      <w:r>
-        <w:rPr>
-          <w:lang w:val="en_US" w:bidi="en_US"/>
-        </w:rPr>
-        <w:t xml:space="preserve">; </w:t>
-      </w:r>
-      <w:hyperlink r:id="rId237">
-        <w:r>
-          <w:rPr>
-            <w:lang w:val="en_US" w:bidi="en_US"/>
-          </w:rPr>
-          <w:rPr>
-            <w:color w:val="0000EE"/>
-            <w:u w:val="single"/>
-          </w:rPr>
-          <w:t>26:33–45</w:t>
-        </w:r>
-      </w:hyperlink>
-      <w:r>
-        <w:rPr>
-          <w:lang w:val="en_US" w:bidi="en_US"/>
-        </w:rPr>
-        <w:t xml:space="preserve">, </w:t>
-      </w:r>
-      <w:hyperlink r:id="rId238">
-        <w:r>
-          <w:rPr>
-            <w:lang w:val="en_US" w:bidi="en_US"/>
-          </w:rPr>
-          <w:rPr>
-            <w:color w:val="0000EE"/>
-            <w:u w:val="single"/>
-          </w:rPr>
-          <w:t>58</w:t>
-        </w:r>
-      </w:hyperlink>
-      <w:r>
-        <w:rPr>
-          <w:lang w:val="en_US" w:bidi="en_US"/>
-        </w:rPr>
-        <w:t xml:space="preserve">, </w:t>
-      </w:r>
-      <w:hyperlink r:id="rId196">
-        <w:r>
-          <w:rPr>
-            <w:lang w:val="en_US" w:bidi="en_US"/>
-          </w:rPr>
-          <w:rPr>
-            <w:color w:val="0000EE"/>
-            <w:u w:val="single"/>
-          </w:rPr>
-          <w:t>69–75</w:t>
-        </w:r>
-      </w:hyperlink>
-      <w:r>
-        <w:rPr>
-          <w:lang w:val="en_US" w:bidi="en_US"/>
-        </w:rPr>
-        <w:t xml:space="preserve">; </w:t>
-      </w:r>
-      <w:hyperlink r:id="rId239">
-        <w:r>
-          <w:rPr>
-            <w:lang w:val="en_US" w:bidi="en_US"/>
-          </w:rPr>
-          <w:rPr>
-            <w:color w:val="0000EE"/>
-            <w:u w:val="single"/>
-          </w:rPr>
-          <w:t>Mark 1:16–18</w:t>
-        </w:r>
-      </w:hyperlink>
-      <w:r>
-        <w:rPr>
-          <w:lang w:val="en_US" w:bidi="en_US"/>
-        </w:rPr>
-        <w:t xml:space="preserve">, </w:t>
-      </w:r>
-      <w:hyperlink r:id="rId240">
-        <w:r>
-          <w:rPr>
-            <w:lang w:val="en_US" w:bidi="en_US"/>
-          </w:rPr>
-          <w:rPr>
-            <w:color w:val="0000EE"/>
-            <w:u w:val="single"/>
-          </w:rPr>
-          <w:t>29–30</w:t>
-        </w:r>
-      </w:hyperlink>
-      <w:r>
-        <w:rPr>
-          <w:lang w:val="en_US" w:bidi="en_US"/>
-        </w:rPr>
-        <w:t xml:space="preserve">, </w:t>
-      </w:r>
-      <w:hyperlink r:id="rId241">
-        <w:r>
-          <w:rPr>
-            <w:lang w:val="en_US" w:bidi="en_US"/>
-          </w:rPr>
-          <w:rPr>
-            <w:color w:val="0000EE"/>
-            <w:u w:val="single"/>
-          </w:rPr>
-          <w:t>36–37</w:t>
-        </w:r>
-      </w:hyperlink>
-      <w:r>
-        <w:rPr>
-          <w:lang w:val="en_US" w:bidi="en_US"/>
-        </w:rPr>
-        <w:t xml:space="preserve">; </w:t>
-      </w:r>
-      <w:hyperlink r:id="rId174">
-        <w:r>
-          <w:rPr>
-            <w:lang w:val="en_US" w:bidi="en_US"/>
-          </w:rPr>
-          <w:rPr>
-            <w:color w:val="0000EE"/>
-            <w:u w:val="single"/>
-          </w:rPr>
-          <w:t>3:16</w:t>
-        </w:r>
-      </w:hyperlink>
-      <w:r>
-        <w:rPr>
-          <w:lang w:val="en_US" w:bidi="en_US"/>
-        </w:rPr>
-        <w:t xml:space="preserve">; </w:t>
-      </w:r>
-      <w:hyperlink r:id="rId177">
-        <w:r>
-          <w:rPr>
-            <w:lang w:val="en_US" w:bidi="en_US"/>
-          </w:rPr>
-          <w:rPr>
-            <w:color w:val="0000EE"/>
-            <w:u w:val="single"/>
-          </w:rPr>
-          <w:t>5:37</w:t>
-        </w:r>
-      </w:hyperlink>
-      <w:r>
-        <w:rPr>
-          <w:lang w:val="en_US" w:bidi="en_US"/>
-        </w:rPr>
-        <w:t xml:space="preserve">; </w:t>
-      </w:r>
-      <w:hyperlink r:id="rId242">
-        <w:r>
-          <w:rPr>
-            <w:lang w:val="en_US" w:bidi="en_US"/>
-          </w:rPr>
-          <w:rPr>
-            <w:color w:val="0000EE"/>
-            <w:u w:val="single"/>
-          </w:rPr>
-          <w:t>8:29–33</w:t>
-        </w:r>
-      </w:hyperlink>
-      <w:r>
-        <w:rPr>
-          <w:lang w:val="en_US" w:bidi="en_US"/>
-        </w:rPr>
-        <w:t xml:space="preserve">; </w:t>
-      </w:r>
-      <w:hyperlink r:id="rId243">
-        <w:r>
-          <w:rPr>
-            <w:lang w:val="en_US" w:bidi="en_US"/>
-          </w:rPr>
-          <w:rPr>
-            <w:color w:val="0000EE"/>
-            <w:u w:val="single"/>
-          </w:rPr>
-          <w:t>9:2–6</w:t>
-        </w:r>
-      </w:hyperlink>
-      <w:r>
-        <w:rPr>
-          <w:lang w:val="en_US" w:bidi="en_US"/>
-        </w:rPr>
-        <w:t xml:space="preserve">; </w:t>
-      </w:r>
-      <w:hyperlink r:id="rId244">
-        <w:r>
-          <w:rPr>
-            <w:lang w:val="en_US" w:bidi="en_US"/>
-          </w:rPr>
-          <w:rPr>
-            <w:color w:val="0000EE"/>
-            <w:u w:val="single"/>
-          </w:rPr>
-          <w:t>10:28</w:t>
-        </w:r>
-      </w:hyperlink>
-      <w:r>
-        <w:rPr>
-          <w:lang w:val="en_US" w:bidi="en_US"/>
-        </w:rPr>
-        <w:t xml:space="preserve">; </w:t>
-      </w:r>
-      <w:hyperlink r:id="rId245">
-        <w:r>
-          <w:rPr>
-            <w:lang w:val="en_US" w:bidi="en_US"/>
-          </w:rPr>
-          <w:rPr>
-            <w:color w:val="0000EE"/>
-            <w:u w:val="single"/>
-          </w:rPr>
-          <w:t>11:21</w:t>
-        </w:r>
-      </w:hyperlink>
-      <w:r>
-        <w:rPr>
-          <w:lang w:val="en_US" w:bidi="en_US"/>
-        </w:rPr>
-        <w:t xml:space="preserve">; </w:t>
-      </w:r>
-      <w:hyperlink r:id="rId246">
-        <w:r>
-          <w:rPr>
-            <w:lang w:val="en_US" w:bidi="en_US"/>
-          </w:rPr>
-          <w:rPr>
-            <w:color w:val="0000EE"/>
-            <w:u w:val="single"/>
-          </w:rPr>
-          <w:t>13:3–4</w:t>
-        </w:r>
-      </w:hyperlink>
-      <w:r>
-        <w:rPr>
-          <w:lang w:val="en_US" w:bidi="en_US"/>
-        </w:rPr>
-        <w:t xml:space="preserve">; </w:t>
-      </w:r>
-      <w:hyperlink r:id="rId247">
-        <w:r>
-          <w:rPr>
-            <w:lang w:val="en_US" w:bidi="en_US"/>
-          </w:rPr>
-          <w:rPr>
-            <w:color w:val="0000EE"/>
-            <w:u w:val="single"/>
-          </w:rPr>
-          <w:t>14:29–42</w:t>
-        </w:r>
-      </w:hyperlink>
-      <w:r>
-        <w:rPr>
-          <w:lang w:val="en_US" w:bidi="en_US"/>
-        </w:rPr>
-        <w:t xml:space="preserve">, </w:t>
-      </w:r>
-      <w:hyperlink r:id="rId248">
-        <w:r>
-          <w:rPr>
-            <w:lang w:val="en_US" w:bidi="en_US"/>
-          </w:rPr>
-          <w:rPr>
-            <w:color w:val="0000EE"/>
-            <w:u w:val="single"/>
-          </w:rPr>
-          <w:t>54</w:t>
-        </w:r>
-      </w:hyperlink>
-      <w:r>
-        <w:rPr>
-          <w:lang w:val="en_US" w:bidi="en_US"/>
-        </w:rPr>
-        <w:t xml:space="preserve">, </w:t>
-      </w:r>
-      <w:hyperlink r:id="rId197">
-        <w:r>
-          <w:rPr>
-            <w:lang w:val="en_US" w:bidi="en_US"/>
-          </w:rPr>
-          <w:rPr>
-            <w:color w:val="0000EE"/>
-            <w:u w:val="single"/>
-          </w:rPr>
-          <w:t>66–72</w:t>
-        </w:r>
-      </w:hyperlink>
-      <w:r>
-        <w:rPr>
-          <w:lang w:val="en_US" w:bidi="en_US"/>
-        </w:rPr>
-        <w:t xml:space="preserve">; </w:t>
-      </w:r>
-      <w:hyperlink r:id="rId249">
-        <w:r>
-          <w:rPr>
-            <w:lang w:val="en_US" w:bidi="en_US"/>
-          </w:rPr>
-          <w:rPr>
-            <w:color w:val="0000EE"/>
-            <w:u w:val="single"/>
-          </w:rPr>
-          <w:t>16:7–8</w:t>
-        </w:r>
-      </w:hyperlink>
-      <w:r>
-        <w:rPr>
-          <w:lang w:val="en_US" w:bidi="en_US"/>
-        </w:rPr>
-        <w:t xml:space="preserve">; </w:t>
-      </w:r>
-      <w:hyperlink r:id="rId250">
-        <w:r>
-          <w:rPr>
-            <w:lang w:val="en_US" w:bidi="en_US"/>
-          </w:rPr>
-          <w:rPr>
-            <w:color w:val="0000EE"/>
-            <w:u w:val="single"/>
-          </w:rPr>
-          <w:t>Luke 4:38</w:t>
-        </w:r>
-      </w:hyperlink>
-      <w:r>
-        <w:rPr>
-          <w:lang w:val="en_US" w:bidi="en_US"/>
-        </w:rPr>
-        <w:t xml:space="preserve">; </w:t>
-      </w:r>
-      <w:hyperlink r:id="rId251">
-        <w:r>
-          <w:rPr>
-            <w:lang w:val="en_US" w:bidi="en_US"/>
-          </w:rPr>
-          <w:rPr>
-            <w:color w:val="0000EE"/>
-            <w:u w:val="single"/>
-          </w:rPr>
-          <w:t>5:3–10</w:t>
-        </w:r>
-      </w:hyperlink>
-      <w:r>
-        <w:rPr>
-          <w:lang w:val="en_US" w:bidi="en_US"/>
-        </w:rPr>
-        <w:t xml:space="preserve">; </w:t>
-      </w:r>
-      <w:hyperlink r:id="rId175">
-        <w:r>
-          <w:rPr>
-            <w:lang w:val="en_US" w:bidi="en_US"/>
-          </w:rPr>
-          <w:rPr>
-            <w:color w:val="0000EE"/>
-            <w:u w:val="single"/>
-          </w:rPr>
-          <w:t>6:14</w:t>
-        </w:r>
-      </w:hyperlink>
-      <w:r>
-        <w:rPr>
-          <w:lang w:val="en_US" w:bidi="en_US"/>
-        </w:rPr>
-        <w:t xml:space="preserve">; </w:t>
-      </w:r>
-      <w:hyperlink r:id="rId252">
-        <w:r>
-          <w:rPr>
-            <w:lang w:val="en_US" w:bidi="en_US"/>
-          </w:rPr>
-          <w:rPr>
-            <w:color w:val="0000EE"/>
-            <w:u w:val="single"/>
-          </w:rPr>
-          <w:t>8:45</w:t>
-        </w:r>
-      </w:hyperlink>
-      <w:r>
-        <w:rPr>
-          <w:lang w:val="en_US" w:bidi="en_US"/>
-        </w:rPr>
-        <w:t xml:space="preserve">, </w:t>
-      </w:r>
-      <w:hyperlink r:id="rId178">
-        <w:r>
-          <w:rPr>
-            <w:lang w:val="en_US" w:bidi="en_US"/>
-          </w:rPr>
-          <w:rPr>
-            <w:color w:val="0000EE"/>
-            <w:u w:val="single"/>
-          </w:rPr>
-          <w:t>51</w:t>
-        </w:r>
-      </w:hyperlink>
-      <w:r>
-        <w:rPr>
-          <w:lang w:val="en_US" w:bidi="en_US"/>
-        </w:rPr>
-        <w:t xml:space="preserve">; </w:t>
-      </w:r>
-      <w:hyperlink r:id="rId192">
-        <w:r>
-          <w:rPr>
-            <w:lang w:val="en_US" w:bidi="en_US"/>
-          </w:rPr>
-          <w:rPr>
-            <w:color w:val="0000EE"/>
-            <w:u w:val="single"/>
-          </w:rPr>
-          <w:t>9:20</w:t>
-        </w:r>
-      </w:hyperlink>
-      <w:r>
-        <w:rPr>
-          <w:lang w:val="en_US" w:bidi="en_US"/>
-        </w:rPr>
-        <w:t xml:space="preserve">, </w:t>
-      </w:r>
-      <w:hyperlink r:id="rId253">
-        <w:r>
-          <w:rPr>
-            <w:lang w:val="en_US" w:bidi="en_US"/>
-          </w:rPr>
-          <w:rPr>
-            <w:color w:val="0000EE"/>
-            <w:u w:val="single"/>
-          </w:rPr>
-          <w:t>28–33</w:t>
-        </w:r>
-      </w:hyperlink>
-      <w:r>
-        <w:rPr>
-          <w:lang w:val="en_US" w:bidi="en_US"/>
-        </w:rPr>
-        <w:t xml:space="preserve">; </w:t>
-      </w:r>
-      <w:hyperlink r:id="rId254">
-        <w:r>
-          <w:rPr>
-            <w:lang w:val="en_US" w:bidi="en_US"/>
-          </w:rPr>
-          <w:rPr>
-            <w:color w:val="0000EE"/>
-            <w:u w:val="single"/>
-          </w:rPr>
-          <w:t>12:41</w:t>
-        </w:r>
-      </w:hyperlink>
-      <w:r>
-        <w:rPr>
-          <w:lang w:val="en_US" w:bidi="en_US"/>
-        </w:rPr>
-        <w:t xml:space="preserve">; </w:t>
-      </w:r>
-      <w:hyperlink r:id="rId255">
-        <w:r>
-          <w:rPr>
-            <w:lang w:val="en_US" w:bidi="en_US"/>
-          </w:rPr>
-          <w:rPr>
-            <w:color w:val="0000EE"/>
-            <w:u w:val="single"/>
-          </w:rPr>
-          <w:t>18:28</w:t>
-        </w:r>
-      </w:hyperlink>
-      <w:r>
-        <w:rPr>
-          <w:lang w:val="en_US" w:bidi="en_US"/>
-        </w:rPr>
-        <w:t xml:space="preserve">; </w:t>
-      </w:r>
-      <w:hyperlink r:id="rId256">
-        <w:r>
-          <w:rPr>
-            <w:lang w:val="en_US" w:bidi="en_US"/>
-          </w:rPr>
-          <w:rPr>
-            <w:color w:val="0000EE"/>
-            <w:u w:val="single"/>
-          </w:rPr>
-          <w:t>22:8</w:t>
-        </w:r>
-      </w:hyperlink>
-      <w:r>
-        <w:rPr>
-          <w:lang w:val="en_US" w:bidi="en_US"/>
-        </w:rPr>
-        <w:t xml:space="preserve">, </w:t>
-      </w:r>
-      <w:hyperlink r:id="rId201">
-        <w:r>
-          <w:rPr>
-            <w:lang w:val="en_US" w:bidi="en_US"/>
-          </w:rPr>
-          <w:rPr>
-            <w:color w:val="0000EE"/>
-            <w:u w:val="single"/>
-          </w:rPr>
-          <w:t>31–34</w:t>
-        </w:r>
-      </w:hyperlink>
-      <w:r>
-        <w:rPr>
-          <w:lang w:val="en_US" w:bidi="en_US"/>
-        </w:rPr>
-        <w:t xml:space="preserve">, </w:t>
-      </w:r>
-      <w:hyperlink r:id="rId257">
-        <w:r>
-          <w:rPr>
-            <w:lang w:val="en_US" w:bidi="en_US"/>
-          </w:rPr>
-          <w:rPr>
-            <w:color w:val="0000EE"/>
-            <w:u w:val="single"/>
-          </w:rPr>
-          <w:t>55–62</w:t>
-        </w:r>
-      </w:hyperlink>
-      <w:r>
-        <w:rPr>
-          <w:lang w:val="en_US" w:bidi="en_US"/>
-        </w:rPr>
-        <w:t xml:space="preserve">; </w:t>
-      </w:r>
-      <w:hyperlink r:id="rId258">
-        <w:r>
-          <w:rPr>
-            <w:lang w:val="en_US" w:bidi="en_US"/>
-          </w:rPr>
-          <w:rPr>
-            <w:color w:val="0000EE"/>
-            <w:u w:val="single"/>
-          </w:rPr>
-          <w:t>24:12</w:t>
-        </w:r>
-      </w:hyperlink>
-      <w:r>
-        <w:rPr>
-          <w:lang w:val="en_US" w:bidi="en_US"/>
-        </w:rPr>
-        <w:t xml:space="preserve">, </w:t>
-      </w:r>
-      <w:hyperlink r:id="rId259">
-        <w:r>
-          <w:rPr>
-            <w:lang w:val="en_US" w:bidi="en_US"/>
-          </w:rPr>
-          <w:rPr>
-            <w:color w:val="0000EE"/>
-            <w:u w:val="single"/>
-          </w:rPr>
-          <w:t>34</w:t>
-        </w:r>
-      </w:hyperlink>
-      <w:r>
-        <w:rPr>
-          <w:lang w:val="en_US" w:bidi="en_US"/>
-        </w:rPr>
-        <w:t xml:space="preserve">; </w:t>
-      </w:r>
-      <w:hyperlink r:id="rId260">
-        <w:r>
-          <w:rPr>
-            <w:lang w:val="en_US" w:bidi="en_US"/>
-          </w:rPr>
-          <w:rPr>
-            <w:color w:val="0000EE"/>
-            <w:u w:val="single"/>
-          </w:rPr>
-          <w:t>John 1:40–42</w:t>
-        </w:r>
-      </w:hyperlink>
-      <w:r>
-        <w:rPr>
-          <w:lang w:val="en_US" w:bidi="en_US"/>
-        </w:rPr>
-        <w:t xml:space="preserve">, </w:t>
-      </w:r>
-      <w:hyperlink r:id="rId163">
-        <w:r>
-          <w:rPr>
-            <w:lang w:val="en_US" w:bidi="en_US"/>
-          </w:rPr>
-          <w:rPr>
-            <w:color w:val="0000EE"/>
-            <w:u w:val="single"/>
-          </w:rPr>
-          <w:t>44</w:t>
-        </w:r>
-      </w:hyperlink>
-      <w:r>
-        <w:rPr>
-          <w:lang w:val="en_US" w:bidi="en_US"/>
-        </w:rPr>
-        <w:t xml:space="preserve">; </w:t>
-      </w:r>
-      <w:hyperlink r:id="rId261">
-        <w:r>
-          <w:rPr>
-            <w:lang w:val="en_US" w:bidi="en_US"/>
-          </w:rPr>
-          <w:rPr>
-            <w:color w:val="0000EE"/>
-            <w:u w:val="single"/>
-          </w:rPr>
-          <w:t>6:8</w:t>
-        </w:r>
-      </w:hyperlink>
-      <w:r>
-        <w:rPr>
-          <w:lang w:val="en_US" w:bidi="en_US"/>
-        </w:rPr>
-        <w:t xml:space="preserve">, </w:t>
-      </w:r>
-      <w:hyperlink r:id="rId262">
-        <w:r>
-          <w:rPr>
-            <w:lang w:val="en_US" w:bidi="en_US"/>
-          </w:rPr>
-          <w:rPr>
-            <w:color w:val="0000EE"/>
-            <w:u w:val="single"/>
-          </w:rPr>
-          <w:t>68</w:t>
-        </w:r>
-      </w:hyperlink>
-      <w:r>
-        <w:rPr>
-          <w:lang w:val="en_US" w:bidi="en_US"/>
-        </w:rPr>
-        <w:t xml:space="preserve">; </w:t>
-      </w:r>
-      <w:hyperlink r:id="rId263">
-        <w:r>
-          <w:rPr>
-            <w:lang w:val="en_US" w:bidi="en_US"/>
-          </w:rPr>
-          <w:rPr>
-            <w:color w:val="0000EE"/>
-            <w:u w:val="single"/>
-          </w:rPr>
-          <w:t>13:6–10</w:t>
-        </w:r>
-      </w:hyperlink>
-      <w:r>
-        <w:rPr>
-          <w:lang w:val="en_US" w:bidi="en_US"/>
-        </w:rPr>
-        <w:t xml:space="preserve">, </w:t>
-      </w:r>
-      <w:hyperlink r:id="rId264">
-        <w:r>
-          <w:rPr>
-            <w:lang w:val="en_US" w:bidi="en_US"/>
-          </w:rPr>
-          <w:rPr>
-            <w:color w:val="0000EE"/>
-            <w:u w:val="single"/>
-          </w:rPr>
-          <w:t>24</w:t>
-        </w:r>
-      </w:hyperlink>
-      <w:r>
-        <w:rPr>
-          <w:lang w:val="en_US" w:bidi="en_US"/>
-        </w:rPr>
-        <w:t xml:space="preserve">, </w:t>
-      </w:r>
-      <w:hyperlink r:id="rId265">
-        <w:r>
-          <w:rPr>
-            <w:lang w:val="en_US" w:bidi="en_US"/>
-          </w:rPr>
-          <w:rPr>
-            <w:color w:val="0000EE"/>
-            <w:u w:val="single"/>
-          </w:rPr>
-          <w:t>36–38</w:t>
-        </w:r>
-      </w:hyperlink>
-      <w:r>
-        <w:rPr>
-          <w:lang w:val="en_US" w:bidi="en_US"/>
-        </w:rPr>
-        <w:t xml:space="preserve">; </w:t>
-      </w:r>
-      <w:hyperlink r:id="rId266">
-        <w:r>
-          <w:rPr>
-            <w:lang w:val="en_US" w:bidi="en_US"/>
-          </w:rPr>
-          <w:rPr>
-            <w:color w:val="0000EE"/>
-            <w:u w:val="single"/>
-          </w:rPr>
-          <w:t>18:10–11</w:t>
-        </w:r>
-      </w:hyperlink>
-      <w:r>
-        <w:rPr>
-          <w:lang w:val="en_US" w:bidi="en_US"/>
-        </w:rPr>
-        <w:t xml:space="preserve">, </w:t>
-      </w:r>
-      <w:hyperlink r:id="rId267">
-        <w:r>
-          <w:rPr>
-            <w:lang w:val="en_US" w:bidi="en_US"/>
-          </w:rPr>
-          <w:rPr>
-            <w:color w:val="0000EE"/>
-            <w:u w:val="single"/>
-          </w:rPr>
-          <w:t>15–18</w:t>
-        </w:r>
-      </w:hyperlink>
-      <w:r>
-        <w:rPr>
-          <w:lang w:val="en_US" w:bidi="en_US"/>
-        </w:rPr>
-        <w:t xml:space="preserve">, </w:t>
-      </w:r>
-      <w:hyperlink r:id="rId268">
-        <w:r>
-          <w:rPr>
-            <w:lang w:val="en_US" w:bidi="en_US"/>
-          </w:rPr>
-          <w:rPr>
-            <w:color w:val="0000EE"/>
-            <w:u w:val="single"/>
-          </w:rPr>
-          <w:t>25–27</w:t>
-        </w:r>
-      </w:hyperlink>
-      <w:r>
-        <w:rPr>
-          <w:lang w:val="en_US" w:bidi="en_US"/>
-        </w:rPr>
-        <w:t xml:space="preserve">; </w:t>
-      </w:r>
-      <w:hyperlink r:id="rId269">
-        <w:r>
-          <w:rPr>
-            <w:lang w:val="en_US" w:bidi="en_US"/>
-          </w:rPr>
-          <w:rPr>
-            <w:color w:val="0000EE"/>
-            <w:u w:val="single"/>
-          </w:rPr>
-          <w:t>20:2–6</w:t>
-        </w:r>
-      </w:hyperlink>
-      <w:r>
-        <w:rPr>
-          <w:lang w:val="en_US" w:bidi="en_US"/>
-        </w:rPr>
-        <w:t xml:space="preserve">; </w:t>
-      </w:r>
-      <w:hyperlink r:id="rId270">
-        <w:r>
-          <w:rPr>
-            <w:lang w:val="en_US" w:bidi="en_US"/>
-          </w:rPr>
-          <w:rPr>
-            <w:color w:val="0000EE"/>
-            <w:u w:val="single"/>
-          </w:rPr>
-          <w:t>21:2–21</w:t>
-        </w:r>
-      </w:hyperlink>
-      <w:r>
-        <w:rPr>
-          <w:lang w:val="en_US" w:bidi="en_US"/>
-        </w:rPr>
-        <w:t xml:space="preserve">; </w:t>
-      </w:r>
-      <w:hyperlink r:id="rId271">
-        <w:r>
-          <w:rPr>
-            <w:lang w:val="en_US" w:bidi="en_US"/>
-          </w:rPr>
-          <w:rPr>
-            <w:color w:val="0000EE"/>
-            <w:u w:val="single"/>
-          </w:rPr>
-          <w:t>Acts 1:1–12:25</w:t>
-        </w:r>
-      </w:hyperlink>
-      <w:r>
-        <w:rPr>
-          <w:lang w:val="en_US" w:bidi="en_US"/>
-        </w:rPr>
-        <w:t xml:space="preserve">; </w:t>
-      </w:r>
-      <w:hyperlink r:id="rId221">
-        <w:r>
-          <w:rPr>
-            <w:lang w:val="en_US" w:bidi="en_US"/>
-          </w:rPr>
-          <w:rPr>
-            <w:color w:val="0000EE"/>
-            <w:u w:val="single"/>
-          </w:rPr>
-          <w:t>15:7–11</w:t>
-        </w:r>
-      </w:hyperlink>
-      <w:r>
-        <w:rPr>
-          <w:lang w:val="en_US" w:bidi="en_US"/>
-        </w:rPr>
-        <w:t xml:space="preserve">; </w:t>
-      </w:r>
-      <w:hyperlink r:id="rId272">
-        <w:r>
-          <w:rPr>
-            <w:lang w:val="en_US" w:bidi="en_US"/>
-          </w:rPr>
-          <w:rPr>
-            <w:color w:val="0000EE"/>
-            <w:u w:val="single"/>
-          </w:rPr>
-          <w:t>Galatians 2:7–16</w:t>
-        </w:r>
-      </w:hyperlink>
-      <w:r>
-        <w:rPr>
-          <w:lang w:val="en_US" w:bidi="en_US"/>
-        </w:rPr>
-        <w:t xml:space="preserve">; </w:t>
-      </w:r>
-      <w:hyperlink r:id="rId273">
-        <w:r>
-          <w:rPr>
-            <w:lang w:val="en_US" w:bidi="en_US"/>
-          </w:rPr>
-          <w:rPr>
-            <w:color w:val="0000EE"/>
-            <w:u w:val="single"/>
-          </w:rPr>
-          <w:t>1 Peter 1:1–5:14</w:t>
-        </w:r>
-      </w:hyperlink>
-      <w:r>
-        <w:rPr>
-          <w:lang w:val="en_US" w:bidi="en_US"/>
-        </w:rPr>
-        <w:t xml:space="preserve">; </w:t>
-      </w:r>
-      <w:hyperlink r:id="rId274">
-        <w:r>
-          <w:rPr>
-            <w:lang w:val="en_US" w:bidi="en_US"/>
-          </w:rPr>
-          <w:rPr>
-            <w:color w:val="0000EE"/>
-            <w:u w:val="single"/>
-          </w:rPr>
-          <w:t>2 Peter 1:1–3:18</w:t>
-        </w:r>
-      </w:hyperlink>
-      <w:r>
-        <w:rPr>
-          <w:lang w:val="en_US" w:bidi="en_US"/>
-        </w:rPr>
+    </w:p>
+    <w:p>
+      <w:pPr>
+        <w:pStyle w:val="Heading2"/>
+      </w:pPr>
+      <w:r>
+        <w:rPr>
+          <w:lang w:val="en_US" w:bidi="en_US"/>
+        </w:rPr>
+        <w:t>The Son of Man</w:t>
       </w:r>
       <w:r>
         <w:rPr>
@@ -7550,21 +8095,47 @@
           <w:lang w:val="en_US" w:bidi="en_US"/>
         </w:rPr>
       </w:r>
-    </w:p>
-    <w:p>
-      <w:pPr>
-        <w:pStyle w:val="Heading2"/>
-      </w:pPr>
-      <w:r>
-        <w:rPr>
-          <w:lang w:val="en_US" w:bidi="en_US"/>
-        </w:rPr>
-        <w:t>Solomon</w:t>
-      </w:r>
-      <w:r>
-        <w:rPr>
-          <w:lang w:val="en_US" w:bidi="en_US"/>
-        </w:rPr>
+      <w:r>
+        <w:rPr>
+          <w:lang w:val="en_US" w:bidi="en_US"/>
+        </w:rPr>
+        <w:t xml:space="preserve">The Hebrew and Aramaic phrase “son of man” means “human being.” However, the figure in </w:t>
+      </w:r>
+      <w:hyperlink r:id="rId294">
+        <w:r>
+          <w:rPr>
+            <w:lang w:val="en_US" w:bidi="en_US"/>
+          </w:rPr>
+          <w:rPr>
+            <w:color w:val="0000EE"/>
+            <w:u w:val="single"/>
+          </w:rPr>
+          <w:t>Daniel 7:13–14</w:t>
+        </w:r>
+      </w:hyperlink>
+      <w:r>
+        <w:rPr>
+          <w:lang w:val="en_US" w:bidi="en_US"/>
+        </w:rPr>
+        <w:t xml:space="preserve">, who is “like the Son of Man,” seems to be more than just a human being. His exact identity is not given, but his role is clear. The Most High has chosen him to rule an eternal and universal kingdom over all nations. He also represents his people, the holy people of the Most High. They will share in this son of man's kingdom over all peoples and nations (see </w:t>
+      </w:r>
+      <w:hyperlink r:id="rId295">
+        <w:r>
+          <w:rPr>
+            <w:lang w:val="en_US" w:bidi="en_US"/>
+          </w:rPr>
+          <w:rPr>
+            <w:color w:val="0000EE"/>
+            <w:u w:val="single"/>
+          </w:rPr>
+          <w:t>Daniel 7:22</w:t>
+        </w:r>
+      </w:hyperlink>
+      <w:r>
+        <w:rPr>
+          <w:lang w:val="en_US" w:bidi="en_US"/>
+        </w:rPr>
+        <w:t>).</w:t>
       </w:r>
     </w:p>
     <w:p>
@@ -7578,25 +8149,163 @@
         <w:rPr>
           <w:lang w:val="en_US" w:bidi="en_US"/>
         </w:rPr>
-        <w:t>Solomon was the third king of Israel and the second son of David and Bathsheba (</w:t>
-      </w:r>
-      <w:hyperlink r:id="rId275">
-        <w:r>
-          <w:rPr>
-            <w:lang w:val="en_US" w:bidi="en_US"/>
-          </w:rPr>
-          <w:rPr>
-            <w:color w:val="0000EE"/>
-            <w:u w:val="single"/>
-          </w:rPr>
-          <w:t>2 Samuel 12:13–25</w:t>
-        </w:r>
-      </w:hyperlink>
-      <w:r>
-        <w:rPr>
-          <w:lang w:val="en_US" w:bidi="en_US"/>
-        </w:rPr>
-        <w:t>). He ruled for forty years, from 971 to 931 BC. When Solomon first became king he had strong faith in God. But, he ended his life worshiping idols, which led to the destruction of his kingdom.</w:t>
+        <w:t xml:space="preserve">The scene around this son of man shows his godly characteristics. The description "coming </w:t>
+      </w:r>
+      <w:r>
+        <w:rPr>
+          <w:lang w:val="en_US" w:bidi="en_US"/>
+        </w:rPr>
+        <w:t>with the clouds of heaven</w:t>
+      </w:r>
+      <w:r>
+        <w:rPr>
+          <w:lang w:val="en_US" w:bidi="en_US"/>
+        </w:rPr>
+        <w:t xml:space="preserve">" in </w:t>
+      </w:r>
+      <w:hyperlink r:id="rId296">
+        <w:r>
+          <w:rPr>
+            <w:lang w:val="en_US" w:bidi="en_US"/>
+          </w:rPr>
+          <w:rPr>
+            <w:color w:val="0000EE"/>
+            <w:u w:val="single"/>
+          </w:rPr>
+          <w:t>Daniel 7:13</w:t>
+        </w:r>
+      </w:hyperlink>
+      <w:r>
+        <w:rPr>
+          <w:lang w:val="en_US" w:bidi="en_US"/>
+        </w:rPr>
+        <w:t xml:space="preserve"> tells us that he comes from heaven (compare </w:t>
+      </w:r>
+      <w:hyperlink r:id="rId297">
+        <w:r>
+          <w:rPr>
+            <w:lang w:val="en_US" w:bidi="en_US"/>
+          </w:rPr>
+          <w:rPr>
+            <w:color w:val="0000EE"/>
+            <w:u w:val="single"/>
+          </w:rPr>
+          <w:t>Psalm 68:4</w:t>
+        </w:r>
+      </w:hyperlink>
+      <w:r>
+        <w:rPr>
+          <w:lang w:val="en_US" w:bidi="en_US"/>
+        </w:rPr>
+        <w:t xml:space="preserve">; </w:t>
+      </w:r>
+      <w:hyperlink r:id="rId298">
+        <w:r>
+          <w:rPr>
+            <w:lang w:val="en_US" w:bidi="en_US"/>
+          </w:rPr>
+          <w:rPr>
+            <w:color w:val="0000EE"/>
+            <w:u w:val="single"/>
+          </w:rPr>
+          <w:t>97:2</w:t>
+        </w:r>
+      </w:hyperlink>
+      <w:r>
+        <w:rPr>
+          <w:lang w:val="en_US" w:bidi="en_US"/>
+        </w:rPr>
+        <w:t xml:space="preserve">; </w:t>
+      </w:r>
+      <w:hyperlink r:id="rId299">
+        <w:r>
+          <w:rPr>
+            <w:lang w:val="en_US" w:bidi="en_US"/>
+          </w:rPr>
+          <w:rPr>
+            <w:color w:val="0000EE"/>
+            <w:u w:val="single"/>
+          </w:rPr>
+          <w:t>Nahum 1:3</w:t>
+        </w:r>
+      </w:hyperlink>
+      <w:r>
+        <w:rPr>
+          <w:lang w:val="en_US" w:bidi="en_US"/>
+        </w:rPr>
+        <w:t>). In the book of Exodus, the Lord God covered himself with a cloud (</w:t>
+      </w:r>
+      <w:hyperlink r:id="rId300">
+        <w:r>
+          <w:rPr>
+            <w:lang w:val="en_US" w:bidi="en_US"/>
+          </w:rPr>
+          <w:rPr>
+            <w:color w:val="0000EE"/>
+            <w:u w:val="single"/>
+          </w:rPr>
+          <w:t>Exodus 19:9</w:t>
+        </w:r>
+      </w:hyperlink>
+      <w:r>
+        <w:rPr>
+          <w:lang w:val="en_US" w:bidi="en_US"/>
+        </w:rPr>
+        <w:t>). God's people will rise into the clouds when Jesus returns (</w:t>
+      </w:r>
+      <w:hyperlink r:id="rId301">
+        <w:r>
+          <w:rPr>
+            <w:lang w:val="en_US" w:bidi="en_US"/>
+          </w:rPr>
+          <w:rPr>
+            <w:color w:val="0000EE"/>
+            <w:u w:val="single"/>
+          </w:rPr>
+          <w:t>1 Thessalonians 4:17</w:t>
+        </w:r>
+      </w:hyperlink>
+      <w:r>
+        <w:rPr>
+          <w:lang w:val="en_US" w:bidi="en_US"/>
+        </w:rPr>
+        <w:t>), just as he was taken into a cloud when he went up to heaven (</w:t>
+      </w:r>
+      <w:hyperlink r:id="rId302">
+        <w:r>
+          <w:rPr>
+            <w:lang w:val="en_US" w:bidi="en_US"/>
+          </w:rPr>
+          <w:rPr>
+            <w:color w:val="0000EE"/>
+            <w:u w:val="single"/>
+          </w:rPr>
+          <w:t>Acts 1:9</w:t>
+        </w:r>
+      </w:hyperlink>
+      <w:r>
+        <w:rPr>
+          <w:lang w:val="en_US" w:bidi="en_US"/>
+        </w:rPr>
+        <w:t>). This son of man receives his kingdom with humility and holiness, not by arrogantly seizing it. He is the opposite in character to the little horn (</w:t>
+      </w:r>
+      <w:hyperlink r:id="rId303">
+        <w:r>
+          <w:rPr>
+            <w:lang w:val="en_US" w:bidi="en_US"/>
+          </w:rPr>
+          <w:rPr>
+            <w:color w:val="0000EE"/>
+            <w:u w:val="single"/>
+          </w:rPr>
+          <w:t>Daniel 7:8</w:t>
+        </w:r>
+      </w:hyperlink>
+      <w:r>
+        <w:rPr>
+          <w:lang w:val="en_US" w:bidi="en_US"/>
+        </w:rPr>
+        <w:t>).</w:t>
       </w:r>
     </w:p>
     <w:p>
@@ -7610,97 +8319,259 @@
         <w:rPr>
           <w:lang w:val="en_US" w:bidi="en_US"/>
         </w:rPr>
-        <w:t>As King David neared death, his son Adonijah tried to make himself king with support from the priest Abiathar and the general Joab (</w:t>
-      </w:r>
-      <w:hyperlink r:id="rId276">
-        <w:r>
-          <w:rPr>
-            <w:lang w:val="en_US" w:bidi="en_US"/>
-          </w:rPr>
-          <w:rPr>
-            <w:color w:val="0000EE"/>
-            <w:u w:val="single"/>
-          </w:rPr>
-          <w:t>1 Kings 1:1–53</w:t>
-        </w:r>
-      </w:hyperlink>
-      <w:r>
-        <w:rPr>
-          <w:lang w:val="en_US" w:bidi="en_US"/>
-        </w:rPr>
-        <w:t>). However, the kingdom was promised to Solomon (</w:t>
-      </w:r>
-      <w:hyperlink r:id="rId277">
-        <w:r>
-          <w:rPr>
-            <w:lang w:val="en_US" w:bidi="en_US"/>
-          </w:rPr>
-          <w:rPr>
-            <w:color w:val="0000EE"/>
-            <w:u w:val="single"/>
-          </w:rPr>
-          <w:t>1 Kings 1:17</w:t>
-        </w:r>
-      </w:hyperlink>
-      <w:r>
-        <w:rPr>
-          <w:lang w:val="en_US" w:bidi="en_US"/>
-        </w:rPr>
-        <w:t xml:space="preserve">; see </w:t>
-      </w:r>
-      <w:hyperlink r:id="rId278">
-        <w:r>
-          <w:rPr>
-            <w:lang w:val="en_US" w:bidi="en_US"/>
-          </w:rPr>
-          <w:rPr>
-            <w:color w:val="0000EE"/>
-            <w:u w:val="single"/>
-          </w:rPr>
-          <w:t>2 Samuel 12:24–25</w:t>
-        </w:r>
-      </w:hyperlink>
-      <w:r>
-        <w:rPr>
-          <w:lang w:val="en_US" w:bidi="en_US"/>
-        </w:rPr>
-        <w:t xml:space="preserve">; </w:t>
-      </w:r>
-      <w:hyperlink r:id="rId279">
-        <w:r>
-          <w:rPr>
-            <w:lang w:val="en_US" w:bidi="en_US"/>
-          </w:rPr>
-          <w:rPr>
-            <w:color w:val="0000EE"/>
-            <w:u w:val="single"/>
-          </w:rPr>
-          <w:t>1 Chronicles 28:4–7</w:t>
-        </w:r>
-      </w:hyperlink>
-      <w:r>
-        <w:rPr>
-          <w:lang w:val="en_US" w:bidi="en_US"/>
-        </w:rPr>
-        <w:t>). So, Bathsheba and the prophet Nathan told David about Adonijah’s plans. David quickly arranged for Solomon to be officially declared king. Then David advised Solomon to follow God faithfully (</w:t>
-      </w:r>
-      <w:hyperlink r:id="rId280">
-        <w:r>
-          <w:rPr>
-            <w:lang w:val="en_US" w:bidi="en_US"/>
-          </w:rPr>
-          <w:rPr>
-            <w:color w:val="0000EE"/>
-            <w:u w:val="single"/>
-          </w:rPr>
-          <w:t>1 Kings 2:1–9</w:t>
-        </w:r>
-      </w:hyperlink>
-      <w:r>
-        <w:rPr>
-          <w:lang w:val="en_US" w:bidi="en_US"/>
-        </w:rPr>
-        <w:t>).</w:t>
+        <w:t>Jesus calls himself the Son of Man (</w:t>
+      </w:r>
+      <w:hyperlink r:id="rId304">
+        <w:r>
+          <w:rPr>
+            <w:lang w:val="en_US" w:bidi="en_US"/>
+          </w:rPr>
+          <w:rPr>
+            <w:color w:val="0000EE"/>
+            <w:u w:val="single"/>
+          </w:rPr>
+          <w:t>Matthew 24:30</w:t>
+        </w:r>
+      </w:hyperlink>
+      <w:r>
+        <w:rPr>
+          <w:lang w:val="en_US" w:bidi="en_US"/>
+        </w:rPr>
+        <w:t xml:space="preserve">; </w:t>
+      </w:r>
+      <w:hyperlink r:id="rId305">
+        <w:r>
+          <w:rPr>
+            <w:lang w:val="en_US" w:bidi="en_US"/>
+          </w:rPr>
+          <w:rPr>
+            <w:color w:val="0000EE"/>
+            <w:u w:val="single"/>
+          </w:rPr>
+          <w:t>26:24</w:t>
+        </w:r>
+      </w:hyperlink>
+      <w:r>
+        <w:rPr>
+          <w:lang w:val="en_US" w:bidi="en_US"/>
+        </w:rPr>
+        <w:t xml:space="preserve">; </w:t>
+      </w:r>
+      <w:hyperlink r:id="rId306">
+        <w:r>
+          <w:rPr>
+            <w:lang w:val="en_US" w:bidi="en_US"/>
+          </w:rPr>
+          <w:rPr>
+            <w:color w:val="0000EE"/>
+            <w:u w:val="single"/>
+          </w:rPr>
+          <w:t>Mark 13:26</w:t>
+        </w:r>
+      </w:hyperlink>
+      <w:r>
+        <w:rPr>
+          <w:lang w:val="en_US" w:bidi="en_US"/>
+        </w:rPr>
+        <w:t xml:space="preserve">; </w:t>
+      </w:r>
+      <w:hyperlink r:id="rId307">
+        <w:r>
+          <w:rPr>
+            <w:lang w:val="en_US" w:bidi="en_US"/>
+          </w:rPr>
+          <w:rPr>
+            <w:color w:val="0000EE"/>
+            <w:u w:val="single"/>
+          </w:rPr>
+          <w:t>Luke 21:27</w:t>
+        </w:r>
+      </w:hyperlink>
+      <w:r>
+        <w:rPr>
+          <w:lang w:val="en_US" w:bidi="en_US"/>
+        </w:rPr>
+        <w:t xml:space="preserve">; </w:t>
+      </w:r>
+      <w:hyperlink r:id="rId308">
+        <w:r>
+          <w:rPr>
+            <w:lang w:val="en_US" w:bidi="en_US"/>
+          </w:rPr>
+          <w:rPr>
+            <w:color w:val="0000EE"/>
+            <w:u w:val="single"/>
+          </w:rPr>
+          <w:t>John 12:34</w:t>
+        </w:r>
+      </w:hyperlink>
+      <w:r>
+        <w:rPr>
+          <w:lang w:val="en_US" w:bidi="en_US"/>
+        </w:rPr>
+        <w:t xml:space="preserve">; see also </w:t>
+      </w:r>
+      <w:hyperlink r:id="rId309">
+        <w:r>
+          <w:rPr>
+            <w:lang w:val="en_US" w:bidi="en_US"/>
+          </w:rPr>
+          <w:rPr>
+            <w:color w:val="0000EE"/>
+            <w:u w:val="single"/>
+          </w:rPr>
+          <w:t>Acts 7:56</w:t>
+        </w:r>
+      </w:hyperlink>
+      <w:r>
+        <w:rPr>
+          <w:lang w:val="en_US" w:bidi="en_US"/>
+        </w:rPr>
+        <w:t xml:space="preserve">; </w:t>
+      </w:r>
+      <w:hyperlink r:id="rId310">
+        <w:r>
+          <w:rPr>
+            <w:lang w:val="en_US" w:bidi="en_US"/>
+          </w:rPr>
+          <w:rPr>
+            <w:color w:val="0000EE"/>
+            <w:u w:val="single"/>
+          </w:rPr>
+          <w:t>Hebrews 2:6</w:t>
+        </w:r>
+      </w:hyperlink>
+      <w:r>
+        <w:rPr>
+          <w:lang w:val="en_US" w:bidi="en_US"/>
+        </w:rPr>
+        <w:t xml:space="preserve">; </w:t>
+      </w:r>
+      <w:hyperlink r:id="rId311">
+        <w:r>
+          <w:rPr>
+            <w:lang w:val="en_US" w:bidi="en_US"/>
+          </w:rPr>
+          <w:rPr>
+            <w:color w:val="0000EE"/>
+            <w:u w:val="single"/>
+          </w:rPr>
+          <w:t>Revelation 1:13</w:t>
+        </w:r>
+      </w:hyperlink>
+      <w:r>
+        <w:rPr>
+          <w:lang w:val="en_US" w:bidi="en_US"/>
+        </w:rPr>
+        <w:t xml:space="preserve">; </w:t>
+      </w:r>
+      <w:hyperlink r:id="rId312">
+        <w:r>
+          <w:rPr>
+            <w:lang w:val="en_US" w:bidi="en_US"/>
+          </w:rPr>
+          <w:rPr>
+            <w:color w:val="0000EE"/>
+            <w:u w:val="single"/>
+          </w:rPr>
+          <w:t>14:14</w:t>
+        </w:r>
+      </w:hyperlink>
+      <w:r>
+        <w:rPr>
+          <w:lang w:val="en_US" w:bidi="en_US"/>
+        </w:rPr>
+        <w:t xml:space="preserve">). </w:t>
+      </w:r>
+      <w:hyperlink r:id="rId313">
+        <w:r>
+          <w:rPr>
+            <w:lang w:val="en_US" w:bidi="en_US"/>
+          </w:rPr>
+          <w:rPr>
+            <w:color w:val="0000EE"/>
+            <w:u w:val="single"/>
+          </w:rPr>
+          <w:t>Revelation 1:7</w:t>
+        </w:r>
+      </w:hyperlink>
+      <w:r>
+        <w:rPr>
+          <w:lang w:val="en_US" w:bidi="en_US"/>
+        </w:rPr>
+        <w:t xml:space="preserve"> also connects this figure to Jesus Christ, who was pierced for our sins. God the Father gave Jesus all authority and power to rule everything and to reach people from all nations and kingdoms (</w:t>
+      </w:r>
+      <w:hyperlink r:id="rId314">
+        <w:r>
+          <w:rPr>
+            <w:lang w:val="en_US" w:bidi="en_US"/>
+          </w:rPr>
+          <w:rPr>
+            <w:color w:val="0000EE"/>
+            <w:u w:val="single"/>
+          </w:rPr>
+          <w:t>Daniel 7:14</w:t>
+        </w:r>
+      </w:hyperlink>
+      <w:r>
+        <w:rPr>
+          <w:lang w:val="en_US" w:bidi="en_US"/>
+        </w:rPr>
+        <w:t xml:space="preserve">; </w:t>
+      </w:r>
+      <w:hyperlink r:id="rId315">
+        <w:r>
+          <w:rPr>
+            <w:lang w:val="en_US" w:bidi="en_US"/>
+          </w:rPr>
+          <w:rPr>
+            <w:color w:val="0000EE"/>
+            <w:u w:val="single"/>
+          </w:rPr>
+          <w:t>Matthew 28:18</w:t>
+        </w:r>
+      </w:hyperlink>
+      <w:r>
+        <w:rPr>
+          <w:lang w:val="en_US" w:bidi="en_US"/>
+        </w:rPr>
+        <w:t xml:space="preserve">; </w:t>
+      </w:r>
+      <w:hyperlink r:id="rId316">
+        <w:r>
+          <w:rPr>
+            <w:lang w:val="en_US" w:bidi="en_US"/>
+          </w:rPr>
+          <w:rPr>
+            <w:color w:val="0000EE"/>
+            <w:u w:val="single"/>
+          </w:rPr>
+          <w:t>19–20</w:t>
+        </w:r>
+      </w:hyperlink>
+      <w:r>
+        <w:rPr>
+          <w:lang w:val="en_US" w:bidi="en_US"/>
+        </w:rPr>
+        <w:t>). God called Abraham to create a great nation through his people and to bless all nations through him (</w:t>
+      </w:r>
+      <w:hyperlink r:id="rId317">
+        <w:r>
+          <w:rPr>
+            <w:lang w:val="en_US" w:bidi="en_US"/>
+          </w:rPr>
+          <w:rPr>
+            <w:color w:val="0000EE"/>
+            <w:u w:val="single"/>
+          </w:rPr>
+          <w:t>Genesis 12:1–3</w:t>
+        </w:r>
+      </w:hyperlink>
+      <w:r>
+        <w:rPr>
+          <w:lang w:val="en_US" w:bidi="en_US"/>
+        </w:rPr>
+        <w:t>). Jesus fulfilled this promise.</w:t>
       </w:r>
     </w:p>
     <w:p>
@@ -7712,99 +8583,10 @@
       </w:r>
       <w:r>
         <w:rPr>
-          <w:lang w:val="en_US" w:bidi="en_US"/>
-        </w:rPr>
-        <w:t>Solomon loved God and asked for his help. God offered him a gift, and Solomon chose wisdom over long life, riches, or fame. As a result, God granted Solomon all of these:</w:t>
-      </w:r>
-    </w:p>
-    <w:p>
-      <w:pPr>
-        <w:pStyle w:val="ListBullet"/>
-        <w:spacing w:line="240" w:lineRule="auto"/>
-        <w:ind w:left="720"/>
-      </w:pPr>
-      <w:r>
-        <w:rPr>
-          <w:lang w:val="en_US" w:bidi="en_US"/>
-        </w:rPr>
-      </w:r>
-      <w:r>
-        <w:rPr>
-          <w:lang w:val="en_US" w:bidi="en_US"/>
-        </w:rPr>
-        <w:t>He ruled wisely (</w:t>
-      </w:r>
-      <w:hyperlink r:id="rId281">
-        <w:r>
-          <w:rPr>
-            <w:lang w:val="en_US" w:bidi="en_US"/>
-          </w:rPr>
-          <w:rPr>
-            <w:color w:val="0000EE"/>
-            <w:u w:val="single"/>
-          </w:rPr>
-          <w:t>1 Kings 3:16–28</w:t>
-        </w:r>
-      </w:hyperlink>
-      <w:r>
-        <w:rPr>
-          <w:lang w:val="en_US" w:bidi="en_US"/>
-        </w:rPr>
-        <w:t xml:space="preserve">). </w:t>
-      </w:r>
-    </w:p>
-    <w:p>
-      <w:pPr>
-        <w:pStyle w:val="ListBullet"/>
-        <w:spacing w:line="240" w:lineRule="auto"/>
-        <w:ind w:left="720"/>
-      </w:pPr>
-      <w:r>
-        <w:rPr>
-          <w:lang w:val="en_US" w:bidi="en_US"/>
-        </w:rPr>
-      </w:r>
-      <w:r>
-        <w:rPr>
-          <w:lang w:val="en_US" w:bidi="en_US"/>
-        </w:rPr>
-        <w:t>He earned worldwide respect (</w:t>
-      </w:r>
-      <w:hyperlink r:id="rId282">
-        <w:r>
-          <w:rPr>
-            <w:lang w:val="en_US" w:bidi="en_US"/>
-          </w:rPr>
-          <w:rPr>
-            <w:color w:val="0000EE"/>
-            <w:u w:val="single"/>
-          </w:rPr>
-          <w:t>1 Kings 4:20–34</w:t>
-        </w:r>
-      </w:hyperlink>
-      <w:r>
-        <w:rPr>
-          <w:lang w:val="en_US" w:bidi="en_US"/>
-        </w:rPr>
-        <w:t xml:space="preserve">). </w:t>
-      </w:r>
-    </w:p>
-    <w:p>
-      <w:pPr>
-        <w:pStyle w:val="ListBullet"/>
-        <w:spacing w:line="240" w:lineRule="auto"/>
-        <w:ind w:left="720"/>
-      </w:pPr>
-      <w:r>
-        <w:rPr>
-          <w:lang w:val="en_US" w:bidi="en_US"/>
-        </w:rPr>
-      </w:r>
-      <w:r>
-        <w:rPr>
-          <w:lang w:val="en_US" w:bidi="en_US"/>
-        </w:rPr>
-        <w:t xml:space="preserve">He wrote the Song of Songs, most of Proverbs, and Ecclesiastes. </w:t>
+          <w:u w:val="single"/>
+          <w:lang w:val="en_US" w:bidi="en_US"/>
+        </w:rPr>
+        <w:t>Passages for Further Study</w:t>
       </w:r>
     </w:p>
     <w:p>
@@ -7814,42 +8596,153 @@
           <w:lang w:val="en_US" w:bidi="en_US"/>
         </w:rPr>
       </w:r>
-      <w:r>
-        <w:rPr>
-          <w:lang w:val="en_US" w:bidi="en_US"/>
-        </w:rPr>
-        <w:t>Rabbis (Jewish teachers) said these books reflect three stages of his life: “When a man is young he composes songs; when he grows older he makes sententious remarks; and when he becomes an old man he speaks of the vanity of things” (</w:t>
-      </w:r>
-      <w:r>
-        <w:rPr>
-          <w:i/>
-          <w:lang w:val="en_US" w:bidi="en_US"/>
-        </w:rPr>
-        <w:t>Midrash Rabbah</w:t>
-      </w:r>
-      <w:r>
-        <w:rPr>
-          <w:lang w:val="en_US" w:bidi="en_US"/>
-        </w:rPr>
-        <w:t>). He also built the temple in Jerusalem and his palace. He expanded trade and increased Israel's wealth and security. His wisdom and wealth were famous. The queen of Sheba visited Jerusalem to see him herself (</w:t>
-      </w:r>
-      <w:hyperlink r:id="rId283">
-        <w:r>
-          <w:rPr>
-            <w:lang w:val="en_US" w:bidi="en_US"/>
-          </w:rPr>
-          <w:rPr>
-            <w:color w:val="0000EE"/>
-            <w:u w:val="single"/>
-          </w:rPr>
-          <w:t>1 Kings 10:1–29</w:t>
-        </w:r>
-      </w:hyperlink>
-      <w:r>
-        <w:rPr>
-          <w:lang w:val="en_US" w:bidi="en_US"/>
-        </w:rPr>
-        <w:t>).</w:t>
+      <w:hyperlink r:id="rId294">
+        <w:r>
+          <w:rPr>
+            <w:lang w:val="en_US" w:bidi="en_US"/>
+          </w:rPr>
+          <w:rPr>
+            <w:color w:val="0000EE"/>
+            <w:u w:val="single"/>
+          </w:rPr>
+          <w:t>Daniel 7:13–14</w:t>
+        </w:r>
+      </w:hyperlink>
+      <w:r>
+        <w:rPr>
+          <w:lang w:val="en_US" w:bidi="en_US"/>
+        </w:rPr>
+        <w:t xml:space="preserve">; </w:t>
+      </w:r>
+      <w:hyperlink r:id="rId304">
+        <w:r>
+          <w:rPr>
+            <w:lang w:val="en_US" w:bidi="en_US"/>
+          </w:rPr>
+          <w:rPr>
+            <w:color w:val="0000EE"/>
+            <w:u w:val="single"/>
+          </w:rPr>
+          <w:t>Matthew 24:30</w:t>
+        </w:r>
+      </w:hyperlink>
+      <w:r>
+        <w:rPr>
+          <w:lang w:val="en_US" w:bidi="en_US"/>
+        </w:rPr>
+        <w:t xml:space="preserve">; </w:t>
+      </w:r>
+      <w:hyperlink r:id="rId305">
+        <w:r>
+          <w:rPr>
+            <w:lang w:val="en_US" w:bidi="en_US"/>
+          </w:rPr>
+          <w:rPr>
+            <w:color w:val="0000EE"/>
+            <w:u w:val="single"/>
+          </w:rPr>
+          <w:t>26:24</w:t>
+        </w:r>
+      </w:hyperlink>
+      <w:r>
+        <w:rPr>
+          <w:lang w:val="en_US" w:bidi="en_US"/>
+        </w:rPr>
+        <w:t xml:space="preserve">; </w:t>
+      </w:r>
+      <w:hyperlink r:id="rId306">
+        <w:r>
+          <w:rPr>
+            <w:lang w:val="en_US" w:bidi="en_US"/>
+          </w:rPr>
+          <w:rPr>
+            <w:color w:val="0000EE"/>
+            <w:u w:val="single"/>
+          </w:rPr>
+          <w:t>Mark 13:26</w:t>
+        </w:r>
+      </w:hyperlink>
+      <w:r>
+        <w:rPr>
+          <w:lang w:val="en_US" w:bidi="en_US"/>
+        </w:rPr>
+        <w:t xml:space="preserve">; </w:t>
+      </w:r>
+      <w:hyperlink r:id="rId307">
+        <w:r>
+          <w:rPr>
+            <w:lang w:val="en_US" w:bidi="en_US"/>
+          </w:rPr>
+          <w:rPr>
+            <w:color w:val="0000EE"/>
+            <w:u w:val="single"/>
+          </w:rPr>
+          <w:t>Luke 21:27</w:t>
+        </w:r>
+      </w:hyperlink>
+      <w:r>
+        <w:rPr>
+          <w:lang w:val="en_US" w:bidi="en_US"/>
+        </w:rPr>
+        <w:t xml:space="preserve">; </w:t>
+      </w:r>
+      <w:hyperlink r:id="rId308">
+        <w:r>
+          <w:rPr>
+            <w:lang w:val="en_US" w:bidi="en_US"/>
+          </w:rPr>
+          <w:rPr>
+            <w:color w:val="0000EE"/>
+            <w:u w:val="single"/>
+          </w:rPr>
+          <w:t>John 12:34</w:t>
+        </w:r>
+      </w:hyperlink>
+      <w:r>
+        <w:rPr>
+          <w:lang w:val="en_US" w:bidi="en_US"/>
+        </w:rPr>
+        <w:t xml:space="preserve">; </w:t>
+      </w:r>
+      <w:hyperlink r:id="rId311">
+        <w:r>
+          <w:rPr>
+            <w:lang w:val="en_US" w:bidi="en_US"/>
+          </w:rPr>
+          <w:rPr>
+            <w:color w:val="0000EE"/>
+            <w:u w:val="single"/>
+          </w:rPr>
+          <w:t>Revelation 1:13</w:t>
+        </w:r>
+      </w:hyperlink>
+      <w:r>
+        <w:rPr>
+          <w:lang w:val="en_US" w:bidi="en_US"/>
+        </w:rPr>
+        <w:t xml:space="preserve">; </w:t>
+      </w:r>
+      <w:hyperlink r:id="rId312">
+        <w:r>
+          <w:rPr>
+            <w:lang w:val="en_US" w:bidi="en_US"/>
+          </w:rPr>
+          <w:rPr>
+            <w:color w:val="0000EE"/>
+            <w:u w:val="single"/>
+          </w:rPr>
+          <w:t>14:14</w:t>
+        </w:r>
+      </w:hyperlink>
+      <w:r>
+        <w:rPr>
+          <w:lang w:val="en_US" w:bidi="en_US"/>
+        </w:rPr>
+      </w:r>
+      <w:r>
+        <w:rPr>
+          <w:lang w:val="en_US" w:bidi="en_US"/>
+        </w:rPr>
       </w:r>
     </w:p>
     <w:p>
@@ -7859,29 +8752,21 @@
           <w:lang w:val="en_US" w:bidi="en_US"/>
         </w:rPr>
       </w:r>
-      <w:r>
-        <w:rPr>
-          <w:lang w:val="en_US" w:bidi="en_US"/>
-        </w:rPr>
-        <w:t>Solomon made many foreign alliances and married many foreign women, starting with the daughter of Egypt’s pharaoh (</w:t>
-      </w:r>
-      <w:hyperlink r:id="rId284">
-        <w:r>
-          <w:rPr>
-            <w:lang w:val="en_US" w:bidi="en_US"/>
-          </w:rPr>
-          <w:rPr>
-            <w:color w:val="0000EE"/>
-            <w:u w:val="single"/>
-          </w:rPr>
-          <w:t>1 Kings 3:1</w:t>
-        </w:r>
-      </w:hyperlink>
-      <w:r>
-        <w:rPr>
-          <w:lang w:val="en_US" w:bidi="en_US"/>
-        </w:rPr>
-        <w:t>). His foreign wives led him away from God and toward idols. Later in life, Solomon, once wise, became very foolish under their influence. He worshiped false gods and treated his people badly. As a result, God used Jeroboam to take away a large part of Solomon's kingdom.</w:t>
+    </w:p>
+    <w:p>
+      <w:pPr>
+        <w:pStyle w:val="Heading2"/>
+      </w:pPr>
+      <w:r>
+        <w:rPr>
+          <w:lang w:val="en_US" w:bidi="en_US"/>
+        </w:rPr>
+        <w:t>Stephen</w:t>
+      </w:r>
+      <w:r>
+        <w:rPr>
+          <w:lang w:val="en_US" w:bidi="en_US"/>
+        </w:rPr>
       </w:r>
     </w:p>
     <w:p>
@@ -7895,43 +8780,7 @@
         <w:rPr>
           <w:lang w:val="en_US" w:bidi="en_US"/>
         </w:rPr>
-        <w:t>Even so, the New Testament remembers Solomon’s wisdom and glory as the example by which others are judged. Jesus is the incarnation of God's wisdom (or God's wisdom in human form), which greatly exceeds Solomon's (</w:t>
-      </w:r>
-      <w:hyperlink r:id="rId285">
-        <w:r>
-          <w:rPr>
-            <w:lang w:val="en_US" w:bidi="en_US"/>
-          </w:rPr>
-          <w:rPr>
-            <w:color w:val="0000EE"/>
-            <w:u w:val="single"/>
-          </w:rPr>
-          <w:t>Matthew 12:42</w:t>
-        </w:r>
-      </w:hyperlink>
-      <w:r>
-        <w:rPr>
-          <w:lang w:val="en_US" w:bidi="en_US"/>
-        </w:rPr>
-        <w:t xml:space="preserve">; </w:t>
-      </w:r>
-      <w:hyperlink r:id="rId286">
-        <w:r>
-          <w:rPr>
-            <w:lang w:val="en_US" w:bidi="en_US"/>
-          </w:rPr>
-          <w:rPr>
-            <w:color w:val="0000EE"/>
-            <w:u w:val="single"/>
-          </w:rPr>
-          <w:t>Luke 11:31</w:t>
-        </w:r>
-      </w:hyperlink>
-      <w:r>
-        <w:rPr>
-          <w:lang w:val="en_US" w:bidi="en_US"/>
-        </w:rPr>
-        <w:t>).</w:t>
+        <w:t>Stephen was an early Christian whose life was an example for others to follow. Because he spoke bravely about his faith, the Jewish authorities arrested and killed him. He is known as the first Christian martyr. This means he was the first person to die for his faith in Jesus.</w:t>
       </w:r>
     </w:p>
     <w:p>
@@ -7943,10 +8792,99 @@
       </w:r>
       <w:r>
         <w:rPr>
-          <w:u w:val="single"/>
-          <w:lang w:val="en_US" w:bidi="en_US"/>
-        </w:rPr>
-        <w:t>Passages for Further Study</w:t>
+          <w:lang w:val="en_US" w:bidi="en_US"/>
+        </w:rPr>
+        <w:t>Stephen was one of seven men chosen to help distribute food to needy Christians in Jerusalem (</w:t>
+      </w:r>
+      <w:hyperlink r:id="rId318">
+        <w:r>
+          <w:rPr>
+            <w:lang w:val="en_US" w:bidi="en_US"/>
+          </w:rPr>
+          <w:rPr>
+            <w:color w:val="0000EE"/>
+            <w:u w:val="single"/>
+          </w:rPr>
+          <w:t>Acts 6:1–6</w:t>
+        </w:r>
+      </w:hyperlink>
+      <w:r>
+        <w:rPr>
+          <w:lang w:val="en_US" w:bidi="en_US"/>
+        </w:rPr>
+        <w:t>). Of the seven men chosen, Stephen was special because he was “full of faith and the Holy Spirit” (</w:t>
+      </w:r>
+      <w:hyperlink r:id="rId319">
+        <w:r>
+          <w:rPr>
+            <w:lang w:val="en_US" w:bidi="en_US"/>
+          </w:rPr>
+          <w:rPr>
+            <w:color w:val="0000EE"/>
+            <w:u w:val="single"/>
+          </w:rPr>
+          <w:t>Acts 6:5</w:t>
+        </w:r>
+      </w:hyperlink>
+      <w:r>
+        <w:rPr>
+          <w:lang w:val="en_US" w:bidi="en_US"/>
+        </w:rPr>
+        <w:t>). Showing God's grace and power in a special way, he performed miracles (</w:t>
+      </w:r>
+      <w:hyperlink r:id="rId320">
+        <w:r>
+          <w:rPr>
+            <w:lang w:val="en_US" w:bidi="en_US"/>
+          </w:rPr>
+          <w:rPr>
+            <w:color w:val="0000EE"/>
+            <w:u w:val="single"/>
+          </w:rPr>
+          <w:t>Acts 6:8</w:t>
+        </w:r>
+      </w:hyperlink>
+      <w:r>
+        <w:rPr>
+          <w:lang w:val="en_US" w:bidi="en_US"/>
+        </w:rPr>
+        <w:t>). He was brave in telling others about Jesus and was good at explaining and protecting Christian beliefs (</w:t>
+      </w:r>
+      <w:hyperlink r:id="rId321">
+        <w:r>
+          <w:rPr>
+            <w:lang w:val="en_US" w:bidi="en_US"/>
+          </w:rPr>
+          <w:rPr>
+            <w:color w:val="0000EE"/>
+            <w:u w:val="single"/>
+          </w:rPr>
+          <w:t>Acts 6:9–10</w:t>
+        </w:r>
+      </w:hyperlink>
+      <w:r>
+        <w:rPr>
+          <w:lang w:val="en_US" w:bidi="en_US"/>
+        </w:rPr>
+        <w:t>). Because he spoke so openly about Jesus, the Jewish leaders arrested him. They brought him before their ruling council (called the Sanhedrin) to question him (</w:t>
+      </w:r>
+      <w:hyperlink r:id="rId322">
+        <w:r>
+          <w:rPr>
+            <w:lang w:val="en_US" w:bidi="en_US"/>
+          </w:rPr>
+          <w:rPr>
+            <w:color w:val="0000EE"/>
+            <w:u w:val="single"/>
+          </w:rPr>
+          <w:t>Acts 6:9–12</w:t>
+        </w:r>
+      </w:hyperlink>
+      <w:r>
+        <w:rPr>
+          <w:lang w:val="en_US" w:bidi="en_US"/>
+        </w:rPr>
+        <w:t>).</w:t>
       </w:r>
     </w:p>
     <w:p>
@@ -7956,189 +8894,155 @@
           <w:lang w:val="en_US" w:bidi="en_US"/>
         </w:rPr>
       </w:r>
-      <w:hyperlink r:id="rId278">
-        <w:r>
-          <w:rPr>
-            <w:lang w:val="en_US" w:bidi="en_US"/>
-          </w:rPr>
-          <w:rPr>
-            <w:color w:val="0000EE"/>
-            <w:u w:val="single"/>
-          </w:rPr>
-          <w:t>2 Samuel 12:24–25</w:t>
-        </w:r>
-      </w:hyperlink>
-      <w:r>
-        <w:rPr>
-          <w:lang w:val="en_US" w:bidi="en_US"/>
-        </w:rPr>
-        <w:t xml:space="preserve">; </w:t>
-      </w:r>
-      <w:hyperlink r:id="rId287">
-        <w:r>
-          <w:rPr>
-            <w:lang w:val="en_US" w:bidi="en_US"/>
-          </w:rPr>
-          <w:rPr>
-            <w:color w:val="0000EE"/>
-            <w:u w:val="single"/>
-          </w:rPr>
-          <w:t>1 Kings 1:1–11:43</w:t>
-        </w:r>
-      </w:hyperlink>
-      <w:r>
-        <w:rPr>
-          <w:lang w:val="en_US" w:bidi="en_US"/>
-        </w:rPr>
-        <w:t xml:space="preserve">; </w:t>
-      </w:r>
-      <w:hyperlink r:id="rId288">
-        <w:r>
-          <w:rPr>
-            <w:lang w:val="en_US" w:bidi="en_US"/>
-          </w:rPr>
-          <w:rPr>
-            <w:color w:val="0000EE"/>
-            <w:u w:val="single"/>
-          </w:rPr>
-          <w:t>2 Chronicles 1:1–9:31</w:t>
-        </w:r>
-      </w:hyperlink>
-      <w:r>
-        <w:rPr>
-          <w:lang w:val="en_US" w:bidi="en_US"/>
-        </w:rPr>
-        <w:t xml:space="preserve">; </w:t>
-      </w:r>
-      <w:hyperlink r:id="rId289">
-        <w:r>
-          <w:rPr>
-            <w:lang w:val="en_US" w:bidi="en_US"/>
-          </w:rPr>
-          <w:rPr>
-            <w:color w:val="0000EE"/>
-            <w:u w:val="single"/>
-          </w:rPr>
-          <w:t>Psalms 72:1–20</w:t>
-        </w:r>
-      </w:hyperlink>
-      <w:r>
-        <w:rPr>
-          <w:lang w:val="en_US" w:bidi="en_US"/>
-        </w:rPr>
-        <w:t xml:space="preserve">; </w:t>
-      </w:r>
-      <w:hyperlink r:id="rId290">
-        <w:r>
-          <w:rPr>
-            <w:lang w:val="en_US" w:bidi="en_US"/>
-          </w:rPr>
-          <w:rPr>
-            <w:color w:val="0000EE"/>
-            <w:u w:val="single"/>
-          </w:rPr>
-          <w:t>127:1–5</w:t>
-        </w:r>
-      </w:hyperlink>
-      <w:r>
-        <w:rPr>
-          <w:lang w:val="en_US" w:bidi="en_US"/>
-        </w:rPr>
-        <w:t xml:space="preserve">; </w:t>
-      </w:r>
-      <w:hyperlink r:id="rId291">
-        <w:r>
-          <w:rPr>
-            <w:lang w:val="en_US" w:bidi="en_US"/>
-          </w:rPr>
-          <w:rPr>
-            <w:color w:val="0000EE"/>
-            <w:u w:val="single"/>
-          </w:rPr>
-          <w:t>Proverbs 1:1</w:t>
-        </w:r>
-      </w:hyperlink>
-      <w:r>
-        <w:rPr>
-          <w:lang w:val="en_US" w:bidi="en_US"/>
-        </w:rPr>
-        <w:t xml:space="preserve">; </w:t>
-      </w:r>
-      <w:hyperlink r:id="rId292">
-        <w:r>
-          <w:rPr>
-            <w:lang w:val="en_US" w:bidi="en_US"/>
-          </w:rPr>
-          <w:rPr>
-            <w:color w:val="0000EE"/>
-            <w:u w:val="single"/>
-          </w:rPr>
-          <w:t>Matthew 6:28–30</w:t>
-        </w:r>
-      </w:hyperlink>
-      <w:r>
-        <w:rPr>
-          <w:lang w:val="en_US" w:bidi="en_US"/>
-        </w:rPr>
-        <w:t xml:space="preserve">; </w:t>
-      </w:r>
-      <w:hyperlink r:id="rId285">
-        <w:r>
-          <w:rPr>
-            <w:lang w:val="en_US" w:bidi="en_US"/>
-          </w:rPr>
-          <w:rPr>
-            <w:color w:val="0000EE"/>
-            <w:u w:val="single"/>
-          </w:rPr>
-          <w:t>12:42</w:t>
-        </w:r>
-      </w:hyperlink>
-      <w:r>
-        <w:rPr>
-          <w:lang w:val="en_US" w:bidi="en_US"/>
-        </w:rPr>
-        <w:t xml:space="preserve">; </w:t>
-      </w:r>
-      <w:hyperlink r:id="rId286">
-        <w:r>
-          <w:rPr>
-            <w:lang w:val="en_US" w:bidi="en_US"/>
-          </w:rPr>
-          <w:rPr>
-            <w:color w:val="0000EE"/>
-            <w:u w:val="single"/>
-          </w:rPr>
-          <w:t>Luke 11:31</w:t>
-        </w:r>
-      </w:hyperlink>
-      <w:r>
-        <w:rPr>
-          <w:lang w:val="en_US" w:bidi="en_US"/>
-        </w:rPr>
-        <w:t xml:space="preserve">; </w:t>
-      </w:r>
-      <w:hyperlink r:id="rId293">
-        <w:r>
-          <w:rPr>
-            <w:lang w:val="en_US" w:bidi="en_US"/>
-          </w:rPr>
-          <w:rPr>
-            <w:color w:val="0000EE"/>
-            <w:u w:val="single"/>
-          </w:rPr>
-          <w:t>12:27</w:t>
-        </w:r>
-      </w:hyperlink>
-      <w:r>
-        <w:rPr>
-          <w:lang w:val="en_US" w:bidi="en_US"/>
-        </w:rPr>
-      </w:r>
-      <w:r>
-        <w:rPr>
-          <w:lang w:val="en_US" w:bidi="en_US"/>
-        </w:rPr>
+      <w:r>
+        <w:rPr>
+          <w:lang w:val="en_US" w:bidi="en_US"/>
+        </w:rPr>
+        <w:t>Witnesses accused Stephen of speaking against the holy temple and the law of Moses (</w:t>
+      </w:r>
+      <w:hyperlink r:id="rId323">
+        <w:r>
+          <w:rPr>
+            <w:lang w:val="en_US" w:bidi="en_US"/>
+          </w:rPr>
+          <w:rPr>
+            <w:color w:val="0000EE"/>
+            <w:u w:val="single"/>
+          </w:rPr>
+          <w:t>Acts 6:13–14</w:t>
+        </w:r>
+      </w:hyperlink>
+      <w:r>
+        <w:rPr>
+          <w:lang w:val="en_US" w:bidi="en_US"/>
+        </w:rPr>
+        <w:t xml:space="preserve">; compare </w:t>
+      </w:r>
+      <w:hyperlink r:id="rId324">
+        <w:r>
+          <w:rPr>
+            <w:lang w:val="en_US" w:bidi="en_US"/>
+          </w:rPr>
+          <w:rPr>
+            <w:color w:val="0000EE"/>
+            <w:u w:val="single"/>
+          </w:rPr>
+          <w:t>Mark 13:2</w:t>
+        </w:r>
+      </w:hyperlink>
+      <w:r>
+        <w:rPr>
+          <w:lang w:val="en_US" w:bidi="en_US"/>
+        </w:rPr>
+        <w:t xml:space="preserve">; </w:t>
+      </w:r>
+      <w:hyperlink r:id="rId325">
+        <w:r>
+          <w:rPr>
+            <w:lang w:val="en_US" w:bidi="en_US"/>
+          </w:rPr>
+          <w:rPr>
+            <w:color w:val="0000EE"/>
+            <w:u w:val="single"/>
+          </w:rPr>
+          <w:t>John 2:19</w:t>
+        </w:r>
+      </w:hyperlink>
+      <w:r>
+        <w:rPr>
+          <w:lang w:val="en_US" w:bidi="en_US"/>
+        </w:rPr>
+        <w:t xml:space="preserve">; </w:t>
+      </w:r>
+      <w:hyperlink r:id="rId326">
+        <w:r>
+          <w:rPr>
+            <w:lang w:val="en_US" w:bidi="en_US"/>
+          </w:rPr>
+          <w:rPr>
+            <w:color w:val="0000EE"/>
+            <w:u w:val="single"/>
+          </w:rPr>
+          <w:t>4:21</w:t>
+        </w:r>
+      </w:hyperlink>
+      <w:r>
+        <w:rPr>
+          <w:lang w:val="en_US" w:bidi="en_US"/>
+        </w:rPr>
+        <w:t>). Stephen defended himself before the Jewish ruling council (</w:t>
+      </w:r>
+      <w:hyperlink r:id="rId327">
+        <w:r>
+          <w:rPr>
+            <w:lang w:val="en_US" w:bidi="en_US"/>
+          </w:rPr>
+          <w:rPr>
+            <w:color w:val="0000EE"/>
+            <w:u w:val="single"/>
+          </w:rPr>
+          <w:t>Acts 7:1–53</w:t>
+        </w:r>
+      </w:hyperlink>
+      <w:r>
+        <w:rPr>
+          <w:lang w:val="en_US" w:bidi="en_US"/>
+        </w:rPr>
+        <w:t>). He talked about Israel's long history of resisting God and his servants—first Moses and now the Prophet whom Moses had predicted (</w:t>
+      </w:r>
+      <w:hyperlink r:id="rId328">
+        <w:r>
+          <w:rPr>
+            <w:lang w:val="en_US" w:bidi="en_US"/>
+          </w:rPr>
+          <w:rPr>
+            <w:color w:val="0000EE"/>
+            <w:u w:val="single"/>
+          </w:rPr>
+          <w:t>Acts 7:51–53</w:t>
+        </w:r>
+      </w:hyperlink>
+      <w:r>
+        <w:rPr>
+          <w:lang w:val="en_US" w:bidi="en_US"/>
+        </w:rPr>
+        <w:t>). The Jewish authorities, angry at Stephen's bold claims, dragged him outside the city and stoned him to death (</w:t>
+      </w:r>
+      <w:hyperlink r:id="rId329">
+        <w:r>
+          <w:rPr>
+            <w:lang w:val="en_US" w:bidi="en_US"/>
+          </w:rPr>
+          <w:rPr>
+            <w:color w:val="0000EE"/>
+            <w:u w:val="single"/>
+          </w:rPr>
+          <w:t>Acts 7:54–60</w:t>
+        </w:r>
+      </w:hyperlink>
+      <w:r>
+        <w:rPr>
+          <w:lang w:val="en_US" w:bidi="en_US"/>
+        </w:rPr>
+        <w:t>). As he died, Stephen prayed for their forgiveness (</w:t>
+      </w:r>
+      <w:hyperlink r:id="rId330">
+        <w:r>
+          <w:rPr>
+            <w:lang w:val="en_US" w:bidi="en_US"/>
+          </w:rPr>
+          <w:rPr>
+            <w:color w:val="0000EE"/>
+            <w:u w:val="single"/>
+          </w:rPr>
+          <w:t>Acts 7:60</w:t>
+        </w:r>
+      </w:hyperlink>
+      <w:r>
+        <w:rPr>
+          <w:lang w:val="en_US" w:bidi="en_US"/>
+        </w:rPr>
+        <w:t>).</w:t>
       </w:r>
     </w:p>
     <w:p>
@@ -8148,987 +9052,6 @@
           <w:lang w:val="en_US" w:bidi="en_US"/>
         </w:rPr>
       </w:r>
-    </w:p>
-    <w:p>
-      <w:pPr>
-        <w:pStyle w:val="Heading2"/>
-      </w:pPr>
-      <w:r>
-        <w:rPr>
-          <w:lang w:val="en_US" w:bidi="en_US"/>
-        </w:rPr>
-        <w:t>The Son of Man</w:t>
-      </w:r>
-      <w:r>
-        <w:rPr>
-          <w:lang w:val="en_US" w:bidi="en_US"/>
-        </w:rPr>
-      </w:r>
-    </w:p>
-    <w:p>
-      <w:pPr/>
-      <w:r>
-        <w:rPr>
-          <w:lang w:val="en_US" w:bidi="en_US"/>
-        </w:rPr>
-      </w:r>
-      <w:r>
-        <w:rPr>
-          <w:lang w:val="en_US" w:bidi="en_US"/>
-        </w:rPr>
-        <w:t xml:space="preserve">The Hebrew and Aramaic phrase “son of man” means “human being.” However, the figure in </w:t>
-      </w:r>
-      <w:hyperlink r:id="rId294">
-        <w:r>
-          <w:rPr>
-            <w:lang w:val="en_US" w:bidi="en_US"/>
-          </w:rPr>
-          <w:rPr>
-            <w:color w:val="0000EE"/>
-            <w:u w:val="single"/>
-          </w:rPr>
-          <w:t>Daniel 7:13–14</w:t>
-        </w:r>
-      </w:hyperlink>
-      <w:r>
-        <w:rPr>
-          <w:lang w:val="en_US" w:bidi="en_US"/>
-        </w:rPr>
-        <w:t xml:space="preserve">, who is “like the Son of Man,” seems to be more than just a human being. His exact identity is not given, but his role is clear. The Most High has chosen him to rule an eternal and universal kingdom over all nations. He also represents his people, the holy people of the Most High. They will share in this son of man's kingdom over all peoples and nations (see </w:t>
-      </w:r>
-      <w:hyperlink r:id="rId295">
-        <w:r>
-          <w:rPr>
-            <w:lang w:val="en_US" w:bidi="en_US"/>
-          </w:rPr>
-          <w:rPr>
-            <w:color w:val="0000EE"/>
-            <w:u w:val="single"/>
-          </w:rPr>
-          <w:t>Daniel 7:22</w:t>
-        </w:r>
-      </w:hyperlink>
-      <w:r>
-        <w:rPr>
-          <w:lang w:val="en_US" w:bidi="en_US"/>
-        </w:rPr>
-        <w:t>).</w:t>
-      </w:r>
-    </w:p>
-    <w:p>
-      <w:pPr/>
-      <w:r>
-        <w:rPr>
-          <w:lang w:val="en_US" w:bidi="en_US"/>
-        </w:rPr>
-      </w:r>
-      <w:r>
-        <w:rPr>
-          <w:lang w:val="en_US" w:bidi="en_US"/>
-        </w:rPr>
-        <w:t xml:space="preserve">The scene around this son of man shows his godly characteristics. The description "coming </w:t>
-      </w:r>
-      <w:r>
-        <w:rPr>
-          <w:lang w:val="en_US" w:bidi="en_US"/>
-        </w:rPr>
-        <w:t>with the clouds of heaven</w:t>
-      </w:r>
-      <w:r>
-        <w:rPr>
-          <w:lang w:val="en_US" w:bidi="en_US"/>
-        </w:rPr>
-        <w:t xml:space="preserve">" in </w:t>
-      </w:r>
-      <w:hyperlink r:id="rId296">
-        <w:r>
-          <w:rPr>
-            <w:lang w:val="en_US" w:bidi="en_US"/>
-          </w:rPr>
-          <w:rPr>
-            <w:color w:val="0000EE"/>
-            <w:u w:val="single"/>
-          </w:rPr>
-          <w:t>Daniel 7:13</w:t>
-        </w:r>
-      </w:hyperlink>
-      <w:r>
-        <w:rPr>
-          <w:lang w:val="en_US" w:bidi="en_US"/>
-        </w:rPr>
-        <w:t xml:space="preserve"> tells us that he comes from heaven (compare </w:t>
-      </w:r>
-      <w:hyperlink r:id="rId297">
-        <w:r>
-          <w:rPr>
-            <w:lang w:val="en_US" w:bidi="en_US"/>
-          </w:rPr>
-          <w:rPr>
-            <w:color w:val="0000EE"/>
-            <w:u w:val="single"/>
-          </w:rPr>
-          <w:t>Psalm 68:4</w:t>
-        </w:r>
-      </w:hyperlink>
-      <w:r>
-        <w:rPr>
-          <w:lang w:val="en_US" w:bidi="en_US"/>
-        </w:rPr>
-        <w:t xml:space="preserve">; </w:t>
-      </w:r>
-      <w:hyperlink r:id="rId298">
-        <w:r>
-          <w:rPr>
-            <w:lang w:val="en_US" w:bidi="en_US"/>
-          </w:rPr>
-          <w:rPr>
-            <w:color w:val="0000EE"/>
-            <w:u w:val="single"/>
-          </w:rPr>
-          <w:t>97:2</w:t>
-        </w:r>
-      </w:hyperlink>
-      <w:r>
-        <w:rPr>
-          <w:lang w:val="en_US" w:bidi="en_US"/>
-        </w:rPr>
-        <w:t xml:space="preserve">; </w:t>
-      </w:r>
-      <w:hyperlink r:id="rId299">
-        <w:r>
-          <w:rPr>
-            <w:lang w:val="en_US" w:bidi="en_US"/>
-          </w:rPr>
-          <w:rPr>
-            <w:color w:val="0000EE"/>
-            <w:u w:val="single"/>
-          </w:rPr>
-          <w:t>Nahum 1:3</w:t>
-        </w:r>
-      </w:hyperlink>
-      <w:r>
-        <w:rPr>
-          <w:lang w:val="en_US" w:bidi="en_US"/>
-        </w:rPr>
-        <w:t>). In the book of Exodus, the Lord God covered himself with a cloud (</w:t>
-      </w:r>
-      <w:hyperlink r:id="rId300">
-        <w:r>
-          <w:rPr>
-            <w:lang w:val="en_US" w:bidi="en_US"/>
-          </w:rPr>
-          <w:rPr>
-            <w:color w:val="0000EE"/>
-            <w:u w:val="single"/>
-          </w:rPr>
-          <w:t>Exodus 19:9</w:t>
-        </w:r>
-      </w:hyperlink>
-      <w:r>
-        <w:rPr>
-          <w:lang w:val="en_US" w:bidi="en_US"/>
-        </w:rPr>
-        <w:t>). God's people will rise into the clouds when Jesus returns (</w:t>
-      </w:r>
-      <w:hyperlink r:id="rId301">
-        <w:r>
-          <w:rPr>
-            <w:lang w:val="en_US" w:bidi="en_US"/>
-          </w:rPr>
-          <w:rPr>
-            <w:color w:val="0000EE"/>
-            <w:u w:val="single"/>
-          </w:rPr>
-          <w:t>1 Thessalonians 4:17</w:t>
-        </w:r>
-      </w:hyperlink>
-      <w:r>
-        <w:rPr>
-          <w:lang w:val="en_US" w:bidi="en_US"/>
-        </w:rPr>
-        <w:t>), just as he was taken into a cloud when he went up to heaven (</w:t>
-      </w:r>
-      <w:hyperlink r:id="rId302">
-        <w:r>
-          <w:rPr>
-            <w:lang w:val="en_US" w:bidi="en_US"/>
-          </w:rPr>
-          <w:rPr>
-            <w:color w:val="0000EE"/>
-            <w:u w:val="single"/>
-          </w:rPr>
-          <w:t>Acts 1:9</w:t>
-        </w:r>
-      </w:hyperlink>
-      <w:r>
-        <w:rPr>
-          <w:lang w:val="en_US" w:bidi="en_US"/>
-        </w:rPr>
-        <w:t>). This son of man receives his kingdom with humility and holiness, not by arrogantly seizing it. He is the opposite in character to the little horn (</w:t>
-      </w:r>
-      <w:hyperlink r:id="rId303">
-        <w:r>
-          <w:rPr>
-            <w:lang w:val="en_US" w:bidi="en_US"/>
-          </w:rPr>
-          <w:rPr>
-            <w:color w:val="0000EE"/>
-            <w:u w:val="single"/>
-          </w:rPr>
-          <w:t>Daniel 7:8</w:t>
-        </w:r>
-      </w:hyperlink>
-      <w:r>
-        <w:rPr>
-          <w:lang w:val="en_US" w:bidi="en_US"/>
-        </w:rPr>
-        <w:t>).</w:t>
-      </w:r>
-    </w:p>
-    <w:p>
-      <w:pPr/>
-      <w:r>
-        <w:rPr>
-          <w:lang w:val="en_US" w:bidi="en_US"/>
-        </w:rPr>
-      </w:r>
-      <w:r>
-        <w:rPr>
-          <w:lang w:val="en_US" w:bidi="en_US"/>
-        </w:rPr>
-        <w:t>Jesus calls himself the Son of Man (</w:t>
-      </w:r>
-      <w:hyperlink r:id="rId304">
-        <w:r>
-          <w:rPr>
-            <w:lang w:val="en_US" w:bidi="en_US"/>
-          </w:rPr>
-          <w:rPr>
-            <w:color w:val="0000EE"/>
-            <w:u w:val="single"/>
-          </w:rPr>
-          <w:t>Matthew 24:30</w:t>
-        </w:r>
-      </w:hyperlink>
-      <w:r>
-        <w:rPr>
-          <w:lang w:val="en_US" w:bidi="en_US"/>
-        </w:rPr>
-        <w:t xml:space="preserve">; </w:t>
-      </w:r>
-      <w:hyperlink r:id="rId305">
-        <w:r>
-          <w:rPr>
-            <w:lang w:val="en_US" w:bidi="en_US"/>
-          </w:rPr>
-          <w:rPr>
-            <w:color w:val="0000EE"/>
-            <w:u w:val="single"/>
-          </w:rPr>
-          <w:t>26:24</w:t>
-        </w:r>
-      </w:hyperlink>
-      <w:r>
-        <w:rPr>
-          <w:lang w:val="en_US" w:bidi="en_US"/>
-        </w:rPr>
-        <w:t xml:space="preserve">; </w:t>
-      </w:r>
-      <w:hyperlink r:id="rId306">
-        <w:r>
-          <w:rPr>
-            <w:lang w:val="en_US" w:bidi="en_US"/>
-          </w:rPr>
-          <w:rPr>
-            <w:color w:val="0000EE"/>
-            <w:u w:val="single"/>
-          </w:rPr>
-          <w:t>Mark 13:26</w:t>
-        </w:r>
-      </w:hyperlink>
-      <w:r>
-        <w:rPr>
-          <w:lang w:val="en_US" w:bidi="en_US"/>
-        </w:rPr>
-        <w:t xml:space="preserve">; </w:t>
-      </w:r>
-      <w:hyperlink r:id="rId307">
-        <w:r>
-          <w:rPr>
-            <w:lang w:val="en_US" w:bidi="en_US"/>
-          </w:rPr>
-          <w:rPr>
-            <w:color w:val="0000EE"/>
-            <w:u w:val="single"/>
-          </w:rPr>
-          <w:t>Luke 21:27</w:t>
-        </w:r>
-      </w:hyperlink>
-      <w:r>
-        <w:rPr>
-          <w:lang w:val="en_US" w:bidi="en_US"/>
-        </w:rPr>
-        <w:t xml:space="preserve">; </w:t>
-      </w:r>
-      <w:hyperlink r:id="rId308">
-        <w:r>
-          <w:rPr>
-            <w:lang w:val="en_US" w:bidi="en_US"/>
-          </w:rPr>
-          <w:rPr>
-            <w:color w:val="0000EE"/>
-            <w:u w:val="single"/>
-          </w:rPr>
-          <w:t>John 12:34</w:t>
-        </w:r>
-      </w:hyperlink>
-      <w:r>
-        <w:rPr>
-          <w:lang w:val="en_US" w:bidi="en_US"/>
-        </w:rPr>
-        <w:t xml:space="preserve">; see also </w:t>
-      </w:r>
-      <w:hyperlink r:id="rId309">
-        <w:r>
-          <w:rPr>
-            <w:lang w:val="en_US" w:bidi="en_US"/>
-          </w:rPr>
-          <w:rPr>
-            <w:color w:val="0000EE"/>
-            <w:u w:val="single"/>
-          </w:rPr>
-          <w:t>Acts 7:56</w:t>
-        </w:r>
-      </w:hyperlink>
-      <w:r>
-        <w:rPr>
-          <w:lang w:val="en_US" w:bidi="en_US"/>
-        </w:rPr>
-        <w:t xml:space="preserve">; </w:t>
-      </w:r>
-      <w:hyperlink r:id="rId310">
-        <w:r>
-          <w:rPr>
-            <w:lang w:val="en_US" w:bidi="en_US"/>
-          </w:rPr>
-          <w:rPr>
-            <w:color w:val="0000EE"/>
-            <w:u w:val="single"/>
-          </w:rPr>
-          <w:t>Hebrews 2:6</w:t>
-        </w:r>
-      </w:hyperlink>
-      <w:r>
-        <w:rPr>
-          <w:lang w:val="en_US" w:bidi="en_US"/>
-        </w:rPr>
-        <w:t xml:space="preserve">; </w:t>
-      </w:r>
-      <w:hyperlink r:id="rId311">
-        <w:r>
-          <w:rPr>
-            <w:lang w:val="en_US" w:bidi="en_US"/>
-          </w:rPr>
-          <w:rPr>
-            <w:color w:val="0000EE"/>
-            <w:u w:val="single"/>
-          </w:rPr>
-          <w:t>Revelation 1:13</w:t>
-        </w:r>
-      </w:hyperlink>
-      <w:r>
-        <w:rPr>
-          <w:lang w:val="en_US" w:bidi="en_US"/>
-        </w:rPr>
-        <w:t xml:space="preserve">; </w:t>
-      </w:r>
-      <w:hyperlink r:id="rId312">
-        <w:r>
-          <w:rPr>
-            <w:lang w:val="en_US" w:bidi="en_US"/>
-          </w:rPr>
-          <w:rPr>
-            <w:color w:val="0000EE"/>
-            <w:u w:val="single"/>
-          </w:rPr>
-          <w:t>14:14</w:t>
-        </w:r>
-      </w:hyperlink>
-      <w:r>
-        <w:rPr>
-          <w:lang w:val="en_US" w:bidi="en_US"/>
-        </w:rPr>
-        <w:t xml:space="preserve">). </w:t>
-      </w:r>
-      <w:hyperlink r:id="rId313">
-        <w:r>
-          <w:rPr>
-            <w:lang w:val="en_US" w:bidi="en_US"/>
-          </w:rPr>
-          <w:rPr>
-            <w:color w:val="0000EE"/>
-            <w:u w:val="single"/>
-          </w:rPr>
-          <w:t>Revelation 1:7</w:t>
-        </w:r>
-      </w:hyperlink>
-      <w:r>
-        <w:rPr>
-          <w:lang w:val="en_US" w:bidi="en_US"/>
-        </w:rPr>
-        <w:t xml:space="preserve"> also connects this figure to Jesus Christ, who was pierced for our sins. God the Father gave Jesus all authority and power to rule everything and to reach people from all nations and kingdoms (</w:t>
-      </w:r>
-      <w:hyperlink r:id="rId314">
-        <w:r>
-          <w:rPr>
-            <w:lang w:val="en_US" w:bidi="en_US"/>
-          </w:rPr>
-          <w:rPr>
-            <w:color w:val="0000EE"/>
-            <w:u w:val="single"/>
-          </w:rPr>
-          <w:t>Daniel 7:14</w:t>
-        </w:r>
-      </w:hyperlink>
-      <w:r>
-        <w:rPr>
-          <w:lang w:val="en_US" w:bidi="en_US"/>
-        </w:rPr>
-        <w:t xml:space="preserve">; </w:t>
-      </w:r>
-      <w:hyperlink r:id="rId315">
-        <w:r>
-          <w:rPr>
-            <w:lang w:val="en_US" w:bidi="en_US"/>
-          </w:rPr>
-          <w:rPr>
-            <w:color w:val="0000EE"/>
-            <w:u w:val="single"/>
-          </w:rPr>
-          <w:t>Matthew 28:18</w:t>
-        </w:r>
-      </w:hyperlink>
-      <w:r>
-        <w:rPr>
-          <w:lang w:val="en_US" w:bidi="en_US"/>
-        </w:rPr>
-        <w:t xml:space="preserve">; </w:t>
-      </w:r>
-      <w:hyperlink r:id="rId316">
-        <w:r>
-          <w:rPr>
-            <w:lang w:val="en_US" w:bidi="en_US"/>
-          </w:rPr>
-          <w:rPr>
-            <w:color w:val="0000EE"/>
-            <w:u w:val="single"/>
-          </w:rPr>
-          <w:t>19–20</w:t>
-        </w:r>
-      </w:hyperlink>
-      <w:r>
-        <w:rPr>
-          <w:lang w:val="en_US" w:bidi="en_US"/>
-        </w:rPr>
-        <w:t>). God called Abraham to create a great nation through his people and to bless all nations through him (</w:t>
-      </w:r>
-      <w:hyperlink r:id="rId317">
-        <w:r>
-          <w:rPr>
-            <w:lang w:val="en_US" w:bidi="en_US"/>
-          </w:rPr>
-          <w:rPr>
-            <w:color w:val="0000EE"/>
-            <w:u w:val="single"/>
-          </w:rPr>
-          <w:t>Genesis 12:1–3</w:t>
-        </w:r>
-      </w:hyperlink>
-      <w:r>
-        <w:rPr>
-          <w:lang w:val="en_US" w:bidi="en_US"/>
-        </w:rPr>
-        <w:t>). Jesus fulfilled this promise.</w:t>
-      </w:r>
-    </w:p>
-    <w:p>
-      <w:pPr/>
-      <w:r>
-        <w:rPr>
-          <w:lang w:val="en_US" w:bidi="en_US"/>
-        </w:rPr>
-      </w:r>
-      <w:r>
-        <w:rPr>
-          <w:u w:val="single"/>
-          <w:lang w:val="en_US" w:bidi="en_US"/>
-        </w:rPr>
-        <w:t>Passages for Further Study</w:t>
-      </w:r>
-    </w:p>
-    <w:p>
-      <w:pPr/>
-      <w:r>
-        <w:rPr>
-          <w:lang w:val="en_US" w:bidi="en_US"/>
-        </w:rPr>
-      </w:r>
-      <w:hyperlink r:id="rId294">
-        <w:r>
-          <w:rPr>
-            <w:lang w:val="en_US" w:bidi="en_US"/>
-          </w:rPr>
-          <w:rPr>
-            <w:color w:val="0000EE"/>
-            <w:u w:val="single"/>
-          </w:rPr>
-          <w:t>Daniel 7:13–14</w:t>
-        </w:r>
-      </w:hyperlink>
-      <w:r>
-        <w:rPr>
-          <w:lang w:val="en_US" w:bidi="en_US"/>
-        </w:rPr>
-        <w:t xml:space="preserve">; </w:t>
-      </w:r>
-      <w:hyperlink r:id="rId304">
-        <w:r>
-          <w:rPr>
-            <w:lang w:val="en_US" w:bidi="en_US"/>
-          </w:rPr>
-          <w:rPr>
-            <w:color w:val="0000EE"/>
-            <w:u w:val="single"/>
-          </w:rPr>
-          <w:t>Matthew 24:30</w:t>
-        </w:r>
-      </w:hyperlink>
-      <w:r>
-        <w:rPr>
-          <w:lang w:val="en_US" w:bidi="en_US"/>
-        </w:rPr>
-        <w:t xml:space="preserve">; </w:t>
-      </w:r>
-      <w:hyperlink r:id="rId305">
-        <w:r>
-          <w:rPr>
-            <w:lang w:val="en_US" w:bidi="en_US"/>
-          </w:rPr>
-          <w:rPr>
-            <w:color w:val="0000EE"/>
-            <w:u w:val="single"/>
-          </w:rPr>
-          <w:t>26:24</w:t>
-        </w:r>
-      </w:hyperlink>
-      <w:r>
-        <w:rPr>
-          <w:lang w:val="en_US" w:bidi="en_US"/>
-        </w:rPr>
-        <w:t xml:space="preserve">; </w:t>
-      </w:r>
-      <w:hyperlink r:id="rId306">
-        <w:r>
-          <w:rPr>
-            <w:lang w:val="en_US" w:bidi="en_US"/>
-          </w:rPr>
-          <w:rPr>
-            <w:color w:val="0000EE"/>
-            <w:u w:val="single"/>
-          </w:rPr>
-          <w:t>Mark 13:26</w:t>
-        </w:r>
-      </w:hyperlink>
-      <w:r>
-        <w:rPr>
-          <w:lang w:val="en_US" w:bidi="en_US"/>
-        </w:rPr>
-        <w:t xml:space="preserve">; </w:t>
-      </w:r>
-      <w:hyperlink r:id="rId307">
-        <w:r>
-          <w:rPr>
-            <w:lang w:val="en_US" w:bidi="en_US"/>
-          </w:rPr>
-          <w:rPr>
-            <w:color w:val="0000EE"/>
-            <w:u w:val="single"/>
-          </w:rPr>
-          <w:t>Luke 21:27</w:t>
-        </w:r>
-      </w:hyperlink>
-      <w:r>
-        <w:rPr>
-          <w:lang w:val="en_US" w:bidi="en_US"/>
-        </w:rPr>
-        <w:t xml:space="preserve">; </w:t>
-      </w:r>
-      <w:hyperlink r:id="rId308">
-        <w:r>
-          <w:rPr>
-            <w:lang w:val="en_US" w:bidi="en_US"/>
-          </w:rPr>
-          <w:rPr>
-            <w:color w:val="0000EE"/>
-            <w:u w:val="single"/>
-          </w:rPr>
-          <w:t>John 12:34</w:t>
-        </w:r>
-      </w:hyperlink>
-      <w:r>
-        <w:rPr>
-          <w:lang w:val="en_US" w:bidi="en_US"/>
-        </w:rPr>
-        <w:t xml:space="preserve">; </w:t>
-      </w:r>
-      <w:hyperlink r:id="rId311">
-        <w:r>
-          <w:rPr>
-            <w:lang w:val="en_US" w:bidi="en_US"/>
-          </w:rPr>
-          <w:rPr>
-            <w:color w:val="0000EE"/>
-            <w:u w:val="single"/>
-          </w:rPr>
-          <w:t>Revelation 1:13</w:t>
-        </w:r>
-      </w:hyperlink>
-      <w:r>
-        <w:rPr>
-          <w:lang w:val="en_US" w:bidi="en_US"/>
-        </w:rPr>
-        <w:t xml:space="preserve">; </w:t>
-      </w:r>
-      <w:hyperlink r:id="rId312">
-        <w:r>
-          <w:rPr>
-            <w:lang w:val="en_US" w:bidi="en_US"/>
-          </w:rPr>
-          <w:rPr>
-            <w:color w:val="0000EE"/>
-            <w:u w:val="single"/>
-          </w:rPr>
-          <w:t>14:14</w:t>
-        </w:r>
-      </w:hyperlink>
-      <w:r>
-        <w:rPr>
-          <w:lang w:val="en_US" w:bidi="en_US"/>
-        </w:rPr>
-      </w:r>
-      <w:r>
-        <w:rPr>
-          <w:lang w:val="en_US" w:bidi="en_US"/>
-        </w:rPr>
-      </w:r>
-    </w:p>
-    <w:p>
-      <w:pPr/>
-      <w:r>
-        <w:rPr>
-          <w:lang w:val="en_US" w:bidi="en_US"/>
-        </w:rPr>
-      </w:r>
-    </w:p>
-    <w:p>
-      <w:pPr>
-        <w:pStyle w:val="Heading2"/>
-      </w:pPr>
-      <w:r>
-        <w:rPr>
-          <w:lang w:val="en_US" w:bidi="en_US"/>
-        </w:rPr>
-        <w:t>Stephen</w:t>
-      </w:r>
-      <w:r>
-        <w:rPr>
-          <w:lang w:val="en_US" w:bidi="en_US"/>
-        </w:rPr>
-      </w:r>
-    </w:p>
-    <w:p>
-      <w:pPr/>
-      <w:r>
-        <w:rPr>
-          <w:lang w:val="en_US" w:bidi="en_US"/>
-        </w:rPr>
-      </w:r>
-      <w:r>
-        <w:rPr>
-          <w:lang w:val="en_US" w:bidi="en_US"/>
-        </w:rPr>
-        <w:t>Stephen was an early Christian whose life was an example for others to follow. Because he spoke bravely about his faith, the Jewish authorities arrested and killed him. He is known as the first Christian martyr. This means he was the first person to die for his faith in Jesus.</w:t>
-      </w:r>
-    </w:p>
-    <w:p>
-      <w:pPr/>
-      <w:r>
-        <w:rPr>
-          <w:lang w:val="en_US" w:bidi="en_US"/>
-        </w:rPr>
-      </w:r>
-      <w:r>
-        <w:rPr>
-          <w:lang w:val="en_US" w:bidi="en_US"/>
-        </w:rPr>
-        <w:t>Stephen was one of seven men chosen to help distribute food to needy Christians in Jerusalem (</w:t>
-      </w:r>
-      <w:hyperlink r:id="rId318">
-        <w:r>
-          <w:rPr>
-            <w:lang w:val="en_US" w:bidi="en_US"/>
-          </w:rPr>
-          <w:rPr>
-            <w:color w:val="0000EE"/>
-            <w:u w:val="single"/>
-          </w:rPr>
-          <w:t>Acts 6:1–6</w:t>
-        </w:r>
-      </w:hyperlink>
-      <w:r>
-        <w:rPr>
-          <w:lang w:val="en_US" w:bidi="en_US"/>
-        </w:rPr>
-        <w:t>). Of the seven men chosen, Stephen was special because he was “full of faith and the Holy Spirit” (</w:t>
-      </w:r>
-      <w:hyperlink r:id="rId319">
-        <w:r>
-          <w:rPr>
-            <w:lang w:val="en_US" w:bidi="en_US"/>
-          </w:rPr>
-          <w:rPr>
-            <w:color w:val="0000EE"/>
-            <w:u w:val="single"/>
-          </w:rPr>
-          <w:t>Acts 6:5</w:t>
-        </w:r>
-      </w:hyperlink>
-      <w:r>
-        <w:rPr>
-          <w:lang w:val="en_US" w:bidi="en_US"/>
-        </w:rPr>
-        <w:t>). Showing God's grace and power in a special way, he performed miracles (</w:t>
-      </w:r>
-      <w:hyperlink r:id="rId320">
-        <w:r>
-          <w:rPr>
-            <w:lang w:val="en_US" w:bidi="en_US"/>
-          </w:rPr>
-          <w:rPr>
-            <w:color w:val="0000EE"/>
-            <w:u w:val="single"/>
-          </w:rPr>
-          <w:t>Acts 6:8</w:t>
-        </w:r>
-      </w:hyperlink>
-      <w:r>
-        <w:rPr>
-          <w:lang w:val="en_US" w:bidi="en_US"/>
-        </w:rPr>
-        <w:t>). He was brave in telling others about Jesus and was good at explaining and protecting Christian beliefs (</w:t>
-      </w:r>
-      <w:hyperlink r:id="rId321">
-        <w:r>
-          <w:rPr>
-            <w:lang w:val="en_US" w:bidi="en_US"/>
-          </w:rPr>
-          <w:rPr>
-            <w:color w:val="0000EE"/>
-            <w:u w:val="single"/>
-          </w:rPr>
-          <w:t>Acts 6:9–10</w:t>
-        </w:r>
-      </w:hyperlink>
-      <w:r>
-        <w:rPr>
-          <w:lang w:val="en_US" w:bidi="en_US"/>
-        </w:rPr>
-        <w:t>). Because he spoke so openly about Jesus, the Jewish leaders arrested him. They brought him before their ruling council (called the Sanhedrin) to question him (</w:t>
-      </w:r>
-      <w:hyperlink r:id="rId322">
-        <w:r>
-          <w:rPr>
-            <w:lang w:val="en_US" w:bidi="en_US"/>
-          </w:rPr>
-          <w:rPr>
-            <w:color w:val="0000EE"/>
-            <w:u w:val="single"/>
-          </w:rPr>
-          <w:t>Acts 6:9–12</w:t>
-        </w:r>
-      </w:hyperlink>
-      <w:r>
-        <w:rPr>
-          <w:lang w:val="en_US" w:bidi="en_US"/>
-        </w:rPr>
-        <w:t>).</w:t>
-      </w:r>
-    </w:p>
-    <w:p>
-      <w:pPr/>
-      <w:r>
-        <w:rPr>
-          <w:lang w:val="en_US" w:bidi="en_US"/>
-        </w:rPr>
-      </w:r>
-      <w:r>
-        <w:rPr>
-          <w:lang w:val="en_US" w:bidi="en_US"/>
-        </w:rPr>
-        <w:t>Witnesses accused Stephen of speaking against the holy temple and the law of Moses (</w:t>
-      </w:r>
-      <w:hyperlink r:id="rId323">
-        <w:r>
-          <w:rPr>
-            <w:lang w:val="en_US" w:bidi="en_US"/>
-          </w:rPr>
-          <w:rPr>
-            <w:color w:val="0000EE"/>
-            <w:u w:val="single"/>
-          </w:rPr>
-          <w:t>Acts 6:13–14</w:t>
-        </w:r>
-      </w:hyperlink>
-      <w:r>
-        <w:rPr>
-          <w:lang w:val="en_US" w:bidi="en_US"/>
-        </w:rPr>
-        <w:t xml:space="preserve">; compare </w:t>
-      </w:r>
-      <w:hyperlink r:id="rId324">
-        <w:r>
-          <w:rPr>
-            <w:lang w:val="en_US" w:bidi="en_US"/>
-          </w:rPr>
-          <w:rPr>
-            <w:color w:val="0000EE"/>
-            <w:u w:val="single"/>
-          </w:rPr>
-          <w:t>Mark 13:2</w:t>
-        </w:r>
-      </w:hyperlink>
-      <w:r>
-        <w:rPr>
-          <w:lang w:val="en_US" w:bidi="en_US"/>
-        </w:rPr>
-        <w:t xml:space="preserve">; </w:t>
-      </w:r>
-      <w:hyperlink r:id="rId325">
-        <w:r>
-          <w:rPr>
-            <w:lang w:val="en_US" w:bidi="en_US"/>
-          </w:rPr>
-          <w:rPr>
-            <w:color w:val="0000EE"/>
-            <w:u w:val="single"/>
-          </w:rPr>
-          <w:t>John 2:19</w:t>
-        </w:r>
-      </w:hyperlink>
-      <w:r>
-        <w:rPr>
-          <w:lang w:val="en_US" w:bidi="en_US"/>
-        </w:rPr>
-        <w:t xml:space="preserve">; </w:t>
-      </w:r>
-      <w:hyperlink r:id="rId326">
-        <w:r>
-          <w:rPr>
-            <w:lang w:val="en_US" w:bidi="en_US"/>
-          </w:rPr>
-          <w:rPr>
-            <w:color w:val="0000EE"/>
-            <w:u w:val="single"/>
-          </w:rPr>
-          <w:t>4:21</w:t>
-        </w:r>
-      </w:hyperlink>
-      <w:r>
-        <w:rPr>
-          <w:lang w:val="en_US" w:bidi="en_US"/>
-        </w:rPr>
-        <w:t>). Stephen defended himself before the Jewish ruling council (</w:t>
-      </w:r>
-      <w:hyperlink r:id="rId327">
-        <w:r>
-          <w:rPr>
-            <w:lang w:val="en_US" w:bidi="en_US"/>
-          </w:rPr>
-          <w:rPr>
-            <w:color w:val="0000EE"/>
-            <w:u w:val="single"/>
-          </w:rPr>
-          <w:t>Acts 7:1–53</w:t>
-        </w:r>
-      </w:hyperlink>
-      <w:r>
-        <w:rPr>
-          <w:lang w:val="en_US" w:bidi="en_US"/>
-        </w:rPr>
-        <w:t>). He talked about Israel's long history of resisting God and his servants—first Moses and now the Prophet whom Moses had predicted (</w:t>
-      </w:r>
-      <w:hyperlink r:id="rId328">
-        <w:r>
-          <w:rPr>
-            <w:lang w:val="en_US" w:bidi="en_US"/>
-          </w:rPr>
-          <w:rPr>
-            <w:color w:val="0000EE"/>
-            <w:u w:val="single"/>
-          </w:rPr>
-          <w:t>Acts 7:51–53</w:t>
-        </w:r>
-      </w:hyperlink>
-      <w:r>
-        <w:rPr>
-          <w:lang w:val="en_US" w:bidi="en_US"/>
-        </w:rPr>
-        <w:t>). The Jewish authorities, angry at Stephen's bold claims, dragged him outside the city and stoned him to death (</w:t>
-      </w:r>
-      <w:hyperlink r:id="rId329">
-        <w:r>
-          <w:rPr>
-            <w:lang w:val="en_US" w:bidi="en_US"/>
-          </w:rPr>
-          <w:rPr>
-            <w:color w:val="0000EE"/>
-            <w:u w:val="single"/>
-          </w:rPr>
-          <w:t>Acts 7:54–60</w:t>
-        </w:r>
-      </w:hyperlink>
-      <w:r>
-        <w:rPr>
-          <w:lang w:val="en_US" w:bidi="en_US"/>
-        </w:rPr>
-        <w:t>). As he died, Stephen prayed for their forgiveness (</w:t>
-      </w:r>
-      <w:hyperlink r:id="rId330">
-        <w:r>
-          <w:rPr>
-            <w:lang w:val="en_US" w:bidi="en_US"/>
-          </w:rPr>
-          <w:rPr>
-            <w:color w:val="0000EE"/>
-            <w:u w:val="single"/>
-          </w:rPr>
-          <w:t>Acts 7:60</w:t>
-        </w:r>
-      </w:hyperlink>
-      <w:r>
-        <w:rPr>
-          <w:lang w:val="en_US" w:bidi="en_US"/>
-        </w:rPr>
-        <w:t>).</w:t>
-      </w:r>
-    </w:p>
-    <w:p>
-      <w:pPr/>
-      <w:r>
-        <w:rPr>
-          <w:lang w:val="en_US" w:bidi="en_US"/>
-        </w:rPr>
-      </w:r>
       <w:r>
         <w:rPr>
           <w:lang w:val="en_US" w:bidi="en_US"/>
@@ -9151,7 +9074,7 @@
         <w:rPr>
           <w:lang w:val="en_US" w:bidi="en_US"/>
         </w:rPr>
-        <w:t>). This persecution caused the Good News to spread further as believers left Jerusalem and shared Jesus's message wherever they went (</w:t>
+        <w:t>). This persecution caused the good news to spread further as believers left Jerusalem and shared the message of Jesus wherever they went (</w:t>
       </w:r>
       <w:hyperlink r:id="rId332">
         <w:r>
